--- a/docs/Raphael_Kaique_Dias_Santos_-_Resume.docx
+++ b/docs/Raphael_Kaique_Dias_Santos_-_Resume.docx
@@ -5,11 +5,14 @@
     <w:p>
       <w:pPr>
         <w:jc w:val="center"/>
+        <w:rPr>
+          <w:rFonts w:hint="eastAsia"/>
+        </w:rPr>
       </w:pPr>
       <w:r>
         <w:rPr>
           <w:b/>
-          <w:sz w:val="38"/>
+          <w:sz w:val="40"/>
         </w:rPr>
         <w:t xml:space="preserve">Raphael </w:t>
       </w:r>
@@ -17,7 +20,7 @@
       <w:r>
         <w:rPr>
           <w:b/>
-          <w:sz w:val="38"/>
+          <w:sz w:val="40"/>
         </w:rPr>
         <w:t>Kaíque</w:t>
       </w:r>
@@ -25,2263 +28,1238 @@
       <w:r>
         <w:rPr>
           <w:b/>
-          <w:sz w:val="38"/>
+          <w:sz w:val="40"/>
         </w:rPr>
         <w:t xml:space="preserve"> Dias Santos</w:t>
       </w:r>
     </w:p>
     <w:p>
       <w:pPr>
+        <w:spacing w:after="60"/>
         <w:jc w:val="center"/>
+        <w:rPr>
+          <w:rFonts w:hint="eastAsia"/>
+        </w:rPr>
       </w:pPr>
+      <w:r>
+        <w:rPr>
+          <w:b/>
+          <w:sz w:val="22"/>
+        </w:rPr>
+        <w:t>Senior Backend Engineer | Software Engineer</w:t>
+      </w:r>
+    </w:p>
+    <w:p>
+      <w:pPr>
+        <w:spacing w:after="140"/>
+        <w:jc w:val="center"/>
+        <w:rPr>
+          <w:rFonts w:hint="eastAsia"/>
+        </w:rPr>
+      </w:pPr>
+      <w:r>
+        <w:t>Belo Horizonte</w:t>
+      </w:r>
+      <w:r>
+        <w:t xml:space="preserve">, Minas Gerais, </w:t>
+      </w:r>
+      <w:proofErr w:type="gramStart"/>
+      <w:r>
+        <w:t>Brazil  •</w:t>
+      </w:r>
+      <w:proofErr w:type="gramEnd"/>
+      <w:r>
+        <w:t xml:space="preserve">  </w:t>
+      </w:r>
+      <w:r>
+        <w:t>raphaelkaique1</w:t>
+      </w:r>
+      <w:r>
+        <w:t>@</w:t>
+      </w:r>
+      <w:r>
+        <w:t>protonmail</w:t>
+      </w:r>
+      <w:r>
+        <w:t>.com  •  +</w:t>
+      </w:r>
+      <w:r>
+        <w:t>1 (404) 492-6298</w:t>
+      </w:r>
+    </w:p>
+    <w:p>
+      <w:pPr>
+        <w:pStyle w:val="Ttulo1"/>
+        <w:spacing w:before="120" w:after="60"/>
+      </w:pPr>
+      <w:r>
+        <w:t>PROFESSIONAL SUMMARY</w:t>
+      </w:r>
+    </w:p>
+    <w:p>
+      <w:pPr>
+        <w:spacing w:after="60"/>
+        <w:rPr>
+          <w:rFonts w:hint="eastAsia"/>
+        </w:rPr>
+      </w:pPr>
+      <w:r>
+        <w:t xml:space="preserve">Backend-focused Software Engineer with professional software development experience since 2020, specializing in PHP, Symfony, TypeScript/Node.js, </w:t>
+      </w:r>
       <w:proofErr w:type="spellStart"/>
+      <w:r>
+        <w:t>NestJS</w:t>
+      </w:r>
+      <w:proofErr w:type="spellEnd"/>
+      <w:r>
+        <w:t>, Go</w:t>
+      </w:r>
+      <w:r>
+        <w:t>, Gin</w:t>
+      </w:r>
+      <w:r>
+        <w:t>, PostgreSQL</w:t>
+      </w:r>
+      <w:r>
+        <w:t>, MongoDB</w:t>
+      </w:r>
+      <w:r>
+        <w:t xml:space="preserve">, </w:t>
+      </w:r>
+      <w:proofErr w:type="spellStart"/>
+      <w:r>
+        <w:t>GraphQL</w:t>
+      </w:r>
+      <w:proofErr w:type="spellEnd"/>
+      <w:r>
+        <w:t xml:space="preserve">, </w:t>
+      </w:r>
+      <w:r>
+        <w:t xml:space="preserve">RESTful APIs, </w:t>
+      </w:r>
+      <w:r>
+        <w:t xml:space="preserve">Cloud (AWS/GCP) </w:t>
+      </w:r>
+      <w:r>
+        <w:t>and software architecture. Experienced across the software development lifecycle, including requirements analysis, system design, implementation, integration, testing, deployment, troubleshooting, and production support. Background spans IoT, telecommunications, AI/computer vision, remote teleoperation, autonomous vehicles, real-time communication, distributed systems, and Linux infrastructure.</w:t>
+      </w:r>
+    </w:p>
+    <w:p>
+      <w:pPr>
+        <w:rPr>
+          <w:rFonts w:hint="eastAsia"/>
+        </w:rPr>
+      </w:pPr>
+      <w:r>
+        <w:t>Comfortable working across backend services, APIs, databases, cloud services, networking, and infrastructure, with experience integrating software with operational and industrial systems. Strong foundation in system integration, scalable architecture, and maintainable software engineering practices.</w:t>
+      </w:r>
+    </w:p>
+    <w:p>
+      <w:pPr>
+        <w:pStyle w:val="Ttulo1"/>
+        <w:spacing w:before="120" w:after="60"/>
+      </w:pPr>
+      <w:r>
+        <w:t>CORE TECHNOLOGIES</w:t>
+      </w:r>
+    </w:p>
+    <w:p>
+      <w:pPr>
+        <w:rPr>
+          <w:rFonts w:hint="eastAsia"/>
+        </w:rPr>
+      </w:pPr>
       <w:r>
         <w:rPr>
           <w:b/>
         </w:rPr>
-        <w:t>Desenvolvedor</w:t>
+        <w:t xml:space="preserve">Backend: </w:t>
+      </w:r>
+      <w:r>
+        <w:t xml:space="preserve">PHP, Symfony, TypeScript, Node.js, </w:t>
+      </w:r>
+      <w:proofErr w:type="spellStart"/>
+      <w:r>
+        <w:t>NestJS</w:t>
       </w:r>
       <w:proofErr w:type="spellEnd"/>
+      <w:r>
+        <w:t>,</w:t>
+      </w:r>
+      <w:r>
+        <w:t xml:space="preserve"> Go, Gin, Java, Spring Boot</w:t>
+      </w:r>
+    </w:p>
+    <w:p>
+      <w:pPr>
+        <w:rPr>
+          <w:rFonts w:hint="eastAsia"/>
+        </w:rPr>
+      </w:pPr>
       <w:r>
         <w:rPr>
           <w:b/>
         </w:rPr>
-        <w:t xml:space="preserve"> Backend / Full Stack | PHP • Symfony • TypeScript • </w:t>
-      </w:r>
-      <w:proofErr w:type="spellStart"/>
+        <w:t xml:space="preserve">Databases: </w:t>
+      </w:r>
+      <w:r>
+        <w:t>PostgreSQL, SQLite, MongoDB, Redis, Neo4j, Oracle</w:t>
+      </w:r>
+    </w:p>
+    <w:p>
+      <w:pPr>
+        <w:rPr>
+          <w:rFonts w:hint="eastAsia"/>
+        </w:rPr>
+      </w:pPr>
       <w:r>
         <w:rPr>
           <w:b/>
         </w:rPr>
-        <w:t>NestJS</w:t>
+        <w:t xml:space="preserve">APIs &amp; Architecture: </w:t>
+      </w:r>
+      <w:r>
+        <w:t xml:space="preserve">REST/RESTful APIs, SOAP, </w:t>
+      </w:r>
+      <w:proofErr w:type="spellStart"/>
+      <w:r>
+        <w:t>GraphQL</w:t>
       </w:r>
       <w:proofErr w:type="spellEnd"/>
+      <w:r>
+        <w:t xml:space="preserve">, </w:t>
+      </w:r>
+      <w:proofErr w:type="spellStart"/>
+      <w:r>
+        <w:t>gRPC</w:t>
+      </w:r>
+      <w:proofErr w:type="spellEnd"/>
+      <w:r>
+        <w:t xml:space="preserve">, </w:t>
+      </w:r>
+      <w:proofErr w:type="spellStart"/>
+      <w:r>
+        <w:t>WebSockets</w:t>
+      </w:r>
+      <w:proofErr w:type="spellEnd"/>
+      <w:r>
+        <w:t>, WebRTC, Microservices, Event-Driven Architecture, DDD, SOLID, Design Patterns, Hexagonal Architecture, Clean Architecture, MVC, System Design, TDD</w:t>
+      </w:r>
+    </w:p>
+    <w:p>
+      <w:pPr>
+        <w:rPr>
+          <w:rFonts w:hint="eastAsia"/>
+        </w:rPr>
+      </w:pPr>
       <w:r>
         <w:rPr>
           <w:b/>
         </w:rPr>
-        <w:t xml:space="preserve"> • Go • Gin • Java • </w:t>
-      </w:r>
-      <w:proofErr w:type="spellStart"/>
+        <w:t xml:space="preserve">Infrastructure &amp; Cloud: </w:t>
+      </w:r>
+      <w:r>
+        <w:t>Linux, Shell Scripting, NGINX, Apache, Docker/Compose, Git, GitHub, GitLab, Jenkins CI/CD, SSH, Virtualization, Cloud Environments</w:t>
+      </w:r>
+    </w:p>
+    <w:p>
+      <w:pPr>
+        <w:rPr>
+          <w:rFonts w:hint="eastAsia"/>
+        </w:rPr>
+      </w:pPr>
       <w:r>
         <w:rPr>
           <w:b/>
         </w:rPr>
-        <w:t>SpringBoot</w:t>
+        <w:t xml:space="preserve">Messaging &amp; Real-Time: </w:t>
+      </w:r>
+      <w:r>
+        <w:t>RabbitMQ, MQTT/</w:t>
+      </w:r>
+      <w:proofErr w:type="spellStart"/>
+      <w:r>
+        <w:t>Mosquitto</w:t>
+      </w:r>
+      <w:proofErr w:type="spellEnd"/>
+      <w:r>
+        <w:t xml:space="preserve">, TCP/UDP, RTP/RTSP, SIP, ONVIF, </w:t>
+      </w:r>
+      <w:proofErr w:type="spellStart"/>
+      <w:r>
+        <w:t>cURL</w:t>
+      </w:r>
+      <w:proofErr w:type="spellEnd"/>
+      <w:r>
+        <w:t>, JSON, JWT</w:t>
+      </w:r>
+    </w:p>
+    <w:p>
+      <w:pPr>
+        <w:rPr>
+          <w:rFonts w:hint="eastAsia"/>
+        </w:rPr>
+      </w:pPr>
+      <w:r>
+        <w:rPr>
+          <w:b/>
+        </w:rPr>
+        <w:t xml:space="preserve">Additional: </w:t>
+      </w:r>
+      <w:r>
+        <w:t xml:space="preserve">JavaScript, </w:t>
+      </w:r>
+      <w:r>
+        <w:t>Vue</w:t>
+      </w:r>
+      <w:r>
+        <w:t xml:space="preserve">, </w:t>
+      </w:r>
+      <w:r>
+        <w:t>Angular, C#</w:t>
+      </w:r>
+      <w:r>
+        <w:t>/ASP.Net</w:t>
+      </w:r>
+      <w:r>
+        <w:t>/.NET, C/C++, Python, Qt/QML, IoT, Telemetry, CAN/</w:t>
+      </w:r>
+      <w:proofErr w:type="spellStart"/>
+      <w:r>
+        <w:t>CANopen</w:t>
+      </w:r>
+      <w:proofErr w:type="spellEnd"/>
+      <w:r>
+        <w:t xml:space="preserve">, OpenCV, </w:t>
+      </w:r>
+      <w:proofErr w:type="spellStart"/>
+      <w:r>
+        <w:t>FFmpeg</w:t>
+      </w:r>
+      <w:proofErr w:type="spellEnd"/>
+      <w:r>
+        <w:t>/</w:t>
+      </w:r>
+      <w:proofErr w:type="spellStart"/>
+      <w:r>
+        <w:t>GStreame</w:t>
+      </w:r>
+      <w:r>
+        <w:t>r</w:t>
       </w:r>
       <w:proofErr w:type="spellEnd"/>
     </w:p>
     <w:p>
       <w:pPr>
-        <w:jc w:val="center"/>
+        <w:pStyle w:val="Ttulo1"/>
+        <w:spacing w:before="120" w:after="60"/>
       </w:pPr>
       <w:r>
-        <w:t xml:space="preserve">Grande BH, Minas Gerais, </w:t>
+        <w:t>PROFESSIONAL EXPERIENCE</w:t>
+      </w:r>
+    </w:p>
+    <w:p>
+      <w:pPr>
+        <w:rPr>
+          <w:rFonts w:hint="eastAsia"/>
+        </w:rPr>
+      </w:pPr>
+      <w:r>
+        <w:rPr>
+          <w:b/>
+        </w:rPr>
+        <w:t xml:space="preserve">SEESTEC </w:t>
       </w:r>
       <w:proofErr w:type="spellStart"/>
       <w:r>
-        <w:t>Brasil</w:t>
+        <w:rPr>
+          <w:b/>
+        </w:rPr>
+        <w:t>Engenharia</w:t>
       </w:r>
       <w:proofErr w:type="spellEnd"/>
       <w:r>
-        <w:t xml:space="preserve"> • raphaelkaiquediassantos1@gmail.com • +55 (31) 99665-3731</w:t>
+        <w:rPr>
+          <w:b/>
+        </w:rPr>
+        <w:t xml:space="preserve"> e </w:t>
+      </w:r>
+      <w:proofErr w:type="spellStart"/>
+      <w:r>
+        <w:rPr>
+          <w:b/>
+        </w:rPr>
+        <w:t>Tecnologia</w:t>
+      </w:r>
+      <w:proofErr w:type="spellEnd"/>
+      <w:r>
+        <w:rPr>
+          <w:b/>
+        </w:rPr>
+        <w:t xml:space="preserve"> — Development Analyst</w:t>
+      </w:r>
+      <w:r>
+        <w:t xml:space="preserve"> | Jan 2026 – Present</w:t>
+      </w:r>
+    </w:p>
+    <w:p>
+      <w:pPr>
+        <w:spacing w:after="30"/>
+        <w:ind w:left="216" w:hanging="173"/>
+        <w:rPr>
+          <w:rFonts w:hint="eastAsia"/>
+        </w:rPr>
+      </w:pPr>
+      <w:r>
+        <w:rPr>
+          <w:b/>
+        </w:rPr>
+        <w:t xml:space="preserve">• </w:t>
+      </w:r>
+      <w:r>
+        <w:t>Design, develop, test, deploy, and maintain software solutions across the software development lifecycle, from requirements analysis and system architecture to production support.</w:t>
+      </w:r>
+    </w:p>
+    <w:p>
+      <w:pPr>
+        <w:spacing w:after="30"/>
+        <w:ind w:left="216" w:hanging="173"/>
+        <w:rPr>
+          <w:rFonts w:hint="eastAsia"/>
+        </w:rPr>
+      </w:pPr>
+      <w:r>
+        <w:rPr>
+          <w:b/>
+        </w:rPr>
+        <w:t xml:space="preserve">• </w:t>
+      </w:r>
+      <w:r>
+        <w:t>Develop and evolve software solutions for AI, IoT, remote teleoperation, and autonomous vehicle applications, working across backend systems, real-time communication, telemetry, computer vision, and distributed infrastructure.</w:t>
+      </w:r>
+    </w:p>
+    <w:p>
+      <w:pPr>
+        <w:spacing w:after="30"/>
+        <w:ind w:left="216" w:hanging="173"/>
+        <w:rPr>
+          <w:rFonts w:hint="eastAsia"/>
+        </w:rPr>
+      </w:pPr>
+      <w:r>
+        <w:rPr>
+          <w:b/>
+        </w:rPr>
+        <w:t xml:space="preserve">• </w:t>
+      </w:r>
+      <w:r>
+        <w:t>Design and implement APIs, web services, backend routines, and integrations with internal and third-party systems using PHP/Symfony, TypeScript/Node.js/</w:t>
+      </w:r>
+      <w:proofErr w:type="spellStart"/>
+      <w:r>
+        <w:t>NestJS</w:t>
+      </w:r>
+      <w:proofErr w:type="spellEnd"/>
+      <w:r>
+        <w:t>, Linux, NGINX, Docker/Compose, Git, Shell Scripting, MongoDB, Redis, MySQL, and SQLite.</w:t>
+      </w:r>
+    </w:p>
+    <w:p>
+      <w:pPr>
+        <w:spacing w:after="30"/>
+        <w:ind w:left="216" w:hanging="173"/>
+        <w:rPr>
+          <w:rFonts w:hint="eastAsia"/>
+        </w:rPr>
+      </w:pPr>
+      <w:r>
+        <w:rPr>
+          <w:b/>
+        </w:rPr>
+        <w:t xml:space="preserve">• </w:t>
+      </w:r>
+      <w:r>
+        <w:t xml:space="preserve">Develop and integrate real-time communication systems involving </w:t>
+      </w:r>
+      <w:proofErr w:type="spellStart"/>
+      <w:r>
+        <w:t>WebSockets</w:t>
+      </w:r>
+      <w:proofErr w:type="spellEnd"/>
+      <w:r>
+        <w:t>, WebRTC, RTP/RTSP, SIP, TCP/UDP, MQTT, and ONVIF.</w:t>
+      </w:r>
+    </w:p>
+    <w:p>
+      <w:pPr>
+        <w:spacing w:after="30"/>
+        <w:ind w:left="216" w:hanging="173"/>
+        <w:rPr>
+          <w:rFonts w:hint="eastAsia"/>
+        </w:rPr>
+      </w:pPr>
+      <w:r>
+        <w:rPr>
+          <w:b/>
+        </w:rPr>
+        <w:t xml:space="preserve">• </w:t>
+      </w:r>
+      <w:r>
+        <w:t xml:space="preserve">Work with AI and </w:t>
+      </w:r>
+      <w:proofErr w:type="gramStart"/>
+      <w:r>
+        <w:t>computer</w:t>
+      </w:r>
+      <w:proofErr w:type="gramEnd"/>
+      <w:r>
+        <w:t xml:space="preserve"> vision environments using NVIDIA Jetson, </w:t>
+      </w:r>
+      <w:r>
+        <w:t xml:space="preserve">YOLO, </w:t>
+      </w:r>
+      <w:r>
+        <w:t>OpenCV, and Tesseract, including integration of LLM, RAG, and AI-agent capabilities.</w:t>
+      </w:r>
+    </w:p>
+    <w:p>
+      <w:pPr>
+        <w:spacing w:after="30"/>
+        <w:ind w:left="216" w:hanging="173"/>
+        <w:rPr>
+          <w:rFonts w:hint="eastAsia"/>
+        </w:rPr>
+      </w:pPr>
+      <w:r>
+        <w:rPr>
+          <w:b/>
+        </w:rPr>
+        <w:t xml:space="preserve">• </w:t>
+      </w:r>
+      <w:r>
+        <w:t>Perform unit, integration, and system testing, troubleshooting, root-cause analysis, performance optimization, technical documentation, and production support.</w:t>
+      </w:r>
+    </w:p>
+    <w:p>
+      <w:pPr>
+        <w:rPr>
+          <w:rFonts w:hint="eastAsia"/>
+        </w:rPr>
+      </w:pPr>
+      <w:r>
+        <w:rPr>
+          <w:b/>
+        </w:rPr>
+        <w:t xml:space="preserve">ARQIA Telecom &amp; IoT </w:t>
+      </w:r>
+      <w:proofErr w:type="spellStart"/>
+      <w:r>
+        <w:rPr>
+          <w:b/>
+        </w:rPr>
+        <w:t>Latam</w:t>
+      </w:r>
+      <w:proofErr w:type="spellEnd"/>
+      <w:r>
+        <w:rPr>
+          <w:b/>
+        </w:rPr>
+        <w:t xml:space="preserve"> — Development Analyst</w:t>
+      </w:r>
+      <w:r>
+        <w:t xml:space="preserve"> | Sep 2025 – Jan 2026</w:t>
+      </w:r>
+    </w:p>
+    <w:p>
+      <w:pPr>
+        <w:spacing w:after="30"/>
+        <w:ind w:left="216" w:hanging="173"/>
+        <w:rPr>
+          <w:rFonts w:hint="eastAsia"/>
+        </w:rPr>
+      </w:pPr>
+      <w:r>
+        <w:rPr>
+          <w:b/>
+        </w:rPr>
+        <w:t xml:space="preserve">• </w:t>
+      </w:r>
+      <w:r>
+        <w:t>Developed and maintained software solutions for IoT, MVNO, and VoIP environments.</w:t>
+      </w:r>
+    </w:p>
+    <w:p>
+      <w:pPr>
+        <w:spacing w:after="30"/>
+        <w:ind w:left="216" w:hanging="173"/>
+        <w:rPr>
+          <w:rFonts w:hint="eastAsia"/>
+        </w:rPr>
+      </w:pPr>
+      <w:r>
+        <w:rPr>
+          <w:b/>
+        </w:rPr>
+        <w:t xml:space="preserve">• </w:t>
+      </w:r>
+      <w:r>
+        <w:t>Developed REST/SOAP APIs, web services, and system integrations using PHP, JavaScript</w:t>
+      </w:r>
+      <w:r>
+        <w:t xml:space="preserve">, MySQL, </w:t>
+      </w:r>
+      <w:r>
+        <w:t>C#/.NET, ASP.NE</w:t>
+      </w:r>
+      <w:r>
+        <w:t>T and MS SQL Server</w:t>
+      </w:r>
+      <w:r>
+        <w:t>.</w:t>
+      </w:r>
+    </w:p>
+    <w:p>
+      <w:pPr>
+        <w:spacing w:after="30"/>
+        <w:ind w:left="216" w:hanging="173"/>
+        <w:rPr>
+          <w:rFonts w:hint="eastAsia"/>
+        </w:rPr>
+      </w:pPr>
+      <w:r>
+        <w:rPr>
+          <w:b/>
+        </w:rPr>
+        <w:t xml:space="preserve">• </w:t>
+      </w:r>
+      <w:r>
+        <w:t>Worked with Microsoft SQL Server, T-SQL, Entity Framework/LINQ, and Azure services including Logic Apps, Functions, Storage, and API Management.</w:t>
+      </w:r>
+    </w:p>
+    <w:p>
+      <w:pPr>
+        <w:spacing w:after="30"/>
+        <w:ind w:left="216" w:hanging="173"/>
+        <w:rPr>
+          <w:rFonts w:hint="eastAsia"/>
+        </w:rPr>
+      </w:pPr>
+      <w:r>
+        <w:rPr>
+          <w:b/>
+        </w:rPr>
+        <w:t xml:space="preserve">• </w:t>
+      </w:r>
+      <w:r>
+        <w:t>Performed unit, integration, and system testing, bug fixing, security practices, and performance optimization.</w:t>
+      </w:r>
+    </w:p>
+    <w:p>
+      <w:pPr>
+        <w:spacing w:after="30"/>
+        <w:ind w:left="216" w:hanging="173"/>
+        <w:rPr>
+          <w:rFonts w:hint="eastAsia"/>
+        </w:rPr>
+      </w:pPr>
+      <w:r>
+        <w:rPr>
+          <w:b/>
+        </w:rPr>
+        <w:t xml:space="preserve">• </w:t>
+      </w:r>
+      <w:r>
+        <w:t>Collaborated with analysts, testers, designers, and developers in Scrum and Kanban environments.</w:t>
+      </w:r>
+    </w:p>
+    <w:p>
+      <w:pPr>
+        <w:rPr>
+          <w:rFonts w:hint="eastAsia"/>
+        </w:rPr>
+      </w:pPr>
+      <w:r>
+        <w:rPr>
+          <w:b/>
+        </w:rPr>
+        <w:t>SITECH Brazil — Technical Analyst</w:t>
+      </w:r>
+      <w:r>
+        <w:t xml:space="preserve"> | Nov 2023 – Oct 2024</w:t>
+      </w:r>
+    </w:p>
+    <w:p>
+      <w:pPr>
+        <w:spacing w:after="30"/>
+        <w:ind w:left="216" w:hanging="173"/>
+        <w:rPr>
+          <w:rFonts w:hint="eastAsia"/>
+        </w:rPr>
+      </w:pPr>
+      <w:r>
+        <w:rPr>
+          <w:b/>
+        </w:rPr>
+        <w:t xml:space="preserve">• </w:t>
+      </w:r>
+      <w:r>
+        <w:t>Developed software solutions for teleoperation imaging and remote control of autonomous vehicles using C/C++, JavaScript, React, Node.js, Python, MySQL, Qt/QML, and MQTT/</w:t>
+      </w:r>
+      <w:proofErr w:type="spellStart"/>
+      <w:r>
+        <w:t>Mosquitto</w:t>
+      </w:r>
+      <w:proofErr w:type="spellEnd"/>
+      <w:r>
+        <w:t>.</w:t>
+      </w:r>
+    </w:p>
+    <w:p>
+      <w:pPr>
+        <w:spacing w:after="30"/>
+        <w:ind w:left="216" w:hanging="173"/>
+        <w:rPr>
+          <w:rFonts w:hint="eastAsia"/>
+        </w:rPr>
+      </w:pPr>
+      <w:r>
+        <w:rPr>
+          <w:b/>
+        </w:rPr>
+        <w:t xml:space="preserve">• </w:t>
+      </w:r>
+      <w:r>
+        <w:t>Developed, tested, deployed, and maintained software environments and database systems.</w:t>
+      </w:r>
+    </w:p>
+    <w:p>
+      <w:pPr>
+        <w:spacing w:after="30"/>
+        <w:ind w:left="216" w:hanging="173"/>
+        <w:rPr>
+          <w:rFonts w:hint="eastAsia"/>
+        </w:rPr>
+      </w:pPr>
+      <w:r>
+        <w:rPr>
+          <w:b/>
+        </w:rPr>
+        <w:t xml:space="preserve">• </w:t>
+      </w:r>
+      <w:r>
+        <w:t>Administered database servers, supported Linux/server infrastructure, and performed network diagnostics.</w:t>
+      </w:r>
+    </w:p>
+    <w:p>
+      <w:pPr>
+        <w:spacing w:after="30"/>
+        <w:ind w:left="216" w:hanging="173"/>
+        <w:rPr>
+          <w:rFonts w:hint="eastAsia"/>
+        </w:rPr>
+      </w:pPr>
+      <w:r>
+        <w:rPr>
+          <w:b/>
+        </w:rPr>
+        <w:lastRenderedPageBreak/>
+        <w:t xml:space="preserve">• </w:t>
+      </w:r>
+      <w:r>
+        <w:t>Worked with telemetry networks and CAN/</w:t>
+      </w:r>
+      <w:proofErr w:type="spellStart"/>
+      <w:r>
+        <w:t>CANopen</w:t>
+      </w:r>
+      <w:proofErr w:type="spellEnd"/>
+      <w:r>
+        <w:t xml:space="preserve"> in industrial systems, integrating software, networking, and operational technologies.</w:t>
+      </w:r>
+    </w:p>
+    <w:p>
+      <w:pPr>
+        <w:rPr>
+          <w:rFonts w:hint="eastAsia"/>
+        </w:rPr>
+      </w:pPr>
+      <w:proofErr w:type="spellStart"/>
+      <w:r>
+        <w:rPr>
+          <w:b/>
+        </w:rPr>
+        <w:t>Sotreq</w:t>
+      </w:r>
+      <w:proofErr w:type="spellEnd"/>
+      <w:r>
+        <w:rPr>
+          <w:b/>
+        </w:rPr>
+        <w:t xml:space="preserve"> | CAT </w:t>
+      </w:r>
+      <w:proofErr w:type="spellStart"/>
+      <w:r>
+        <w:rPr>
+          <w:b/>
+        </w:rPr>
+        <w:t>Latam</w:t>
+      </w:r>
+      <w:proofErr w:type="spellEnd"/>
+      <w:r>
+        <w:rPr>
+          <w:b/>
+        </w:rPr>
+        <w:t xml:space="preserve"> — Commercial Assistant / Automation &amp; Data</w:t>
+      </w:r>
+      <w:r>
+        <w:t xml:space="preserve"> | Sep 2020 – Nov 2023</w:t>
+      </w:r>
+    </w:p>
+    <w:p>
+      <w:pPr>
+        <w:spacing w:after="30"/>
+        <w:ind w:left="216" w:hanging="173"/>
+        <w:rPr>
+          <w:rFonts w:hint="eastAsia"/>
+        </w:rPr>
+      </w:pPr>
+      <w:r>
+        <w:rPr>
+          <w:b/>
+        </w:rPr>
+        <w:t xml:space="preserve">• </w:t>
+      </w:r>
+      <w:r>
+        <w:t>Developed process-automation and data-analysis tools using Visual Basic</w:t>
+      </w:r>
+      <w:r>
+        <w:t xml:space="preserve">, </w:t>
+      </w:r>
+      <w:r>
+        <w:t>ABAP</w:t>
+      </w:r>
+      <w:r>
+        <w:t xml:space="preserve"> and </w:t>
+      </w:r>
+      <w:r>
+        <w:t>SQLite</w:t>
+      </w:r>
+      <w:r>
+        <w:t>.</w:t>
+      </w:r>
+    </w:p>
+    <w:p>
+      <w:pPr>
+        <w:spacing w:after="30"/>
+        <w:ind w:left="216" w:hanging="173"/>
+        <w:rPr>
+          <w:rFonts w:hint="eastAsia"/>
+        </w:rPr>
+      </w:pPr>
+      <w:r>
+        <w:rPr>
+          <w:b/>
+        </w:rPr>
+        <w:t xml:space="preserve">• </w:t>
+      </w:r>
+      <w:r>
+        <w:t>Built KPIs and interactive dashboards using Power BI, DAX, Excel, and VBA to support commercial analysis and decision-making.</w:t>
       </w:r>
     </w:p>
     <w:p>
       <w:pPr>
         <w:pStyle w:val="Ttulo1"/>
+        <w:spacing w:before="120" w:after="60"/>
       </w:pPr>
       <w:r>
-        <w:t>RESUMO PROFISSIONAL</w:t>
+        <w:t>EDUCATION</w:t>
       </w:r>
     </w:p>
     <w:p>
       <w:pPr>
-        <w:spacing w:after="60" w:line="240" w:lineRule="auto"/>
+        <w:spacing w:before="60"/>
+        <w:rPr>
+          <w:rFonts w:hint="eastAsia"/>
+        </w:rPr>
       </w:pPr>
+      <w:r>
+        <w:rPr>
+          <w:b/>
+        </w:rPr>
+        <w:t xml:space="preserve">Bachelor’s Degree in Computer </w:t>
+      </w:r>
+      <w:proofErr w:type="gramStart"/>
+      <w:r>
+        <w:rPr>
+          <w:b/>
+        </w:rPr>
+        <w:t>Science</w:t>
+      </w:r>
+      <w:r>
+        <w:t xml:space="preserve">  |</w:t>
+      </w:r>
+      <w:proofErr w:type="gramEnd"/>
+      <w:r>
+        <w:t xml:space="preserve">  UNIAMÉRICA — Centro </w:t>
+      </w:r>
       <w:proofErr w:type="spellStart"/>
       <w:r>
-        <w:t>Desenvolvedor</w:t>
+        <w:t>Universitário</w:t>
       </w:r>
       <w:proofErr w:type="spellEnd"/>
       <w:r>
-        <w:t xml:space="preserve"> de Software </w:t>
+        <w:t xml:space="preserve"> </w:t>
       </w:r>
       <w:proofErr w:type="spellStart"/>
       <w:r>
-        <w:t>atuando</w:t>
+        <w:t>União</w:t>
       </w:r>
       <w:proofErr w:type="spellEnd"/>
       <w:r>
+        <w:t xml:space="preserve"> das </w:t>
+      </w:r>
+      <w:proofErr w:type="spellStart"/>
+      <w:r>
+        <w:t>Américas</w:t>
+      </w:r>
+      <w:proofErr w:type="spellEnd"/>
+      <w:r>
         <w:t xml:space="preserve"> </w:t>
       </w:r>
       <w:proofErr w:type="spellStart"/>
       <w:r>
-        <w:t>em</w:t>
+        <w:t>Descomplica</w:t>
       </w:r>
       <w:proofErr w:type="spellEnd"/>
       <w:r>
+        <w:t xml:space="preserve"> | Jun 2024 – Dec 2028</w:t>
+      </w:r>
+    </w:p>
+    <w:p>
+      <w:pPr>
+        <w:spacing w:after="20"/>
+        <w:ind w:left="216"/>
+        <w:rPr>
+          <w:rFonts w:hint="eastAsia"/>
+        </w:rPr>
+      </w:pPr>
+      <w:r>
+        <w:t>Coursework focused on software engineering, application development, information technology, artificial intelligence, databases, cloud computing, and software systems.</w:t>
+      </w:r>
+    </w:p>
+    <w:p>
+      <w:pPr>
+        <w:spacing w:before="60"/>
+        <w:rPr>
+          <w:rFonts w:hint="eastAsia"/>
+        </w:rPr>
+      </w:pPr>
+      <w:r>
+        <w:rPr>
+          <w:b/>
+        </w:rPr>
+        <w:t xml:space="preserve">Technology Degree in </w:t>
+      </w:r>
+      <w:proofErr w:type="gramStart"/>
+      <w:r>
+        <w:rPr>
+          <w:b/>
+        </w:rPr>
+        <w:t>DevOps</w:t>
+      </w:r>
+      <w:r>
+        <w:t xml:space="preserve">  |</w:t>
+      </w:r>
+      <w:proofErr w:type="gramEnd"/>
+      <w:r>
+        <w:t xml:space="preserve">  UNIDERP — </w:t>
+      </w:r>
+      <w:proofErr w:type="spellStart"/>
+      <w:r>
+        <w:t>Universidade</w:t>
+      </w:r>
+      <w:proofErr w:type="spellEnd"/>
+      <w:r>
         <w:t xml:space="preserve"> </w:t>
       </w:r>
       <w:proofErr w:type="spellStart"/>
       <w:r>
-        <w:t>desenvolvimento</w:t>
+        <w:t>Anhanguera</w:t>
       </w:r>
       <w:proofErr w:type="spellEnd"/>
       <w:r>
-        <w:t xml:space="preserve"> de software </w:t>
+        <w:t xml:space="preserve"> | Feb 2021 – Jul 2023</w:t>
+      </w:r>
+    </w:p>
+    <w:p>
+      <w:pPr>
+        <w:spacing w:after="20"/>
+        <w:ind w:left="216"/>
+        <w:rPr>
+          <w:rFonts w:hint="eastAsia"/>
+        </w:rPr>
+      </w:pPr>
+      <w:r>
+        <w:t xml:space="preserve">Focus on DevOps engineering, software development, infrastructure automation, CI/CD, </w:t>
+      </w:r>
+      <w:proofErr w:type="gramStart"/>
+      <w:r>
+        <w:t>cloud</w:t>
+      </w:r>
+      <w:proofErr w:type="gramEnd"/>
+      <w:r>
+        <w:t xml:space="preserve"> and networking, monitoring and observability, containerization and orchestration, security, and software delivery practices.</w:t>
+      </w:r>
+    </w:p>
+    <w:p>
+      <w:pPr>
+        <w:spacing w:before="60"/>
+        <w:rPr>
+          <w:rFonts w:hint="eastAsia"/>
+        </w:rPr>
+      </w:pPr>
+      <w:r>
+        <w:rPr>
+          <w:b/>
+        </w:rPr>
+        <w:t xml:space="preserve">Technology Degree in Industrial </w:t>
+      </w:r>
+      <w:proofErr w:type="gramStart"/>
+      <w:r>
+        <w:rPr>
+          <w:b/>
+        </w:rPr>
+        <w:t>Mechatronics</w:t>
+      </w:r>
+      <w:r>
+        <w:t xml:space="preserve">  |</w:t>
+      </w:r>
+      <w:proofErr w:type="gramEnd"/>
+      <w:r>
+        <w:t xml:space="preserve">  UNIAN — </w:t>
       </w:r>
       <w:proofErr w:type="spellStart"/>
       <w:r>
-        <w:t>desde</w:t>
+        <w:t>Universidade</w:t>
       </w:r>
       <w:proofErr w:type="spellEnd"/>
       <w:r>
-        <w:t xml:space="preserve"> 2020, com </w:t>
+        <w:t xml:space="preserve"> </w:t>
       </w:r>
       <w:proofErr w:type="spellStart"/>
       <w:r>
-        <w:t>perfil</w:t>
+        <w:t>Anhanguera</w:t>
       </w:r>
       <w:proofErr w:type="spellEnd"/>
       <w:r>
-        <w:t xml:space="preserve"> </w:t>
-      </w:r>
-      <w:proofErr w:type="spellStart"/>
-      <w:r>
-        <w:t>orientado</w:t>
-      </w:r>
-      <w:proofErr w:type="spellEnd"/>
-      <w:r>
-        <w:t xml:space="preserve"> a backend e </w:t>
-      </w:r>
-      <w:proofErr w:type="spellStart"/>
-      <w:r>
-        <w:t>experiência</w:t>
-      </w:r>
-      <w:proofErr w:type="spellEnd"/>
-      <w:r>
-        <w:t xml:space="preserve"> </w:t>
-      </w:r>
-      <w:proofErr w:type="spellStart"/>
-      <w:r>
-        <w:t>em</w:t>
-      </w:r>
-      <w:proofErr w:type="spellEnd"/>
-      <w:r>
-        <w:t xml:space="preserve"> APIs, </w:t>
-      </w:r>
-      <w:proofErr w:type="spellStart"/>
-      <w:r>
-        <w:t>integração</w:t>
-      </w:r>
-      <w:proofErr w:type="spellEnd"/>
-      <w:r>
-        <w:t xml:space="preserve"> de </w:t>
-      </w:r>
-      <w:proofErr w:type="spellStart"/>
-      <w:r>
-        <w:t>sistemas</w:t>
-      </w:r>
-      <w:proofErr w:type="spellEnd"/>
-      <w:r>
-        <w:t xml:space="preserve">, </w:t>
-      </w:r>
-      <w:proofErr w:type="spellStart"/>
-      <w:r>
-        <w:t>bancos</w:t>
-      </w:r>
-      <w:proofErr w:type="spellEnd"/>
-      <w:r>
-        <w:t xml:space="preserve"> de dados, </w:t>
-      </w:r>
-      <w:proofErr w:type="spellStart"/>
-      <w:r>
-        <w:t>servidores</w:t>
-      </w:r>
-      <w:proofErr w:type="spellEnd"/>
-      <w:r>
-        <w:t xml:space="preserve"> Linux, </w:t>
-      </w:r>
-      <w:proofErr w:type="spellStart"/>
-      <w:r>
-        <w:t>sistemas</w:t>
-      </w:r>
-      <w:proofErr w:type="spellEnd"/>
-      <w:r>
-        <w:t xml:space="preserve"> </w:t>
-      </w:r>
-      <w:proofErr w:type="spellStart"/>
-      <w:r>
-        <w:t>distribuídos</w:t>
-      </w:r>
-      <w:proofErr w:type="spellEnd"/>
-      <w:r>
-        <w:t xml:space="preserve"> e </w:t>
-      </w:r>
-      <w:proofErr w:type="spellStart"/>
-      <w:r>
-        <w:t>arquitetura</w:t>
-      </w:r>
-      <w:proofErr w:type="spellEnd"/>
-      <w:r>
-        <w:t xml:space="preserve"> de software. Forte </w:t>
-      </w:r>
-      <w:proofErr w:type="spellStart"/>
-      <w:r>
-        <w:t>alinhamento</w:t>
-      </w:r>
-      <w:proofErr w:type="spellEnd"/>
-      <w:r>
-        <w:t xml:space="preserve"> </w:t>
-      </w:r>
-      <w:proofErr w:type="spellStart"/>
-      <w:r>
-        <w:t>às</w:t>
-      </w:r>
-      <w:proofErr w:type="spellEnd"/>
-      <w:r>
-        <w:t xml:space="preserve"> stacks PHP/Symfony, TypeScript/</w:t>
-      </w:r>
-      <w:proofErr w:type="spellStart"/>
-      <w:r>
-        <w:t>NestJS</w:t>
-      </w:r>
-      <w:proofErr w:type="spellEnd"/>
-      <w:r>
-        <w:t>, Java/</w:t>
-      </w:r>
-      <w:proofErr w:type="spellStart"/>
-      <w:r>
-        <w:t>SpringBoot</w:t>
-      </w:r>
-      <w:proofErr w:type="spellEnd"/>
-      <w:r>
-        <w:t xml:space="preserve"> e Go/Gin, </w:t>
-      </w:r>
-      <w:proofErr w:type="spellStart"/>
-      <w:r>
-        <w:t>apoiado</w:t>
-      </w:r>
-      <w:proofErr w:type="spellEnd"/>
-      <w:r>
-        <w:t xml:space="preserve"> por </w:t>
-      </w:r>
-      <w:proofErr w:type="spellStart"/>
-      <w:r>
-        <w:t>experiência</w:t>
-      </w:r>
-      <w:proofErr w:type="spellEnd"/>
-      <w:r>
-        <w:t xml:space="preserve"> </w:t>
-      </w:r>
-      <w:proofErr w:type="spellStart"/>
-      <w:r>
-        <w:t>prática</w:t>
-      </w:r>
-      <w:proofErr w:type="spellEnd"/>
-      <w:r>
-        <w:t xml:space="preserve"> com APIs REST/SOAP, Docker, Git, Linux, MongoDB, PostgreSQL e </w:t>
-      </w:r>
-      <w:proofErr w:type="spellStart"/>
-      <w:r>
-        <w:t>bancos</w:t>
-      </w:r>
-      <w:proofErr w:type="spellEnd"/>
-      <w:r>
-        <w:t xml:space="preserve"> de dados </w:t>
-      </w:r>
-      <w:proofErr w:type="spellStart"/>
-      <w:r>
-        <w:t>relacionais</w:t>
-      </w:r>
-      <w:proofErr w:type="spellEnd"/>
-      <w:r>
-        <w:t xml:space="preserve">. </w:t>
-      </w:r>
-      <w:proofErr w:type="spellStart"/>
-      <w:r>
-        <w:t>Experiência</w:t>
-      </w:r>
-      <w:proofErr w:type="spellEnd"/>
-      <w:r>
-        <w:t xml:space="preserve"> </w:t>
-      </w:r>
-      <w:proofErr w:type="spellStart"/>
-      <w:r>
-        <w:t>na</w:t>
-      </w:r>
-      <w:proofErr w:type="spellEnd"/>
-      <w:r>
-        <w:t xml:space="preserve"> </w:t>
-      </w:r>
-      <w:proofErr w:type="spellStart"/>
-      <w:r>
-        <w:t>entrega</w:t>
-      </w:r>
-      <w:proofErr w:type="spellEnd"/>
-      <w:r>
-        <w:t xml:space="preserve"> de </w:t>
-      </w:r>
-      <w:proofErr w:type="spellStart"/>
-      <w:r>
-        <w:t>sistemas</w:t>
-      </w:r>
-      <w:proofErr w:type="spellEnd"/>
-      <w:r>
-        <w:t xml:space="preserve"> para IoT, </w:t>
-      </w:r>
-      <w:proofErr w:type="spellStart"/>
-      <w:r>
-        <w:t>telecomunicações</w:t>
-      </w:r>
-      <w:proofErr w:type="spellEnd"/>
-      <w:r>
-        <w:t>, I</w:t>
-      </w:r>
-      <w:r>
-        <w:t xml:space="preserve">A, </w:t>
-      </w:r>
-      <w:proofErr w:type="spellStart"/>
-      <w:r>
-        <w:t>teleoperação</w:t>
-      </w:r>
-      <w:proofErr w:type="spellEnd"/>
-      <w:r>
-        <w:t xml:space="preserve"> </w:t>
-      </w:r>
-      <w:proofErr w:type="spellStart"/>
-      <w:r>
-        <w:t>remota</w:t>
-      </w:r>
-      <w:proofErr w:type="spellEnd"/>
-      <w:r>
-        <w:t xml:space="preserve"> e ambientes de </w:t>
-      </w:r>
-      <w:proofErr w:type="spellStart"/>
-      <w:r>
-        <w:t>veículos</w:t>
-      </w:r>
-      <w:proofErr w:type="spellEnd"/>
-      <w:r>
-        <w:t xml:space="preserve"> </w:t>
-      </w:r>
-      <w:proofErr w:type="spellStart"/>
-      <w:r>
-        <w:t>autônomos</w:t>
-      </w:r>
-      <w:proofErr w:type="spellEnd"/>
-      <w:r>
-        <w:t xml:space="preserve">, </w:t>
-      </w:r>
-      <w:proofErr w:type="spellStart"/>
-      <w:r>
-        <w:t>incluindo</w:t>
-      </w:r>
-      <w:proofErr w:type="spellEnd"/>
-      <w:r>
-        <w:t xml:space="preserve"> </w:t>
-      </w:r>
-      <w:proofErr w:type="spellStart"/>
-      <w:r>
-        <w:t>soluções</w:t>
-      </w:r>
-      <w:proofErr w:type="spellEnd"/>
-      <w:r>
-        <w:t xml:space="preserve"> de alto </w:t>
-      </w:r>
-      <w:proofErr w:type="spellStart"/>
-      <w:r>
-        <w:t>desempenho</w:t>
-      </w:r>
-      <w:proofErr w:type="spellEnd"/>
-      <w:r>
-        <w:t xml:space="preserve"> e forte </w:t>
-      </w:r>
-      <w:proofErr w:type="spellStart"/>
-      <w:r>
-        <w:t>integração</w:t>
-      </w:r>
-      <w:proofErr w:type="spellEnd"/>
-      <w:r>
-        <w:t>.</w:t>
+        <w:t xml:space="preserve"> | Jun 2018 – Dec 2020</w:t>
+      </w:r>
+    </w:p>
+    <w:p>
+      <w:pPr>
+        <w:spacing w:after="20"/>
+        <w:ind w:left="216"/>
+        <w:rPr>
+          <w:rFonts w:hint="eastAsia"/>
+        </w:rPr>
+      </w:pPr>
+      <w:r>
+        <w:t>Multidisciplinary training integrating mechanical, electrical, electronic, automation, and computing technologies for automated and robotic systems, including industrial automation, systems integration, prototyping, programming, robotics, and automated machinery.</w:t>
       </w:r>
     </w:p>
     <w:p>
       <w:pPr>
         <w:pStyle w:val="Ttulo1"/>
+        <w:spacing w:before="120" w:after="60"/>
       </w:pPr>
       <w:r>
-        <w:t>TECNOLOGIAS PRINCIPAIS</w:t>
+        <w:t>ENGINEERING PRACTICES</w:t>
       </w:r>
     </w:p>
     <w:p>
       <w:pPr>
-        <w:spacing w:after="60" w:line="240" w:lineRule="auto"/>
+        <w:rPr>
+          <w:rFonts w:hint="eastAsia"/>
+        </w:rPr>
       </w:pPr>
       <w:r>
-        <w:t xml:space="preserve">Backend: PHP, Symfony, TypeScript, Node.js, </w:t>
-      </w:r>
-      <w:proofErr w:type="spellStart"/>
-      <w:r>
-        <w:t>NestJS</w:t>
-      </w:r>
-      <w:proofErr w:type="spellEnd"/>
-      <w:r>
-        <w:t xml:space="preserve">, Express.js, Go, Gin, Java, </w:t>
-      </w:r>
-      <w:proofErr w:type="spellStart"/>
-      <w:r>
-        <w:t>SpringBoot</w:t>
-      </w:r>
-      <w:proofErr w:type="spellEnd"/>
-      <w:r>
-        <w:t>.</w:t>
-      </w:r>
-    </w:p>
-    <w:p>
-      <w:pPr>
-        <w:spacing w:after="60" w:line="240" w:lineRule="auto"/>
-      </w:pPr>
-      <w:proofErr w:type="spellStart"/>
-      <w:r>
-        <w:t>Bancos</w:t>
-      </w:r>
-      <w:proofErr w:type="spellEnd"/>
-      <w:r>
-        <w:t xml:space="preserve"> de dados: Oracle, P</w:t>
-      </w:r>
-      <w:r>
-        <w:t>ostgreSQL, SQLite, MongoDB, Redis, Neo4j.</w:t>
-      </w:r>
-    </w:p>
-    <w:p>
-      <w:pPr>
-        <w:spacing w:after="60" w:line="240" w:lineRule="auto"/>
-      </w:pPr>
-      <w:proofErr w:type="spellStart"/>
-      <w:r>
-        <w:t>Arquitetura</w:t>
-      </w:r>
-      <w:proofErr w:type="spellEnd"/>
-      <w:r>
-        <w:t xml:space="preserve"> e APIs: APIs REST/RESTful, SOAP, </w:t>
-      </w:r>
-      <w:proofErr w:type="spellStart"/>
-      <w:r>
-        <w:t>GraphQL</w:t>
-      </w:r>
-      <w:proofErr w:type="spellEnd"/>
-      <w:r>
-        <w:t xml:space="preserve">, </w:t>
-      </w:r>
-      <w:proofErr w:type="spellStart"/>
-      <w:r>
-        <w:t>gRPC</w:t>
-      </w:r>
-      <w:proofErr w:type="spellEnd"/>
-      <w:r>
-        <w:t xml:space="preserve">, </w:t>
-      </w:r>
-      <w:proofErr w:type="spellStart"/>
-      <w:r>
-        <w:t>WebSockets</w:t>
-      </w:r>
-      <w:proofErr w:type="spellEnd"/>
-      <w:r>
-        <w:t xml:space="preserve">, WebRTC, </w:t>
-      </w:r>
-      <w:proofErr w:type="spellStart"/>
-      <w:r>
-        <w:t>Microsserviços</w:t>
-      </w:r>
-      <w:proofErr w:type="spellEnd"/>
-      <w:r>
-        <w:t xml:space="preserve">, </w:t>
-      </w:r>
-      <w:proofErr w:type="spellStart"/>
-      <w:r>
-        <w:t>Arquitetura</w:t>
-      </w:r>
-      <w:proofErr w:type="spellEnd"/>
-      <w:r>
-        <w:t xml:space="preserve"> </w:t>
-      </w:r>
-      <w:proofErr w:type="spellStart"/>
-      <w:r>
-        <w:t>Orientada</w:t>
-      </w:r>
-      <w:proofErr w:type="spellEnd"/>
-      <w:r>
-        <w:t xml:space="preserve"> a </w:t>
-      </w:r>
-      <w:proofErr w:type="spellStart"/>
-      <w:r>
-        <w:t>Eventos</w:t>
-      </w:r>
-      <w:proofErr w:type="spellEnd"/>
-      <w:r>
-        <w:t xml:space="preserve">, DDD, SOLID, Design Patterns, </w:t>
-      </w:r>
-      <w:proofErr w:type="spellStart"/>
-      <w:r>
-        <w:t>Arquitetura</w:t>
-      </w:r>
-      <w:proofErr w:type="spellEnd"/>
-      <w:r>
-        <w:t xml:space="preserve"> Hexagonal, Clean Architecture, MVC, System D</w:t>
-      </w:r>
-      <w:r>
-        <w:t>esign, TDD.</w:t>
-      </w:r>
-    </w:p>
-    <w:p>
-      <w:pPr>
-        <w:spacing w:after="60" w:line="240" w:lineRule="auto"/>
-      </w:pPr>
-      <w:proofErr w:type="spellStart"/>
-      <w:r>
-        <w:t>Infraestrutura</w:t>
-      </w:r>
-      <w:proofErr w:type="spellEnd"/>
-      <w:r>
-        <w:t xml:space="preserve">: Linux, </w:t>
-      </w:r>
-      <w:proofErr w:type="spellStart"/>
-      <w:r>
-        <w:t>ShellScript</w:t>
-      </w:r>
-      <w:proofErr w:type="spellEnd"/>
-      <w:r>
-        <w:t xml:space="preserve">, NGINX, Apache, Docker/Compose, Git, GitHub, GitLab, Jenkins CI/CD, SSH, </w:t>
-      </w:r>
-      <w:proofErr w:type="spellStart"/>
-      <w:r>
-        <w:t>virtualização</w:t>
-      </w:r>
-      <w:proofErr w:type="spellEnd"/>
-      <w:r>
-        <w:t xml:space="preserve">, ambientes </w:t>
-      </w:r>
-      <w:proofErr w:type="spellStart"/>
-      <w:r>
-        <w:t>em</w:t>
-      </w:r>
-      <w:proofErr w:type="spellEnd"/>
-      <w:r>
-        <w:t xml:space="preserve"> </w:t>
-      </w:r>
-      <w:proofErr w:type="spellStart"/>
-      <w:r>
-        <w:t>nuvem</w:t>
-      </w:r>
-      <w:proofErr w:type="spellEnd"/>
-      <w:r>
-        <w:t>.</w:t>
-      </w:r>
-    </w:p>
-    <w:p>
-      <w:pPr>
-        <w:spacing w:after="60" w:line="240" w:lineRule="auto"/>
-      </w:pPr>
-      <w:proofErr w:type="spellStart"/>
-      <w:r>
-        <w:t>Mensageria</w:t>
-      </w:r>
-      <w:proofErr w:type="spellEnd"/>
-      <w:r>
-        <w:t xml:space="preserve"> e </w:t>
-      </w:r>
-      <w:proofErr w:type="spellStart"/>
-      <w:r>
-        <w:t>integração</w:t>
-      </w:r>
-      <w:proofErr w:type="spellEnd"/>
-      <w:r>
-        <w:t>: RabbitMQ, MQTT/</w:t>
-      </w:r>
-      <w:proofErr w:type="spellStart"/>
-      <w:r>
-        <w:t>Mosquitto</w:t>
-      </w:r>
-      <w:proofErr w:type="spellEnd"/>
-      <w:r>
-        <w:t xml:space="preserve">, </w:t>
-      </w:r>
-      <w:proofErr w:type="spellStart"/>
-      <w:r>
-        <w:t>cURL</w:t>
-      </w:r>
-      <w:proofErr w:type="spellEnd"/>
-      <w:r>
-        <w:t>, JSON, JWT, TCP/UDP, RTP/RTSP, SIP, ONVIF.</w:t>
-      </w:r>
-    </w:p>
-    <w:p>
-      <w:pPr>
-        <w:spacing w:after="60" w:line="240" w:lineRule="auto"/>
-      </w:pPr>
-      <w:proofErr w:type="spellStart"/>
-      <w:r>
-        <w:t>Ad</w:t>
-      </w:r>
-      <w:r>
-        <w:t>icional</w:t>
-      </w:r>
-      <w:proofErr w:type="spellEnd"/>
-      <w:r>
-        <w:t>: JavaScript, Angular, C#/ASP/.NET, Java/</w:t>
-      </w:r>
-      <w:proofErr w:type="spellStart"/>
-      <w:r>
-        <w:t>SpringBoot</w:t>
-      </w:r>
-      <w:proofErr w:type="spellEnd"/>
-      <w:r>
-        <w:t xml:space="preserve">, C/C++, Python, Qt/QML, IoT, </w:t>
-      </w:r>
-      <w:proofErr w:type="spellStart"/>
-      <w:r>
-        <w:t>telemetria</w:t>
-      </w:r>
-      <w:proofErr w:type="spellEnd"/>
-      <w:r>
-        <w:t>, CAN/</w:t>
-      </w:r>
-      <w:proofErr w:type="spellStart"/>
-      <w:r>
-        <w:t>CANopen</w:t>
-      </w:r>
-      <w:proofErr w:type="spellEnd"/>
-      <w:r>
-        <w:t xml:space="preserve">, OpenCV, </w:t>
-      </w:r>
-      <w:proofErr w:type="spellStart"/>
-      <w:r>
-        <w:t>FFmpeg</w:t>
-      </w:r>
-      <w:proofErr w:type="spellEnd"/>
-      <w:r>
-        <w:t>/</w:t>
-      </w:r>
-      <w:proofErr w:type="spellStart"/>
-      <w:r>
-        <w:t>GStreamer</w:t>
-      </w:r>
-      <w:proofErr w:type="spellEnd"/>
-      <w:r>
-        <w:t>.</w:t>
+        <w:t>SOLID • DDD • TDD • Design Patterns • Clean Architecture • Hexagonal Architecture • MVC • Microservices • Event-Driven Architecture • System Design • Design Documentation • Agile/Scrum/Kanban • CI/CD • Docker • Git</w:t>
       </w:r>
     </w:p>
     <w:p>
       <w:pPr>
         <w:pStyle w:val="Ttulo1"/>
+        <w:spacing w:before="120" w:after="60"/>
       </w:pPr>
       <w:r>
-        <w:t>EXPERIÊNCIA PROFISSIONAL</w:t>
-      </w:r>
-    </w:p>
-    <w:p>
-      <w:r>
-        <w:rPr>
-          <w:b/>
-        </w:rPr>
-        <w:t xml:space="preserve">SEESTEC </w:t>
-      </w:r>
-      <w:proofErr w:type="spellStart"/>
-      <w:r>
-        <w:rPr>
-          <w:b/>
-        </w:rPr>
-        <w:t>Engenharia</w:t>
-      </w:r>
-      <w:proofErr w:type="spellEnd"/>
-      <w:r>
-        <w:rPr>
-          <w:b/>
-        </w:rPr>
-        <w:t xml:space="preserve"> e </w:t>
-      </w:r>
-      <w:proofErr w:type="spellStart"/>
-      <w:r>
-        <w:rPr>
-          <w:b/>
-        </w:rPr>
-        <w:t>Tecnologia</w:t>
-      </w:r>
-      <w:proofErr w:type="spellEnd"/>
-      <w:r>
-        <w:rPr>
-          <w:b/>
-        </w:rPr>
-        <w:t xml:space="preserve"> — </w:t>
-      </w:r>
-      <w:proofErr w:type="spellStart"/>
-      <w:r>
-        <w:rPr>
-          <w:b/>
-        </w:rPr>
-        <w:t>Analista</w:t>
-      </w:r>
-      <w:proofErr w:type="spellEnd"/>
-      <w:r>
-        <w:rPr>
-          <w:b/>
-        </w:rPr>
-        <w:t xml:space="preserve"> de </w:t>
-      </w:r>
-      <w:proofErr w:type="spellStart"/>
-      <w:r>
-        <w:rPr>
-          <w:b/>
-        </w:rPr>
-        <w:t>Desenvolvimento</w:t>
-      </w:r>
-      <w:proofErr w:type="spellEnd"/>
-      <w:r>
-        <w:rPr>
-          <w:b/>
-        </w:rPr>
-        <w:t xml:space="preserve"> | Jan 2026 – </w:t>
-      </w:r>
-      <w:proofErr w:type="spellStart"/>
-      <w:r>
-        <w:rPr>
-          <w:b/>
-        </w:rPr>
-        <w:t>Atual</w:t>
-      </w:r>
-      <w:proofErr w:type="spellEnd"/>
-    </w:p>
-    <w:p>
-      <w:pPr>
-        <w:pStyle w:val="Commarcadores"/>
-        <w:spacing w:after="20" w:line="240" w:lineRule="auto"/>
-      </w:pPr>
-      <w:proofErr w:type="spellStart"/>
-      <w:r>
-        <w:t>Desenvolvim</w:t>
-      </w:r>
-      <w:r>
-        <w:t>ento</w:t>
-      </w:r>
-      <w:proofErr w:type="spellEnd"/>
-      <w:r>
-        <w:t xml:space="preserve">, </w:t>
-      </w:r>
-      <w:proofErr w:type="spellStart"/>
-      <w:r>
-        <w:t>manutenção</w:t>
-      </w:r>
-      <w:proofErr w:type="spellEnd"/>
-      <w:r>
-        <w:t xml:space="preserve"> e </w:t>
-      </w:r>
-      <w:proofErr w:type="spellStart"/>
-      <w:r>
-        <w:t>evolução</w:t>
-      </w:r>
-      <w:proofErr w:type="spellEnd"/>
-      <w:r>
-        <w:t xml:space="preserve"> de </w:t>
-      </w:r>
-      <w:proofErr w:type="spellStart"/>
-      <w:r>
-        <w:t>sistemas</w:t>
-      </w:r>
-      <w:proofErr w:type="spellEnd"/>
-      <w:r>
-        <w:t xml:space="preserve"> de software para </w:t>
-      </w:r>
-      <w:proofErr w:type="spellStart"/>
-      <w:r>
-        <w:t>aplicações</w:t>
-      </w:r>
-      <w:proofErr w:type="spellEnd"/>
-      <w:r>
-        <w:t xml:space="preserve"> de IA, IoT, </w:t>
-      </w:r>
-      <w:proofErr w:type="spellStart"/>
-      <w:r>
-        <w:t>teleoperação</w:t>
-      </w:r>
-      <w:proofErr w:type="spellEnd"/>
-      <w:r>
-        <w:t xml:space="preserve"> </w:t>
-      </w:r>
-      <w:proofErr w:type="spellStart"/>
-      <w:r>
-        <w:t>remota</w:t>
-      </w:r>
-      <w:proofErr w:type="spellEnd"/>
-      <w:r>
-        <w:t xml:space="preserve"> e </w:t>
-      </w:r>
-      <w:proofErr w:type="spellStart"/>
-      <w:r>
-        <w:t>veículos</w:t>
-      </w:r>
-      <w:proofErr w:type="spellEnd"/>
-      <w:r>
-        <w:t xml:space="preserve"> </w:t>
-      </w:r>
-      <w:proofErr w:type="spellStart"/>
-      <w:r>
-        <w:t>autônomos</w:t>
-      </w:r>
-      <w:proofErr w:type="spellEnd"/>
-      <w:r>
-        <w:t>.</w:t>
-      </w:r>
-    </w:p>
-    <w:p>
-      <w:pPr>
-        <w:pStyle w:val="Commarcadores"/>
-        <w:spacing w:after="20" w:line="240" w:lineRule="auto"/>
-      </w:pPr>
-      <w:proofErr w:type="spellStart"/>
-      <w:r>
-        <w:t>Análise</w:t>
-      </w:r>
-      <w:proofErr w:type="spellEnd"/>
-      <w:r>
-        <w:t xml:space="preserve"> de </w:t>
-      </w:r>
-      <w:proofErr w:type="spellStart"/>
-      <w:r>
-        <w:t>requisitos</w:t>
-      </w:r>
-      <w:proofErr w:type="spellEnd"/>
-      <w:r>
-        <w:t xml:space="preserve"> e </w:t>
-      </w:r>
-      <w:proofErr w:type="spellStart"/>
-      <w:r>
-        <w:t>tradução</w:t>
-      </w:r>
-      <w:proofErr w:type="spellEnd"/>
-      <w:r>
-        <w:t xml:space="preserve"> de </w:t>
-      </w:r>
-      <w:proofErr w:type="spellStart"/>
-      <w:r>
-        <w:t>necessidades</w:t>
-      </w:r>
-      <w:proofErr w:type="spellEnd"/>
-      <w:r>
-        <w:t xml:space="preserve"> de </w:t>
-      </w:r>
-      <w:proofErr w:type="spellStart"/>
-      <w:r>
-        <w:t>negócio</w:t>
-      </w:r>
-      <w:proofErr w:type="spellEnd"/>
-      <w:r>
-        <w:t>/</w:t>
-      </w:r>
-      <w:proofErr w:type="spellStart"/>
-      <w:r>
-        <w:t>usuário</w:t>
-      </w:r>
-      <w:proofErr w:type="spellEnd"/>
-      <w:r>
-        <w:t xml:space="preserve"> </w:t>
-      </w:r>
-      <w:proofErr w:type="spellStart"/>
-      <w:r>
-        <w:t>em</w:t>
-      </w:r>
-      <w:proofErr w:type="spellEnd"/>
-      <w:r>
-        <w:t xml:space="preserve"> </w:t>
-      </w:r>
-      <w:proofErr w:type="spellStart"/>
-      <w:r>
-        <w:t>especificações</w:t>
-      </w:r>
-      <w:proofErr w:type="spellEnd"/>
-      <w:r>
-        <w:t xml:space="preserve"> </w:t>
-      </w:r>
-      <w:proofErr w:type="spellStart"/>
-      <w:r>
-        <w:t>técnicas</w:t>
-      </w:r>
-      <w:proofErr w:type="spellEnd"/>
-      <w:r>
-        <w:t xml:space="preserve"> e </w:t>
-      </w:r>
-      <w:proofErr w:type="spellStart"/>
-      <w:r>
-        <w:t>soluções</w:t>
-      </w:r>
-      <w:proofErr w:type="spellEnd"/>
-      <w:r>
-        <w:t xml:space="preserve"> de software.</w:t>
-      </w:r>
-    </w:p>
-    <w:p>
-      <w:pPr>
-        <w:pStyle w:val="Commarcadores"/>
-        <w:spacing w:after="20" w:line="240" w:lineRule="auto"/>
-      </w:pPr>
-      <w:proofErr w:type="spellStart"/>
-      <w:r>
-        <w:t>Desenvolvimento</w:t>
-      </w:r>
-      <w:proofErr w:type="spellEnd"/>
-      <w:r>
-        <w:t xml:space="preserve"> de APIs, </w:t>
-      </w:r>
-      <w:proofErr w:type="spellStart"/>
-      <w:r>
-        <w:t>serviços</w:t>
-      </w:r>
-      <w:proofErr w:type="spellEnd"/>
-      <w:r>
-        <w:t xml:space="preserve"> web e </w:t>
-      </w:r>
-      <w:proofErr w:type="spellStart"/>
-      <w:r>
-        <w:t>rotinas</w:t>
-      </w:r>
-      <w:proofErr w:type="spellEnd"/>
-      <w:r>
-        <w:t xml:space="preserve"> de </w:t>
-      </w:r>
-      <w:proofErr w:type="spellStart"/>
-      <w:r>
-        <w:t>integração</w:t>
-      </w:r>
-      <w:proofErr w:type="spellEnd"/>
-      <w:r>
-        <w:t xml:space="preserve"> para </w:t>
-      </w:r>
-      <w:proofErr w:type="spellStart"/>
-      <w:r>
-        <w:t>sistemas</w:t>
-      </w:r>
-      <w:proofErr w:type="spellEnd"/>
-      <w:r>
-        <w:t xml:space="preserve"> </w:t>
-      </w:r>
-      <w:proofErr w:type="spellStart"/>
-      <w:r>
-        <w:t>internos</w:t>
-      </w:r>
-      <w:proofErr w:type="spellEnd"/>
-      <w:r>
-        <w:t xml:space="preserve"> e de </w:t>
-      </w:r>
-      <w:proofErr w:type="spellStart"/>
-      <w:r>
-        <w:t>terceiros</w:t>
-      </w:r>
-      <w:proofErr w:type="spellEnd"/>
-      <w:r>
-        <w:t>.</w:t>
-      </w:r>
-    </w:p>
-    <w:p>
-      <w:pPr>
-        <w:pStyle w:val="Commarcadores"/>
-        <w:spacing w:after="20" w:line="240" w:lineRule="auto"/>
-      </w:pPr>
-      <w:proofErr w:type="spellStart"/>
-      <w:r>
-        <w:t>Atuação</w:t>
-      </w:r>
-      <w:proofErr w:type="spellEnd"/>
-      <w:r>
-        <w:t xml:space="preserve"> com PHP/Symfony, JavaScript/TypeScript, Node.js/</w:t>
-      </w:r>
-      <w:proofErr w:type="spellStart"/>
-      <w:r>
-        <w:t>NestJS</w:t>
-      </w:r>
-      <w:proofErr w:type="spellEnd"/>
-      <w:r>
-        <w:t xml:space="preserve">, Linux, NGINX, Docker/Compose, Git, </w:t>
-      </w:r>
-      <w:proofErr w:type="spellStart"/>
-      <w:r>
-        <w:t>ShellScript</w:t>
-      </w:r>
-      <w:proofErr w:type="spellEnd"/>
-      <w:r>
-        <w:t>, MongoDB, Redis, MySQL e SQLite.</w:t>
-      </w:r>
-    </w:p>
-    <w:p>
-      <w:pPr>
-        <w:pStyle w:val="Commarcadores"/>
-        <w:spacing w:after="20" w:line="240" w:lineRule="auto"/>
-      </w:pPr>
-      <w:proofErr w:type="spellStart"/>
-      <w:r>
-        <w:t>Desenvolvimento</w:t>
-      </w:r>
-      <w:proofErr w:type="spellEnd"/>
-      <w:r>
-        <w:t xml:space="preserve"> e </w:t>
-      </w:r>
-      <w:proofErr w:type="spellStart"/>
-      <w:r>
-        <w:t>integraç</w:t>
-      </w:r>
-      <w:r>
-        <w:t>ão</w:t>
-      </w:r>
-      <w:proofErr w:type="spellEnd"/>
-      <w:r>
-        <w:t xml:space="preserve"> de </w:t>
-      </w:r>
-      <w:proofErr w:type="spellStart"/>
-      <w:r>
-        <w:t>sistemas</w:t>
-      </w:r>
-      <w:proofErr w:type="spellEnd"/>
-      <w:r>
-        <w:t xml:space="preserve"> de </w:t>
-      </w:r>
-      <w:proofErr w:type="spellStart"/>
-      <w:r>
-        <w:t>comunicação</w:t>
-      </w:r>
-      <w:proofErr w:type="spellEnd"/>
-      <w:r>
-        <w:t xml:space="preserve"> e tempo real </w:t>
-      </w:r>
-      <w:proofErr w:type="spellStart"/>
-      <w:r>
-        <w:t>envolvendo</w:t>
-      </w:r>
-      <w:proofErr w:type="spellEnd"/>
-      <w:r>
-        <w:t xml:space="preserve"> </w:t>
-      </w:r>
-      <w:proofErr w:type="spellStart"/>
-      <w:r>
-        <w:t>WebSockets</w:t>
-      </w:r>
-      <w:proofErr w:type="spellEnd"/>
-      <w:r>
-        <w:t>, WebRTC, RTP/RTSP, SIP, TCP/UDP, MQTT e ONVIF.</w:t>
-      </w:r>
-    </w:p>
-    <w:p>
-      <w:pPr>
-        <w:pStyle w:val="Commarcadores"/>
-        <w:spacing w:after="20" w:line="240" w:lineRule="auto"/>
-      </w:pPr>
-      <w:proofErr w:type="spellStart"/>
-      <w:r>
-        <w:t>Execução</w:t>
-      </w:r>
-      <w:proofErr w:type="spellEnd"/>
-      <w:r>
-        <w:t xml:space="preserve"> de testes </w:t>
-      </w:r>
-      <w:proofErr w:type="spellStart"/>
-      <w:r>
-        <w:t>unitários</w:t>
-      </w:r>
-      <w:proofErr w:type="spellEnd"/>
-      <w:r>
-        <w:t xml:space="preserve">, de </w:t>
-      </w:r>
-      <w:proofErr w:type="spellStart"/>
-      <w:r>
-        <w:t>integração</w:t>
-      </w:r>
-      <w:proofErr w:type="spellEnd"/>
-      <w:r>
-        <w:t xml:space="preserve"> e de </w:t>
-      </w:r>
-      <w:proofErr w:type="spellStart"/>
-      <w:r>
-        <w:t>sistema</w:t>
-      </w:r>
-      <w:proofErr w:type="spellEnd"/>
-      <w:r>
-        <w:t xml:space="preserve">, troubleshooting, </w:t>
-      </w:r>
-      <w:proofErr w:type="spellStart"/>
-      <w:r>
-        <w:t>otimização</w:t>
-      </w:r>
-      <w:proofErr w:type="spellEnd"/>
-      <w:r>
-        <w:t xml:space="preserve"> de </w:t>
-      </w:r>
-      <w:proofErr w:type="spellStart"/>
-      <w:r>
-        <w:t>desempenho</w:t>
-      </w:r>
-      <w:proofErr w:type="spellEnd"/>
-      <w:r>
-        <w:t xml:space="preserve">, </w:t>
-      </w:r>
-      <w:proofErr w:type="spellStart"/>
-      <w:r>
-        <w:t>documentação</w:t>
-      </w:r>
-      <w:proofErr w:type="spellEnd"/>
-      <w:r>
-        <w:t xml:space="preserve"> e </w:t>
-      </w:r>
-      <w:proofErr w:type="spellStart"/>
-      <w:r>
-        <w:t>suporte</w:t>
-      </w:r>
-      <w:proofErr w:type="spellEnd"/>
-      <w:r>
-        <w:t xml:space="preserve"> </w:t>
-      </w:r>
-      <w:proofErr w:type="spellStart"/>
-      <w:r>
-        <w:t>em</w:t>
-      </w:r>
-      <w:proofErr w:type="spellEnd"/>
-      <w:r>
-        <w:t xml:space="preserve"> </w:t>
-      </w:r>
-      <w:proofErr w:type="spellStart"/>
-      <w:r>
-        <w:t>produção</w:t>
-      </w:r>
-      <w:proofErr w:type="spellEnd"/>
-      <w:r>
-        <w:t>.</w:t>
-      </w:r>
-    </w:p>
-    <w:p>
-      <w:pPr>
-        <w:pStyle w:val="Commarcadores"/>
-        <w:spacing w:after="20" w:line="240" w:lineRule="auto"/>
-      </w:pPr>
-      <w:proofErr w:type="spellStart"/>
-      <w:r>
-        <w:t>Atuação</w:t>
-      </w:r>
-      <w:proofErr w:type="spellEnd"/>
-      <w:r>
-        <w:t xml:space="preserve"> </w:t>
-      </w:r>
-      <w:proofErr w:type="spellStart"/>
-      <w:r>
-        <w:t>em</w:t>
-      </w:r>
-      <w:proofErr w:type="spellEnd"/>
-      <w:r>
-        <w:t xml:space="preserve"> ambientes de IA/</w:t>
-      </w:r>
-      <w:proofErr w:type="spellStart"/>
-      <w:r>
-        <w:t>Visão</w:t>
-      </w:r>
-      <w:proofErr w:type="spellEnd"/>
-      <w:r>
-        <w:t xml:space="preserve"> </w:t>
-      </w:r>
-      <w:proofErr w:type="spellStart"/>
-      <w:r>
-        <w:t>Computacional</w:t>
-      </w:r>
-      <w:proofErr w:type="spellEnd"/>
-      <w:r>
-        <w:t xml:space="preserve"> com NVIDIA Jetson, OpenCV, </w:t>
-      </w:r>
-      <w:proofErr w:type="spellStart"/>
-      <w:r>
-        <w:t>PyTorch</w:t>
-      </w:r>
-      <w:proofErr w:type="spellEnd"/>
-      <w:r>
-        <w:t xml:space="preserve"> e Tesseract, </w:t>
-      </w:r>
-      <w:proofErr w:type="spellStart"/>
-      <w:r>
-        <w:t>além</w:t>
-      </w:r>
-      <w:proofErr w:type="spellEnd"/>
-      <w:r>
-        <w:t xml:space="preserve"> de ferramentas de LLM/RAG/</w:t>
-      </w:r>
-      <w:proofErr w:type="spellStart"/>
-      <w:r>
-        <w:t>agentes</w:t>
-      </w:r>
-      <w:proofErr w:type="spellEnd"/>
-      <w:r>
-        <w:t>.</w:t>
-      </w:r>
-    </w:p>
-    <w:p>
-      <w:r>
-        <w:rPr>
-          <w:b/>
-        </w:rPr>
-        <w:t xml:space="preserve">ARQIA Telecom &amp; IoT </w:t>
-      </w:r>
-      <w:proofErr w:type="spellStart"/>
-      <w:r>
-        <w:rPr>
-          <w:b/>
-        </w:rPr>
-        <w:t>Latam</w:t>
-      </w:r>
-      <w:proofErr w:type="spellEnd"/>
-      <w:r>
-        <w:rPr>
-          <w:b/>
-        </w:rPr>
-        <w:t xml:space="preserve"> — </w:t>
-      </w:r>
-      <w:proofErr w:type="spellStart"/>
-      <w:r>
-        <w:rPr>
-          <w:b/>
-        </w:rPr>
-        <w:t>Analista</w:t>
-      </w:r>
-      <w:proofErr w:type="spellEnd"/>
-      <w:r>
-        <w:rPr>
-          <w:b/>
-        </w:rPr>
-        <w:t xml:space="preserve"> de </w:t>
-      </w:r>
-      <w:proofErr w:type="spellStart"/>
-      <w:r>
-        <w:rPr>
-          <w:b/>
-        </w:rPr>
-        <w:t>Desenvolvimento</w:t>
-      </w:r>
-      <w:proofErr w:type="spellEnd"/>
-      <w:r>
-        <w:rPr>
-          <w:b/>
-        </w:rPr>
-        <w:t xml:space="preserve"> | Set 2025 – Jan 2026</w:t>
-      </w:r>
-    </w:p>
-    <w:p>
-      <w:pPr>
-        <w:pStyle w:val="Commarcadores"/>
-        <w:spacing w:after="20" w:line="240" w:lineRule="auto"/>
-      </w:pPr>
-      <w:proofErr w:type="spellStart"/>
-      <w:r>
-        <w:t>Desenvolvimento</w:t>
-      </w:r>
-      <w:proofErr w:type="spellEnd"/>
-      <w:r>
-        <w:t xml:space="preserve"> e </w:t>
-      </w:r>
-      <w:proofErr w:type="spellStart"/>
-      <w:r>
-        <w:t>manutenção</w:t>
-      </w:r>
-      <w:proofErr w:type="spellEnd"/>
-      <w:r>
-        <w:t xml:space="preserve"> de software para ambi</w:t>
-      </w:r>
-      <w:r>
-        <w:t>entes de IoT, MVNO e VoIP.</w:t>
-      </w:r>
-    </w:p>
-    <w:p>
-      <w:pPr>
-        <w:pStyle w:val="Commarcadores"/>
-        <w:spacing w:after="20" w:line="240" w:lineRule="auto"/>
-      </w:pPr>
-      <w:proofErr w:type="spellStart"/>
-      <w:r>
-        <w:t>Desenvolvimento</w:t>
-      </w:r>
-      <w:proofErr w:type="spellEnd"/>
-      <w:r>
-        <w:t xml:space="preserve"> de APIs REST/SOAP, </w:t>
-      </w:r>
-      <w:proofErr w:type="spellStart"/>
-      <w:r>
-        <w:t>rotinas</w:t>
-      </w:r>
-      <w:proofErr w:type="spellEnd"/>
-      <w:r>
-        <w:t xml:space="preserve"> de </w:t>
-      </w:r>
-      <w:proofErr w:type="spellStart"/>
-      <w:r>
-        <w:t>integração</w:t>
-      </w:r>
-      <w:proofErr w:type="spellEnd"/>
-      <w:r>
-        <w:t xml:space="preserve"> e </w:t>
-      </w:r>
-      <w:proofErr w:type="spellStart"/>
-      <w:r>
-        <w:t>serviços</w:t>
-      </w:r>
-      <w:proofErr w:type="spellEnd"/>
-      <w:r>
-        <w:t xml:space="preserve"> web </w:t>
-      </w:r>
-      <w:proofErr w:type="spellStart"/>
-      <w:r>
-        <w:t>utilizando</w:t>
-      </w:r>
-      <w:proofErr w:type="spellEnd"/>
-      <w:r>
-        <w:t xml:space="preserve"> C#/.NET, ASP.NET, PHP/Laravel e JavaScript.</w:t>
-      </w:r>
-    </w:p>
-    <w:p>
-      <w:pPr>
-        <w:pStyle w:val="Commarcadores"/>
-        <w:spacing w:after="20" w:line="240" w:lineRule="auto"/>
-      </w:pPr>
-      <w:proofErr w:type="spellStart"/>
-      <w:r>
-        <w:t>Atuação</w:t>
-      </w:r>
-      <w:proofErr w:type="spellEnd"/>
-      <w:r>
-        <w:t xml:space="preserve"> com Microsoft SQL Server, T-SQL, Entity Framework/LINQ e </w:t>
-      </w:r>
-      <w:proofErr w:type="spellStart"/>
-      <w:r>
-        <w:t>serviços</w:t>
-      </w:r>
-      <w:proofErr w:type="spellEnd"/>
-      <w:r>
-        <w:t xml:space="preserve"> Azure, </w:t>
-      </w:r>
-      <w:proofErr w:type="spellStart"/>
-      <w:r>
-        <w:t>incluindo</w:t>
-      </w:r>
-      <w:proofErr w:type="spellEnd"/>
-      <w:r>
-        <w:t xml:space="preserve"> Logic Apps,</w:t>
-      </w:r>
-      <w:r>
-        <w:t xml:space="preserve"> Functions, Storage e API Management.</w:t>
-      </w:r>
-    </w:p>
-    <w:p>
-      <w:pPr>
-        <w:pStyle w:val="Commarcadores"/>
-        <w:spacing w:after="20" w:line="240" w:lineRule="auto"/>
-      </w:pPr>
-      <w:proofErr w:type="spellStart"/>
-      <w:r>
-        <w:t>Execução</w:t>
-      </w:r>
-      <w:proofErr w:type="spellEnd"/>
-      <w:r>
-        <w:t xml:space="preserve"> de testes </w:t>
-      </w:r>
-      <w:proofErr w:type="spellStart"/>
-      <w:r>
-        <w:t>unitários</w:t>
-      </w:r>
-      <w:proofErr w:type="spellEnd"/>
-      <w:r>
-        <w:t xml:space="preserve">, de </w:t>
-      </w:r>
-      <w:proofErr w:type="spellStart"/>
-      <w:r>
-        <w:t>integração</w:t>
-      </w:r>
-      <w:proofErr w:type="spellEnd"/>
-      <w:r>
-        <w:t xml:space="preserve"> e de </w:t>
-      </w:r>
-      <w:proofErr w:type="spellStart"/>
-      <w:r>
-        <w:t>sistema</w:t>
-      </w:r>
-      <w:proofErr w:type="spellEnd"/>
-      <w:r>
-        <w:t xml:space="preserve">, </w:t>
-      </w:r>
-      <w:proofErr w:type="spellStart"/>
-      <w:r>
-        <w:t>correção</w:t>
-      </w:r>
-      <w:proofErr w:type="spellEnd"/>
-      <w:r>
-        <w:t xml:space="preserve"> de bugs, </w:t>
-      </w:r>
-      <w:proofErr w:type="spellStart"/>
-      <w:r>
-        <w:t>práticas</w:t>
-      </w:r>
-      <w:proofErr w:type="spellEnd"/>
-      <w:r>
-        <w:t xml:space="preserve"> de </w:t>
-      </w:r>
-      <w:proofErr w:type="spellStart"/>
-      <w:r>
-        <w:t>segurança</w:t>
-      </w:r>
-      <w:proofErr w:type="spellEnd"/>
-      <w:r>
-        <w:t xml:space="preserve"> e </w:t>
-      </w:r>
-      <w:proofErr w:type="spellStart"/>
-      <w:r>
-        <w:t>otimização</w:t>
-      </w:r>
-      <w:proofErr w:type="spellEnd"/>
-      <w:r>
-        <w:t xml:space="preserve"> de </w:t>
-      </w:r>
-      <w:proofErr w:type="spellStart"/>
-      <w:r>
-        <w:t>desempenho</w:t>
-      </w:r>
-      <w:proofErr w:type="spellEnd"/>
-      <w:r>
-        <w:t>.</w:t>
-      </w:r>
-    </w:p>
-    <w:p>
-      <w:pPr>
-        <w:pStyle w:val="Commarcadores"/>
-        <w:spacing w:after="20" w:line="240" w:lineRule="auto"/>
-      </w:pPr>
-      <w:proofErr w:type="spellStart"/>
-      <w:r>
-        <w:t>Colaboração</w:t>
-      </w:r>
-      <w:proofErr w:type="spellEnd"/>
-      <w:r>
-        <w:t xml:space="preserve"> com </w:t>
-      </w:r>
-      <w:proofErr w:type="spellStart"/>
-      <w:r>
-        <w:t>analistas</w:t>
-      </w:r>
-      <w:proofErr w:type="spellEnd"/>
-      <w:r>
-        <w:t xml:space="preserve">, </w:t>
-      </w:r>
-      <w:proofErr w:type="spellStart"/>
-      <w:r>
-        <w:t>testadores</w:t>
-      </w:r>
-      <w:proofErr w:type="spellEnd"/>
-      <w:r>
-        <w:t xml:space="preserve">, designers e </w:t>
-      </w:r>
-      <w:proofErr w:type="spellStart"/>
-      <w:r>
-        <w:t>desenvolvedores</w:t>
-      </w:r>
-      <w:proofErr w:type="spellEnd"/>
-      <w:r>
-        <w:t xml:space="preserve"> </w:t>
-      </w:r>
-      <w:proofErr w:type="spellStart"/>
-      <w:r>
-        <w:t>utilizando</w:t>
-      </w:r>
-      <w:proofErr w:type="spellEnd"/>
-      <w:r>
-        <w:t xml:space="preserve"> Scrum e Kanban</w:t>
-      </w:r>
-      <w:r>
-        <w:t>.</w:t>
-      </w:r>
-    </w:p>
-    <w:p>
-      <w:r>
-        <w:rPr>
-          <w:b/>
-        </w:rPr>
-        <w:t xml:space="preserve">SITECH Brazil — </w:t>
-      </w:r>
-      <w:proofErr w:type="spellStart"/>
-      <w:r>
-        <w:rPr>
-          <w:b/>
-        </w:rPr>
-        <w:t>Analista</w:t>
-      </w:r>
-      <w:proofErr w:type="spellEnd"/>
-      <w:r>
-        <w:rPr>
-          <w:b/>
-        </w:rPr>
-        <w:t xml:space="preserve"> Técnico | Nov 2023 – Out 2024</w:t>
-      </w:r>
-    </w:p>
-    <w:p>
-      <w:pPr>
-        <w:pStyle w:val="Commarcadores"/>
-        <w:spacing w:after="20" w:line="240" w:lineRule="auto"/>
-      </w:pPr>
-      <w:proofErr w:type="spellStart"/>
-      <w:r>
-        <w:t>Desenvolvimento</w:t>
-      </w:r>
-      <w:proofErr w:type="spellEnd"/>
-      <w:r>
-        <w:t xml:space="preserve"> de </w:t>
-      </w:r>
-      <w:proofErr w:type="spellStart"/>
-      <w:r>
-        <w:t>soluções</w:t>
-      </w:r>
-      <w:proofErr w:type="spellEnd"/>
-      <w:r>
-        <w:t xml:space="preserve"> para </w:t>
-      </w:r>
-      <w:proofErr w:type="spellStart"/>
-      <w:r>
-        <w:t>sistemas</w:t>
-      </w:r>
-      <w:proofErr w:type="spellEnd"/>
-      <w:r>
-        <w:t xml:space="preserve"> de </w:t>
-      </w:r>
-      <w:proofErr w:type="spellStart"/>
-      <w:r>
-        <w:t>imagem</w:t>
-      </w:r>
-      <w:proofErr w:type="spellEnd"/>
-      <w:r>
-        <w:t xml:space="preserve"> de </w:t>
-      </w:r>
-      <w:proofErr w:type="spellStart"/>
-      <w:r>
-        <w:t>teleoperação</w:t>
-      </w:r>
-      <w:proofErr w:type="spellEnd"/>
-      <w:r>
-        <w:t xml:space="preserve"> e </w:t>
-      </w:r>
-      <w:proofErr w:type="spellStart"/>
-      <w:r>
-        <w:t>controle</w:t>
-      </w:r>
-      <w:proofErr w:type="spellEnd"/>
-      <w:r>
-        <w:t xml:space="preserve"> </w:t>
-      </w:r>
-      <w:proofErr w:type="spellStart"/>
-      <w:r>
-        <w:t>remoto</w:t>
-      </w:r>
-      <w:proofErr w:type="spellEnd"/>
-      <w:r>
-        <w:t xml:space="preserve"> de </w:t>
-      </w:r>
-      <w:proofErr w:type="spellStart"/>
-      <w:r>
-        <w:t>veículos</w:t>
-      </w:r>
-      <w:proofErr w:type="spellEnd"/>
-      <w:r>
-        <w:t xml:space="preserve"> </w:t>
-      </w:r>
-      <w:proofErr w:type="spellStart"/>
-      <w:r>
-        <w:t>autônomos</w:t>
-      </w:r>
-      <w:proofErr w:type="spellEnd"/>
-      <w:r>
-        <w:t xml:space="preserve"> </w:t>
-      </w:r>
-      <w:proofErr w:type="spellStart"/>
-      <w:r>
-        <w:t>utilizando</w:t>
-      </w:r>
-      <w:proofErr w:type="spellEnd"/>
-      <w:r>
-        <w:t xml:space="preserve"> C/C++, JavaScript, React, Node.js, Python, MySQL, Qt/QML e </w:t>
-      </w:r>
-      <w:r>
-        <w:t>MQTT/</w:t>
-      </w:r>
-      <w:proofErr w:type="spellStart"/>
-      <w:r>
-        <w:t>Mosquitto</w:t>
-      </w:r>
-      <w:proofErr w:type="spellEnd"/>
-      <w:r>
-        <w:t>.</w:t>
-      </w:r>
-    </w:p>
-    <w:p>
-      <w:pPr>
-        <w:pStyle w:val="Commarcadores"/>
-        <w:spacing w:after="20" w:line="240" w:lineRule="auto"/>
-      </w:pPr>
-      <w:proofErr w:type="spellStart"/>
-      <w:r>
-        <w:t>Implementação</w:t>
-      </w:r>
-      <w:proofErr w:type="spellEnd"/>
-      <w:r>
-        <w:t xml:space="preserve">, testes e </w:t>
-      </w:r>
-      <w:proofErr w:type="spellStart"/>
-      <w:r>
-        <w:t>manutenção</w:t>
-      </w:r>
-      <w:proofErr w:type="spellEnd"/>
-      <w:r>
-        <w:t xml:space="preserve"> de ambientes de software e </w:t>
-      </w:r>
-      <w:proofErr w:type="spellStart"/>
-      <w:r>
-        <w:t>bancos</w:t>
-      </w:r>
-      <w:proofErr w:type="spellEnd"/>
-      <w:r>
-        <w:t xml:space="preserve"> de dados.</w:t>
-      </w:r>
-    </w:p>
-    <w:p>
-      <w:pPr>
-        <w:pStyle w:val="Commarcadores"/>
-        <w:spacing w:after="20" w:line="240" w:lineRule="auto"/>
-      </w:pPr>
-      <w:proofErr w:type="spellStart"/>
-      <w:r>
-        <w:t>Administração</w:t>
-      </w:r>
-      <w:proofErr w:type="spellEnd"/>
-      <w:r>
-        <w:t xml:space="preserve"> de </w:t>
-      </w:r>
-      <w:proofErr w:type="spellStart"/>
-      <w:r>
-        <w:t>servidores</w:t>
-      </w:r>
-      <w:proofErr w:type="spellEnd"/>
-      <w:r>
-        <w:t xml:space="preserve"> de banco de dados e </w:t>
-      </w:r>
-      <w:proofErr w:type="spellStart"/>
-      <w:r>
-        <w:t>suporte</w:t>
-      </w:r>
-      <w:proofErr w:type="spellEnd"/>
-      <w:r>
-        <w:t xml:space="preserve"> à </w:t>
-      </w:r>
-      <w:proofErr w:type="spellStart"/>
-      <w:r>
-        <w:t>infraestrutura</w:t>
-      </w:r>
-      <w:proofErr w:type="spellEnd"/>
-      <w:r>
-        <w:t xml:space="preserve"> Linux/</w:t>
-      </w:r>
-      <w:proofErr w:type="spellStart"/>
-      <w:r>
-        <w:t>servidores</w:t>
-      </w:r>
-      <w:proofErr w:type="spellEnd"/>
-      <w:r>
-        <w:t xml:space="preserve"> e </w:t>
-      </w:r>
-      <w:proofErr w:type="spellStart"/>
-      <w:r>
-        <w:t>diagnóstico</w:t>
-      </w:r>
-      <w:proofErr w:type="spellEnd"/>
-      <w:r>
-        <w:t xml:space="preserve"> de redes.</w:t>
-      </w:r>
-    </w:p>
-    <w:p>
-      <w:pPr>
-        <w:pStyle w:val="Commarcadores"/>
-        <w:spacing w:after="20" w:line="240" w:lineRule="auto"/>
-      </w:pPr>
-      <w:proofErr w:type="spellStart"/>
-      <w:r>
-        <w:t>Atuação</w:t>
-      </w:r>
-      <w:proofErr w:type="spellEnd"/>
-      <w:r>
-        <w:t xml:space="preserve"> com redes de </w:t>
-      </w:r>
-      <w:proofErr w:type="spellStart"/>
-      <w:r>
-        <w:t>telemetria</w:t>
-      </w:r>
-      <w:proofErr w:type="spellEnd"/>
-      <w:r>
-        <w:t xml:space="preserve"> e CAN/</w:t>
-      </w:r>
-      <w:proofErr w:type="spellStart"/>
-      <w:r>
-        <w:t>CANopen</w:t>
-      </w:r>
-      <w:proofErr w:type="spellEnd"/>
-      <w:r>
-        <w:t xml:space="preserve"> </w:t>
-      </w:r>
-      <w:proofErr w:type="spellStart"/>
-      <w:r>
-        <w:t>e</w:t>
-      </w:r>
-      <w:r>
-        <w:t>m</w:t>
-      </w:r>
-      <w:proofErr w:type="spellEnd"/>
-      <w:r>
-        <w:t xml:space="preserve"> </w:t>
-      </w:r>
-      <w:proofErr w:type="spellStart"/>
-      <w:r>
-        <w:t>sistemas</w:t>
-      </w:r>
-      <w:proofErr w:type="spellEnd"/>
-      <w:r>
-        <w:t xml:space="preserve"> </w:t>
-      </w:r>
-      <w:proofErr w:type="spellStart"/>
-      <w:r>
-        <w:t>industriais</w:t>
-      </w:r>
-      <w:proofErr w:type="spellEnd"/>
-      <w:r>
-        <w:t xml:space="preserve"> com forte </w:t>
-      </w:r>
-      <w:proofErr w:type="spellStart"/>
-      <w:r>
-        <w:t>integração</w:t>
-      </w:r>
-      <w:proofErr w:type="spellEnd"/>
-      <w:r>
-        <w:t>.</w:t>
+        <w:t>LANGUAGES</w:t>
       </w:r>
     </w:p>
     <w:p>
       <w:pPr>
         <w:rPr>
-          <w:b/>
+          <w:rFonts w:hint="eastAsia"/>
         </w:rPr>
       </w:pPr>
-    </w:p>
-    <w:p>
-      <w:proofErr w:type="spellStart"/>
-      <w:r>
-        <w:rPr>
-          <w:b/>
-        </w:rPr>
-        <w:lastRenderedPageBreak/>
-        <w:t>Sotreq</w:t>
-      </w:r>
-      <w:proofErr w:type="spellEnd"/>
-      <w:r>
-        <w:rPr>
-          <w:b/>
-        </w:rPr>
-        <w:t xml:space="preserve"> | CAT </w:t>
-      </w:r>
-      <w:proofErr w:type="spellStart"/>
-      <w:r>
-        <w:rPr>
-          <w:b/>
-        </w:rPr>
-        <w:t>Latam</w:t>
-      </w:r>
-      <w:proofErr w:type="spellEnd"/>
-      <w:r>
-        <w:rPr>
-          <w:b/>
-        </w:rPr>
-        <w:t xml:space="preserve"> — </w:t>
-      </w:r>
-      <w:proofErr w:type="spellStart"/>
-      <w:r>
-        <w:rPr>
-          <w:b/>
-        </w:rPr>
-        <w:t>Assistente</w:t>
-      </w:r>
-      <w:proofErr w:type="spellEnd"/>
-      <w:r>
-        <w:rPr>
-          <w:b/>
-        </w:rPr>
-        <w:t xml:space="preserve"> </w:t>
-      </w:r>
-      <w:proofErr w:type="spellStart"/>
-      <w:r>
-        <w:rPr>
-          <w:b/>
-        </w:rPr>
-        <w:t>Comercial</w:t>
-      </w:r>
-      <w:proofErr w:type="spellEnd"/>
-      <w:r>
-        <w:rPr>
-          <w:b/>
-        </w:rPr>
-        <w:t xml:space="preserve"> / </w:t>
-      </w:r>
-      <w:proofErr w:type="spellStart"/>
-      <w:r>
-        <w:rPr>
-          <w:b/>
-        </w:rPr>
-        <w:t>Automação</w:t>
-      </w:r>
-      <w:proofErr w:type="spellEnd"/>
-      <w:r>
-        <w:rPr>
-          <w:b/>
-        </w:rPr>
-        <w:t xml:space="preserve"> e Dados | Set 2020 – Nov 2023</w:t>
-      </w:r>
-    </w:p>
-    <w:p>
-      <w:pPr>
-        <w:pStyle w:val="Commarcadores"/>
-        <w:spacing w:after="20" w:line="240" w:lineRule="auto"/>
-      </w:pPr>
-      <w:proofErr w:type="spellStart"/>
-      <w:r>
-        <w:t>Desenvolvimento</w:t>
-      </w:r>
-      <w:proofErr w:type="spellEnd"/>
-      <w:r>
-        <w:t xml:space="preserve"> de ferramentas de </w:t>
-      </w:r>
-      <w:proofErr w:type="spellStart"/>
-      <w:r>
-        <w:t>automação</w:t>
-      </w:r>
-      <w:proofErr w:type="spellEnd"/>
-      <w:r>
-        <w:t xml:space="preserve"> de </w:t>
-      </w:r>
-      <w:proofErr w:type="spellStart"/>
-      <w:r>
-        <w:t>processos</w:t>
-      </w:r>
-      <w:proofErr w:type="spellEnd"/>
-      <w:r>
-        <w:t xml:space="preserve"> e </w:t>
-      </w:r>
-      <w:proofErr w:type="spellStart"/>
-      <w:r>
-        <w:t>análise</w:t>
-      </w:r>
-      <w:proofErr w:type="spellEnd"/>
-      <w:r>
-        <w:t xml:space="preserve"> de dados </w:t>
-      </w:r>
-      <w:proofErr w:type="spellStart"/>
-      <w:r>
-        <w:t>utilizando</w:t>
-      </w:r>
-      <w:proofErr w:type="spellEnd"/>
-      <w:r>
-        <w:t xml:space="preserve"> Python, SQLite, VB e ABAP.</w:t>
-      </w:r>
-    </w:p>
-    <w:p>
-      <w:pPr>
-        <w:pStyle w:val="Commarcadores"/>
-        <w:spacing w:after="20" w:line="240" w:lineRule="auto"/>
-      </w:pPr>
-      <w:proofErr w:type="spellStart"/>
-      <w:r>
-        <w:t>Construção</w:t>
-      </w:r>
-      <w:proofErr w:type="spellEnd"/>
-      <w:r>
-        <w:t xml:space="preserve"> de</w:t>
-      </w:r>
-      <w:r>
-        <w:t xml:space="preserve"> KPIs e dashboards </w:t>
-      </w:r>
-      <w:proofErr w:type="spellStart"/>
-      <w:r>
-        <w:t>utilizando</w:t>
-      </w:r>
-      <w:proofErr w:type="spellEnd"/>
-      <w:r>
-        <w:t xml:space="preserve"> Power BI, DAX, Excel e VBA.</w:t>
-      </w:r>
-    </w:p>
-    <w:p>
-      <w:pPr>
-        <w:pStyle w:val="Ttulo1"/>
-      </w:pPr>
-      <w:r>
-        <w:t>EDUCAÇÃO</w:t>
-      </w:r>
-    </w:p>
-    <w:p>
-      <w:pPr>
-        <w:spacing w:after="60" w:line="240" w:lineRule="auto"/>
-      </w:pPr>
-      <w:proofErr w:type="spellStart"/>
-      <w:r>
-        <w:t>Bacharelado</w:t>
-      </w:r>
-      <w:proofErr w:type="spellEnd"/>
-      <w:r>
-        <w:t xml:space="preserve"> </w:t>
-      </w:r>
-      <w:proofErr w:type="spellStart"/>
-      <w:r>
-        <w:t>em</w:t>
-      </w:r>
-      <w:proofErr w:type="spellEnd"/>
-      <w:r>
-        <w:t xml:space="preserve"> </w:t>
-      </w:r>
-      <w:proofErr w:type="spellStart"/>
-      <w:r>
-        <w:t>Ciência</w:t>
-      </w:r>
-      <w:proofErr w:type="spellEnd"/>
-      <w:r>
-        <w:t xml:space="preserve"> da </w:t>
-      </w:r>
-      <w:proofErr w:type="spellStart"/>
-      <w:r>
-        <w:t>Computação</w:t>
-      </w:r>
-      <w:proofErr w:type="spellEnd"/>
-      <w:r>
-        <w:t xml:space="preserve"> — UNIAMÉRICA Centro </w:t>
-      </w:r>
-      <w:proofErr w:type="spellStart"/>
-      <w:r>
-        <w:t>Universitário</w:t>
-      </w:r>
-      <w:proofErr w:type="spellEnd"/>
-      <w:r>
-        <w:t xml:space="preserve"> </w:t>
-      </w:r>
-      <w:proofErr w:type="spellStart"/>
-      <w:r>
-        <w:t>União</w:t>
-      </w:r>
-      <w:proofErr w:type="spellEnd"/>
-      <w:r>
-        <w:t xml:space="preserve"> das </w:t>
-      </w:r>
-      <w:proofErr w:type="spellStart"/>
-      <w:r>
-        <w:t>Américas</w:t>
-      </w:r>
-      <w:proofErr w:type="spellEnd"/>
-      <w:r>
-        <w:t xml:space="preserve"> </w:t>
-      </w:r>
-      <w:proofErr w:type="spellStart"/>
-      <w:r>
-        <w:t>Descomplica</w:t>
-      </w:r>
-      <w:proofErr w:type="spellEnd"/>
-      <w:r>
-        <w:t xml:space="preserve"> | Jun 2024 – Dez 2028</w:t>
-      </w:r>
-    </w:p>
-    <w:p>
-      <w:pPr>
-        <w:spacing w:after="60" w:line="240" w:lineRule="auto"/>
-      </w:pPr>
-      <w:proofErr w:type="spellStart"/>
-      <w:r>
-        <w:t>Tecnólogo</w:t>
-      </w:r>
-      <w:proofErr w:type="spellEnd"/>
-      <w:r>
-        <w:t xml:space="preserve"> </w:t>
-      </w:r>
-      <w:proofErr w:type="spellStart"/>
-      <w:r>
-        <w:t>em</w:t>
-      </w:r>
-      <w:proofErr w:type="spellEnd"/>
-      <w:r>
-        <w:t xml:space="preserve"> DevOps — UNIDERP </w:t>
-      </w:r>
-      <w:proofErr w:type="spellStart"/>
-      <w:r>
-        <w:t>Universidade</w:t>
-      </w:r>
-      <w:proofErr w:type="spellEnd"/>
-      <w:r>
-        <w:t xml:space="preserve"> </w:t>
-      </w:r>
-      <w:proofErr w:type="spellStart"/>
-      <w:r>
-        <w:t>Anhanguera</w:t>
-      </w:r>
-      <w:proofErr w:type="spellEnd"/>
-      <w:r>
-        <w:t xml:space="preserve"> | </w:t>
-      </w:r>
-      <w:proofErr w:type="spellStart"/>
-      <w:r>
-        <w:t>Fev</w:t>
-      </w:r>
-      <w:proofErr w:type="spellEnd"/>
-      <w:r>
-        <w:t xml:space="preserve"> 2021 </w:t>
-      </w:r>
-      <w:r>
-        <w:t>– Jul 2023</w:t>
-      </w:r>
-    </w:p>
-    <w:p>
-      <w:pPr>
-        <w:spacing w:after="60" w:line="240" w:lineRule="auto"/>
-      </w:pPr>
-      <w:proofErr w:type="spellStart"/>
-      <w:r>
-        <w:t>Tecnólogo</w:t>
-      </w:r>
-      <w:proofErr w:type="spellEnd"/>
-      <w:r>
-        <w:t xml:space="preserve"> </w:t>
-      </w:r>
-      <w:proofErr w:type="spellStart"/>
-      <w:r>
-        <w:t>em</w:t>
-      </w:r>
-      <w:proofErr w:type="spellEnd"/>
-      <w:r>
-        <w:t xml:space="preserve"> </w:t>
-      </w:r>
-      <w:proofErr w:type="spellStart"/>
-      <w:r>
-        <w:t>Mecatrônica</w:t>
-      </w:r>
-      <w:proofErr w:type="spellEnd"/>
-      <w:r>
-        <w:t xml:space="preserve"> — UNIAN </w:t>
-      </w:r>
-      <w:proofErr w:type="spellStart"/>
-      <w:r>
-        <w:t>Universidade</w:t>
-      </w:r>
-      <w:proofErr w:type="spellEnd"/>
-      <w:r>
-        <w:t xml:space="preserve"> </w:t>
-      </w:r>
-      <w:proofErr w:type="spellStart"/>
-      <w:r>
-        <w:t>Anhanguera</w:t>
-      </w:r>
-      <w:proofErr w:type="spellEnd"/>
-      <w:r>
-        <w:t xml:space="preserve"> | Jun 2018 – Dez 2020</w:t>
-      </w:r>
-    </w:p>
-    <w:p>
-      <w:pPr>
-        <w:spacing w:after="60" w:line="240" w:lineRule="auto"/>
-      </w:pPr>
-      <w:proofErr w:type="spellStart"/>
-      <w:r>
-        <w:t>Formação</w:t>
-      </w:r>
-      <w:proofErr w:type="spellEnd"/>
-      <w:r>
-        <w:t xml:space="preserve"> Técnica </w:t>
-      </w:r>
-      <w:proofErr w:type="spellStart"/>
-      <w:r>
-        <w:t>em</w:t>
-      </w:r>
-      <w:proofErr w:type="spellEnd"/>
-      <w:r>
-        <w:t xml:space="preserve"> </w:t>
-      </w:r>
-      <w:proofErr w:type="spellStart"/>
-      <w:r>
-        <w:t>Mecânica</w:t>
-      </w:r>
-      <w:proofErr w:type="spellEnd"/>
-      <w:r>
-        <w:t xml:space="preserve"> Industrial — SENAI Centro de </w:t>
-      </w:r>
-      <w:proofErr w:type="spellStart"/>
-      <w:r>
-        <w:t>Formação</w:t>
-      </w:r>
-      <w:proofErr w:type="spellEnd"/>
-      <w:r>
-        <w:t xml:space="preserve"> </w:t>
-      </w:r>
-      <w:proofErr w:type="spellStart"/>
-      <w:r>
-        <w:t>Profissional</w:t>
-      </w:r>
-      <w:proofErr w:type="spellEnd"/>
-      <w:r>
-        <w:t xml:space="preserve"> </w:t>
-      </w:r>
-      <w:proofErr w:type="spellStart"/>
-      <w:r>
-        <w:t>Euvaldo</w:t>
-      </w:r>
-      <w:proofErr w:type="spellEnd"/>
-      <w:r>
-        <w:t xml:space="preserve"> Lodi | Ago 2016 – </w:t>
-      </w:r>
-      <w:proofErr w:type="spellStart"/>
-      <w:r>
-        <w:t>Abr</w:t>
-      </w:r>
-      <w:proofErr w:type="spellEnd"/>
-      <w:r>
-        <w:t xml:space="preserve"> 2018</w:t>
-      </w:r>
-    </w:p>
-    <w:p>
-      <w:pPr>
-        <w:pStyle w:val="Ttulo1"/>
-      </w:pPr>
-      <w:r>
-        <w:t>PRÁTICAS DE ENGENHARIA</w:t>
-      </w:r>
-    </w:p>
-    <w:p>
-      <w:pPr>
-        <w:spacing w:after="60" w:line="240" w:lineRule="auto"/>
-      </w:pPr>
-      <w:r>
-        <w:t>SOLID • DDD • TDD • Design P</w:t>
-      </w:r>
-      <w:r>
-        <w:t xml:space="preserve">atterns • Clean Architecture • </w:t>
-      </w:r>
-      <w:proofErr w:type="spellStart"/>
-      <w:r>
-        <w:t>Arquitetura</w:t>
-      </w:r>
-      <w:proofErr w:type="spellEnd"/>
-      <w:r>
-        <w:t xml:space="preserve"> Hexagonal • MVC • </w:t>
-      </w:r>
-      <w:proofErr w:type="spellStart"/>
-      <w:r>
-        <w:t>Microsserviços</w:t>
-      </w:r>
-      <w:proofErr w:type="spellEnd"/>
-      <w:r>
-        <w:t xml:space="preserve"> • </w:t>
-      </w:r>
-      <w:proofErr w:type="spellStart"/>
-      <w:r>
-        <w:t>Arquitetura</w:t>
-      </w:r>
-      <w:proofErr w:type="spellEnd"/>
-      <w:r>
-        <w:t xml:space="preserve"> </w:t>
-      </w:r>
-      <w:proofErr w:type="spellStart"/>
-      <w:r>
-        <w:t>Orientada</w:t>
-      </w:r>
-      <w:proofErr w:type="spellEnd"/>
-      <w:r>
-        <w:t xml:space="preserve"> a </w:t>
-      </w:r>
-      <w:proofErr w:type="spellStart"/>
-      <w:r>
-        <w:t>Eventos</w:t>
-      </w:r>
-      <w:proofErr w:type="spellEnd"/>
-      <w:r>
-        <w:t xml:space="preserve"> • System Design • Design Docs • Agile/Scrum/Kanban • CI/CD • Docker • Git</w:t>
-      </w:r>
-    </w:p>
-    <w:p>
-      <w:pPr>
-        <w:pStyle w:val="Ttulo1"/>
-      </w:pPr>
-      <w:r>
-        <w:t>IDIOMAS</w:t>
-      </w:r>
-    </w:p>
-    <w:p>
-      <w:pPr>
-        <w:spacing w:after="60" w:line="240" w:lineRule="auto"/>
-      </w:pPr>
-      <w:proofErr w:type="spellStart"/>
-      <w:r>
-        <w:t>Português</w:t>
-      </w:r>
-      <w:proofErr w:type="spellEnd"/>
-      <w:r>
-        <w:t xml:space="preserve"> — </w:t>
-      </w:r>
-      <w:proofErr w:type="spellStart"/>
-      <w:r>
-        <w:t>Nativo</w:t>
-      </w:r>
-      <w:proofErr w:type="spellEnd"/>
-      <w:r>
-        <w:t xml:space="preserve"> | </w:t>
-      </w:r>
-      <w:proofErr w:type="spellStart"/>
-      <w:r>
-        <w:t>Inglês</w:t>
-      </w:r>
-      <w:proofErr w:type="spellEnd"/>
-      <w:r>
-        <w:t xml:space="preserve"> — </w:t>
-      </w:r>
-      <w:proofErr w:type="spellStart"/>
-      <w:r>
-        <w:t>Proficiência</w:t>
-      </w:r>
-      <w:proofErr w:type="spellEnd"/>
-      <w:r>
-        <w:t xml:space="preserve"> </w:t>
-      </w:r>
-      <w:proofErr w:type="spellStart"/>
-      <w:r>
-        <w:t>técnica</w:t>
-      </w:r>
-      <w:proofErr w:type="spellEnd"/>
-      <w:r>
-        <w:t xml:space="preserve"> </w:t>
-      </w:r>
-      <w:proofErr w:type="spellStart"/>
-      <w:r>
-        <w:t>profissional</w:t>
-      </w:r>
-      <w:proofErr w:type="spellEnd"/>
+      <w:r>
+        <w:t xml:space="preserve">Portuguese — </w:t>
+      </w:r>
+      <w:proofErr w:type="gramStart"/>
+      <w:r>
+        <w:t>Native  |</w:t>
+      </w:r>
+      <w:proofErr w:type="gramEnd"/>
+      <w:r>
+        <w:t xml:space="preserve">  English — Professional Technical Proficiency</w:t>
+      </w:r>
     </w:p>
     <w:sectPr>
+      <w:footerReference w:type="default" r:id="rId8"/>
       <w:pgSz w:w="12240" w:h="15840"/>
-      <w:pgMar w:top="648" w:right="864" w:bottom="648" w:left="864" w:header="0" w:footer="0" w:gutter="0"/>
+      <w:pgMar w:top="792" w:right="936" w:bottom="792" w:left="936" w:header="720" w:footer="720" w:gutter="0"/>
       <w:cols w:space="720"/>
-      <w:formProt w:val="0"/>
       <w:docGrid w:linePitch="360"/>
     </w:sectPr>
   </w:body>
 </w:document>
 </file>
 
+<file path=word/endnotes.xml><?xml version="1.0" encoding="utf-8"?>
+<w:endnotes xmlns:wpc="http://schemas.microsoft.com/office/word/2010/wordprocessingCanvas" xmlns:cx="http://schemas.microsoft.com/office/drawing/2014/chartex" xmlns:cx1="http://schemas.microsoft.com/office/drawing/2015/9/8/chartex" xmlns:cx2="http://schemas.microsoft.com/office/drawing/2015/10/21/chartex" xmlns:cx3="http://schemas.microsoft.com/office/drawing/2016/5/9/chartex" xmlns:cx4="http://schemas.microsoft.com/office/drawing/2016/5/10/chartex" xmlns:cx5="http://schemas.microsoft.com/office/drawing/2016/5/11/chartex" xmlns:cx6="http://schemas.microsoft.com/office/drawing/2016/5/12/chartex" xmlns:cx7="http://schemas.microsoft.com/office/drawing/2016/5/13/chartex" xmlns:cx8="http://schemas.microsoft.com/office/drawing/2016/5/14/chartex" xmlns:mc="http://schemas.openxmlformats.org/markup-compatibility/2006" xmlns:aink="http://schemas.microsoft.com/office/drawing/2016/ink" xmlns:am3d="http://schemas.microsoft.com/office/drawing/2017/model3d" xmlns:o="urn:schemas-microsoft-com:office:office" xmlns:r="http://schemas.openxmlformats.org/officeDocument/2006/relationships" xmlns:m="http://schemas.openxmlformats.org/officeDocument/2006/math" xmlns:v="urn:schemas-microsoft-com:vml" xmlns:wp14="http://schemas.microsoft.com/office/word/2010/wordprocessingDrawing" xmlns:wp="http://schemas.openxmlformats.org/drawingml/2006/wordprocessingDrawing" xmlns:w10="urn:schemas-microsoft-com:office:word" xmlns:w="http://schemas.openxmlformats.org/wordprocessingml/2006/main" xmlns:w14="http://schemas.microsoft.com/office/word/2010/wordml" xmlns:w15="http://schemas.microsoft.com/office/word/2012/wordml" xmlns:w16cex="http://schemas.microsoft.com/office/word/2018/wordml/cex" xmlns:w16cid="http://schemas.microsoft.com/office/word/2016/wordml/cid" xmlns:w16="http://schemas.microsoft.com/office/word/2018/wordml" xmlns:w16sdtdh="http://schemas.microsoft.com/office/word/2020/wordml/sdtdatahash" xmlns:w16se="http://schemas.microsoft.com/office/word/2015/wordml/symex" xmlns:wpg="http://schemas.microsoft.com/office/word/2010/wordprocessingGroup" xmlns:wpi="http://schemas.microsoft.com/office/word/2010/wordprocessingInk" xmlns:wne="http://schemas.microsoft.com/office/word/2006/wordml" xmlns:wps="http://schemas.microsoft.com/office/word/2010/wordprocessingShape" mc:Ignorable="w14 w15 w16se w16cid w16 w16cex w16sdtdh wp14">
+  <w:endnote w:type="separator" w:id="-1">
+    <w:p>
+      <w:pPr>
+        <w:spacing w:after="0" w:line="240" w:lineRule="auto"/>
+        <w:rPr>
+          <w:rFonts w:hint="eastAsia"/>
+        </w:rPr>
+      </w:pPr>
+      <w:r>
+        <w:separator/>
+      </w:r>
+    </w:p>
+  </w:endnote>
+  <w:endnote w:type="continuationSeparator" w:id="0">
+    <w:p>
+      <w:pPr>
+        <w:spacing w:after="0" w:line="240" w:lineRule="auto"/>
+        <w:rPr>
+          <w:rFonts w:hint="eastAsia"/>
+        </w:rPr>
+      </w:pPr>
+      <w:r>
+        <w:continuationSeparator/>
+      </w:r>
+    </w:p>
+  </w:endnote>
+</w:endnotes>
+</file>
+
+<file path=word/footer1.xml><?xml version="1.0" encoding="utf-8"?>
+<w:ftr xmlns:wpc="http://schemas.microsoft.com/office/word/2010/wordprocessingCanvas" xmlns:cx="http://schemas.microsoft.com/office/drawing/2014/chartex" xmlns:cx1="http://schemas.microsoft.com/office/drawing/2015/9/8/chartex" xmlns:cx2="http://schemas.microsoft.com/office/drawing/2015/10/21/chartex" xmlns:cx3="http://schemas.microsoft.com/office/drawing/2016/5/9/chartex" xmlns:cx4="http://schemas.microsoft.com/office/drawing/2016/5/10/chartex" xmlns:cx5="http://schemas.microsoft.com/office/drawing/2016/5/11/chartex" xmlns:cx6="http://schemas.microsoft.com/office/drawing/2016/5/12/chartex" xmlns:cx7="http://schemas.microsoft.com/office/drawing/2016/5/13/chartex" xmlns:cx8="http://schemas.microsoft.com/office/drawing/2016/5/14/chartex" xmlns:mc="http://schemas.openxmlformats.org/markup-compatibility/2006" xmlns:aink="http://schemas.microsoft.com/office/drawing/2016/ink" xmlns:am3d="http://schemas.microsoft.com/office/drawing/2017/model3d" xmlns:o="urn:schemas-microsoft-com:office:office" xmlns:r="http://schemas.openxmlformats.org/officeDocument/2006/relationships" xmlns:m="http://schemas.openxmlformats.org/officeDocument/2006/math" xmlns:v="urn:schemas-microsoft-com:vml" xmlns:wp14="http://schemas.microsoft.com/office/word/2010/wordprocessingDrawing" xmlns:wp="http://schemas.openxmlformats.org/drawingml/2006/wordprocessingDrawing" xmlns:w10="urn:schemas-microsoft-com:office:word" xmlns:w="http://schemas.openxmlformats.org/wordprocessingml/2006/main" xmlns:w14="http://schemas.microsoft.com/office/word/2010/wordml" xmlns:w15="http://schemas.microsoft.com/office/word/2012/wordml" xmlns:w16cex="http://schemas.microsoft.com/office/word/2018/wordml/cex" xmlns:w16cid="http://schemas.microsoft.com/office/word/2016/wordml/cid" xmlns:w16="http://schemas.microsoft.com/office/word/2018/wordml" xmlns:w16sdtdh="http://schemas.microsoft.com/office/word/2020/wordml/sdtdatahash" xmlns:w16se="http://schemas.microsoft.com/office/word/2015/wordml/symex" xmlns:wpg="http://schemas.microsoft.com/office/word/2010/wordprocessingGroup" xmlns:wpi="http://schemas.microsoft.com/office/word/2010/wordprocessingInk" xmlns:wne="http://schemas.microsoft.com/office/word/2006/wordml" xmlns:wps="http://schemas.microsoft.com/office/word/2010/wordprocessingShape" mc:Ignorable="w14 w15 w16se w16cid w16 w16cex w16sdtdh wp14">
+  <w:p>
+    <w:pPr>
+      <w:pStyle w:val="Rodap"/>
+      <w:jc w:val="center"/>
+      <w:rPr>
+        <w:rFonts w:hint="eastAsia"/>
+      </w:rPr>
+    </w:pPr>
+    <w:r>
+      <w:rPr>
+        <w:sz w:val="15"/>
+      </w:rPr>
+      <w:t xml:space="preserve">Raphael </w:t>
+    </w:r>
+    <w:proofErr w:type="spellStart"/>
+    <w:r>
+      <w:rPr>
+        <w:sz w:val="15"/>
+      </w:rPr>
+      <w:t>Kaíque</w:t>
+    </w:r>
+    <w:proofErr w:type="spellEnd"/>
+    <w:r>
+      <w:rPr>
+        <w:sz w:val="15"/>
+      </w:rPr>
+      <w:t xml:space="preserve"> Dias Santos • Senior Backend Engineer / Software Engineer</w:t>
+    </w:r>
+  </w:p>
+</w:ftr>
+</file>
+
+<file path=word/footnotes.xml><?xml version="1.0" encoding="utf-8"?>
+<w:footnotes xmlns:wpc="http://schemas.microsoft.com/office/word/2010/wordprocessingCanvas" xmlns:cx="http://schemas.microsoft.com/office/drawing/2014/chartex" xmlns:cx1="http://schemas.microsoft.com/office/drawing/2015/9/8/chartex" xmlns:cx2="http://schemas.microsoft.com/office/drawing/2015/10/21/chartex" xmlns:cx3="http://schemas.microsoft.com/office/drawing/2016/5/9/chartex" xmlns:cx4="http://schemas.microsoft.com/office/drawing/2016/5/10/chartex" xmlns:cx5="http://schemas.microsoft.com/office/drawing/2016/5/11/chartex" xmlns:cx6="http://schemas.microsoft.com/office/drawing/2016/5/12/chartex" xmlns:cx7="http://schemas.microsoft.com/office/drawing/2016/5/13/chartex" xmlns:cx8="http://schemas.microsoft.com/office/drawing/2016/5/14/chartex" xmlns:mc="http://schemas.openxmlformats.org/markup-compatibility/2006" xmlns:aink="http://schemas.microsoft.com/office/drawing/2016/ink" xmlns:am3d="http://schemas.microsoft.com/office/drawing/2017/model3d" xmlns:o="urn:schemas-microsoft-com:office:office" xmlns:r="http://schemas.openxmlformats.org/officeDocument/2006/relationships" xmlns:m="http://schemas.openxmlformats.org/officeDocument/2006/math" xmlns:v="urn:schemas-microsoft-com:vml" xmlns:wp14="http://schemas.microsoft.com/office/word/2010/wordprocessingDrawing" xmlns:wp="http://schemas.openxmlformats.org/drawingml/2006/wordprocessingDrawing" xmlns:w10="urn:schemas-microsoft-com:office:word" xmlns:w="http://schemas.openxmlformats.org/wordprocessingml/2006/main" xmlns:w14="http://schemas.microsoft.com/office/word/2010/wordml" xmlns:w15="http://schemas.microsoft.com/office/word/2012/wordml" xmlns:w16cex="http://schemas.microsoft.com/office/word/2018/wordml/cex" xmlns:w16cid="http://schemas.microsoft.com/office/word/2016/wordml/cid" xmlns:w16="http://schemas.microsoft.com/office/word/2018/wordml" xmlns:w16sdtdh="http://schemas.microsoft.com/office/word/2020/wordml/sdtdatahash" xmlns:w16se="http://schemas.microsoft.com/office/word/2015/wordml/symex" xmlns:wpg="http://schemas.microsoft.com/office/word/2010/wordprocessingGroup" xmlns:wpi="http://schemas.microsoft.com/office/word/2010/wordprocessingInk" xmlns:wne="http://schemas.microsoft.com/office/word/2006/wordml" xmlns:wps="http://schemas.microsoft.com/office/word/2010/wordprocessingShape" mc:Ignorable="w14 w15 w16se w16cid w16 w16cex w16sdtdh wp14">
+  <w:footnote w:type="separator" w:id="-1">
+    <w:p>
+      <w:pPr>
+        <w:spacing w:after="0" w:line="240" w:lineRule="auto"/>
+        <w:rPr>
+          <w:rFonts w:hint="eastAsia"/>
+        </w:rPr>
+      </w:pPr>
+      <w:r>
+        <w:separator/>
+      </w:r>
+    </w:p>
+  </w:footnote>
+  <w:footnote w:type="continuationSeparator" w:id="0">
+    <w:p>
+      <w:pPr>
+        <w:spacing w:after="0" w:line="240" w:lineRule="auto"/>
+        <w:rPr>
+          <w:rFonts w:hint="eastAsia"/>
+        </w:rPr>
+      </w:pPr>
+      <w:r>
+        <w:continuationSeparator/>
+      </w:r>
+    </w:p>
+  </w:footnote>
+</w:footnotes>
+</file>
+
 <file path=word/numbering.xml><?xml version="1.0" encoding="utf-8"?>
 <w:numbering xmlns:wpc="http://schemas.microsoft.com/office/word/2010/wordprocessingCanvas" xmlns:cx="http://schemas.microsoft.com/office/drawing/2014/chartex" xmlns:cx1="http://schemas.microsoft.com/office/drawing/2015/9/8/chartex" xmlns:cx2="http://schemas.microsoft.com/office/drawing/2015/10/21/chartex" xmlns:cx3="http://schemas.microsoft.com/office/drawing/2016/5/9/chartex" xmlns:cx4="http://schemas.microsoft.com/office/drawing/2016/5/10/chartex" xmlns:cx5="http://schemas.microsoft.com/office/drawing/2016/5/11/chartex" xmlns:cx6="http://schemas.microsoft.com/office/drawing/2016/5/12/chartex" xmlns:cx7="http://schemas.microsoft.com/office/drawing/2016/5/13/chartex" xmlns:cx8="http://schemas.microsoft.com/office/drawing/2016/5/14/chartex" xmlns:mc="http://schemas.openxmlformats.org/markup-compatibility/2006" xmlns:aink="http://schemas.microsoft.com/office/drawing/2016/ink" xmlns:am3d="http://schemas.microsoft.com/office/drawing/2017/model3d" xmlns:o="urn:schemas-microsoft-com:office:office" xmlns:r="http://schemas.openxmlformats.org/officeDocument/2006/relationships" xmlns:m="http://schemas.openxmlformats.org/officeDocument/2006/math" xmlns:v="urn:schemas-microsoft-com:vml" xmlns:wp14="http://schemas.microsoft.com/office/word/2010/wordprocessingDrawing" xmlns:wp="http://schemas.openxmlformats.org/drawingml/2006/wordprocessingDrawing" xmlns:w10="urn:schemas-microsoft-com:office:word" xmlns:w="http://schemas.openxmlformats.org/wordprocessingml/2006/main" xmlns:w14="http://schemas.microsoft.com/office/word/2010/wordml" xmlns:w15="http://schemas.microsoft.com/office/word/2012/wordml" xmlns:w16cex="http://schemas.microsoft.com/office/word/2018/wordml/cex" xmlns:w16cid="http://schemas.microsoft.com/office/word/2016/wordml/cid" xmlns:w16="http://schemas.microsoft.com/office/word/2018/wordml" xmlns:w16sdtdh="http://schemas.microsoft.com/office/word/2020/wordml/sdtdatahash" xmlns:w16se="http://schemas.microsoft.com/office/word/2015/wordml/symex" xmlns:wpg="http://schemas.microsoft.com/office/word/2010/wordprocessingGroup" xmlns:wpi="http://schemas.microsoft.com/office/word/2010/wordprocessingInk" xmlns:wne="http://schemas.microsoft.com/office/word/2006/wordml" xmlns:wps="http://schemas.microsoft.com/office/word/2010/wordprocessingShape" mc:Ignorable="w14 w15 w16se w16cid w16 w16cex w16sdtdh wp14">
   <w:abstractNum w:abstractNumId="0" w15:restartNumberingAfterBreak="0">
-    <w:nsid w:val="0CFD72EF"/>
-    <w:multiLevelType w:val="multilevel"/>
-    <w:tmpl w:val="35DEDE5E"/>
+    <w:nsid w:val="FFFFFF7C"/>
+    <w:multiLevelType w:val="singleLevel"/>
+    <w:tmpl w:val="C310EC42"/>
+    <w:lvl w:ilvl="0">
+      <w:start w:val="1"/>
+      <w:numFmt w:val="decimal"/>
+      <w:lvlText w:val="%1."/>
+      <w:lvlJc w:val="left"/>
+      <w:pPr>
+        <w:tabs>
+          <w:tab w:val="num" w:pos="1800"/>
+        </w:tabs>
+        <w:ind w:left="1800" w:hanging="360"/>
+      </w:pPr>
+    </w:lvl>
+  </w:abstractNum>
+  <w:abstractNum w:abstractNumId="1" w15:restartNumberingAfterBreak="0">
+    <w:nsid w:val="FFFFFF7D"/>
+    <w:multiLevelType w:val="singleLevel"/>
+    <w:tmpl w:val="E4089024"/>
+    <w:lvl w:ilvl="0">
+      <w:start w:val="1"/>
+      <w:numFmt w:val="decimal"/>
+      <w:lvlText w:val="%1."/>
+      <w:lvlJc w:val="left"/>
+      <w:pPr>
+        <w:tabs>
+          <w:tab w:val="num" w:pos="1440"/>
+        </w:tabs>
+        <w:ind w:left="1440" w:hanging="360"/>
+      </w:pPr>
+    </w:lvl>
+  </w:abstractNum>
+  <w:abstractNum w:abstractNumId="2" w15:restartNumberingAfterBreak="0">
+    <w:nsid w:val="FFFFFF7E"/>
+    <w:multiLevelType w:val="singleLevel"/>
+    <w:tmpl w:val="FB12693A"/>
     <w:lvl w:ilvl="0">
       <w:start w:val="1"/>
       <w:numFmt w:val="decimal"/>
@@ -2295,10 +1273,54 @@
         <w:ind w:left="1080" w:hanging="360"/>
       </w:pPr>
     </w:lvl>
-    <w:lvl w:ilvl="1">
+  </w:abstractNum>
+  <w:abstractNum w:abstractNumId="3" w15:restartNumberingAfterBreak="0">
+    <w:nsid w:val="FFFFFF7F"/>
+    <w:multiLevelType w:val="singleLevel"/>
+    <w:tmpl w:val="38441652"/>
+    <w:lvl w:ilvl="0">
       <w:start w:val="1"/>
       <w:numFmt w:val="decimal"/>
-      <w:lvlText w:val="%2."/>
+      <w:pStyle w:val="Numerada2"/>
+      <w:lvlText w:val="%1."/>
+      <w:lvlJc w:val="left"/>
+      <w:pPr>
+        <w:tabs>
+          <w:tab w:val="num" w:pos="720"/>
+        </w:tabs>
+        <w:ind w:left="720" w:hanging="360"/>
+      </w:pPr>
+    </w:lvl>
+  </w:abstractNum>
+  <w:abstractNum w:abstractNumId="4" w15:restartNumberingAfterBreak="0">
+    <w:nsid w:val="FFFFFF81"/>
+    <w:multiLevelType w:val="singleLevel"/>
+    <w:tmpl w:val="171AC3A4"/>
+    <w:lvl w:ilvl="0">
+      <w:start w:val="1"/>
+      <w:numFmt w:val="bullet"/>
+      <w:lvlText w:val=""/>
+      <w:lvlJc w:val="left"/>
+      <w:pPr>
+        <w:tabs>
+          <w:tab w:val="num" w:pos="1440"/>
+        </w:tabs>
+        <w:ind w:left="1440" w:hanging="360"/>
+      </w:pPr>
+      <w:rPr>
+        <w:rFonts w:ascii="Symbol" w:hAnsi="Symbol" w:hint="default"/>
+      </w:rPr>
+    </w:lvl>
+  </w:abstractNum>
+  <w:abstractNum w:abstractNumId="5" w15:restartNumberingAfterBreak="0">
+    <w:nsid w:val="FFFFFF82"/>
+    <w:multiLevelType w:val="singleLevel"/>
+    <w:tmpl w:val="F3EAFDEC"/>
+    <w:lvl w:ilvl="0">
+      <w:start w:val="1"/>
+      <w:numFmt w:val="bullet"/>
+      <w:pStyle w:val="Commarcadores3"/>
+      <w:lvlText w:val=""/>
       <w:lvlJc w:val="left"/>
       <w:pPr>
         <w:tabs>
@@ -2306,96 +1328,36 @@
         </w:tabs>
         <w:ind w:left="1080" w:hanging="360"/>
       </w:pPr>
+      <w:rPr>
+        <w:rFonts w:ascii="Symbol" w:hAnsi="Symbol" w:hint="default"/>
+      </w:rPr>
     </w:lvl>
-    <w:lvl w:ilvl="2">
+  </w:abstractNum>
+  <w:abstractNum w:abstractNumId="6" w15:restartNumberingAfterBreak="0">
+    <w:nsid w:val="FFFFFF83"/>
+    <w:multiLevelType w:val="singleLevel"/>
+    <w:tmpl w:val="3D1EFFD4"/>
+    <w:lvl w:ilvl="0">
       <w:start w:val="1"/>
-      <w:numFmt w:val="decimal"/>
-      <w:lvlText w:val="%3."/>
+      <w:numFmt w:val="bullet"/>
+      <w:pStyle w:val="Commarcadores2"/>
+      <w:lvlText w:val=""/>
       <w:lvlJc w:val="left"/>
       <w:pPr>
         <w:tabs>
-          <w:tab w:val="num" w:pos="1440"/>
+          <w:tab w:val="num" w:pos="720"/>
         </w:tabs>
-        <w:ind w:left="1440" w:hanging="360"/>
+        <w:ind w:left="720" w:hanging="360"/>
       </w:pPr>
-    </w:lvl>
-    <w:lvl w:ilvl="3">
-      <w:start w:val="1"/>
-      <w:numFmt w:val="decimal"/>
-      <w:lvlText w:val="%4."/>
-      <w:lvlJc w:val="left"/>
-      <w:pPr>
-        <w:tabs>
-          <w:tab w:val="num" w:pos="1800"/>
-        </w:tabs>
-        <w:ind w:left="1800" w:hanging="360"/>
-      </w:pPr>
-    </w:lvl>
-    <w:lvl w:ilvl="4">
-      <w:start w:val="1"/>
-      <w:numFmt w:val="decimal"/>
-      <w:lvlText w:val="%5."/>
-      <w:lvlJc w:val="left"/>
-      <w:pPr>
-        <w:tabs>
-          <w:tab w:val="num" w:pos="2160"/>
-        </w:tabs>
-        <w:ind w:left="2160" w:hanging="360"/>
-      </w:pPr>
-    </w:lvl>
-    <w:lvl w:ilvl="5">
-      <w:start w:val="1"/>
-      <w:numFmt w:val="decimal"/>
-      <w:lvlText w:val="%6."/>
-      <w:lvlJc w:val="left"/>
-      <w:pPr>
-        <w:tabs>
-          <w:tab w:val="num" w:pos="2520"/>
-        </w:tabs>
-        <w:ind w:left="2520" w:hanging="360"/>
-      </w:pPr>
-    </w:lvl>
-    <w:lvl w:ilvl="6">
-      <w:start w:val="1"/>
-      <w:numFmt w:val="decimal"/>
-      <w:lvlText w:val="%7."/>
-      <w:lvlJc w:val="left"/>
-      <w:pPr>
-        <w:tabs>
-          <w:tab w:val="num" w:pos="2880"/>
-        </w:tabs>
-        <w:ind w:left="2880" w:hanging="360"/>
-      </w:pPr>
-    </w:lvl>
-    <w:lvl w:ilvl="7">
-      <w:start w:val="1"/>
-      <w:numFmt w:val="decimal"/>
-      <w:lvlText w:val="%8."/>
-      <w:lvlJc w:val="left"/>
-      <w:pPr>
-        <w:tabs>
-          <w:tab w:val="num" w:pos="3240"/>
-        </w:tabs>
-        <w:ind w:left="3240" w:hanging="360"/>
-      </w:pPr>
-    </w:lvl>
-    <w:lvl w:ilvl="8">
-      <w:start w:val="1"/>
-      <w:numFmt w:val="decimal"/>
-      <w:lvlText w:val="%9."/>
-      <w:lvlJc w:val="left"/>
-      <w:pPr>
-        <w:tabs>
-          <w:tab w:val="num" w:pos="3600"/>
-        </w:tabs>
-        <w:ind w:left="3600" w:hanging="360"/>
-      </w:pPr>
+      <w:rPr>
+        <w:rFonts w:ascii="Symbol" w:hAnsi="Symbol" w:hint="default"/>
+      </w:rPr>
     </w:lvl>
   </w:abstractNum>
-  <w:abstractNum w:abstractNumId="1" w15:restartNumberingAfterBreak="0">
-    <w:nsid w:val="1BE902D4"/>
-    <w:multiLevelType w:val="multilevel"/>
-    <w:tmpl w:val="4E92B14A"/>
+  <w:abstractNum w:abstractNumId="7" w15:restartNumberingAfterBreak="0">
+    <w:nsid w:val="FFFFFF88"/>
+    <w:multiLevelType w:val="singleLevel"/>
+    <w:tmpl w:val="D0A62B40"/>
     <w:lvl w:ilvl="0">
       <w:start w:val="1"/>
       <w:numFmt w:val="decimal"/>
@@ -2409,229 +1371,11 @@
         <w:ind w:left="360" w:hanging="360"/>
       </w:pPr>
     </w:lvl>
-    <w:lvl w:ilvl="1">
-      <w:start w:val="1"/>
-      <w:numFmt w:val="decimal"/>
-      <w:lvlText w:val="%2."/>
-      <w:lvlJc w:val="left"/>
-      <w:pPr>
-        <w:tabs>
-          <w:tab w:val="num" w:pos="1080"/>
-        </w:tabs>
-        <w:ind w:left="1080" w:hanging="360"/>
-      </w:pPr>
-    </w:lvl>
-    <w:lvl w:ilvl="2">
-      <w:start w:val="1"/>
-      <w:numFmt w:val="decimal"/>
-      <w:lvlText w:val="%3."/>
-      <w:lvlJc w:val="left"/>
-      <w:pPr>
-        <w:tabs>
-          <w:tab w:val="num" w:pos="1440"/>
-        </w:tabs>
-        <w:ind w:left="1440" w:hanging="360"/>
-      </w:pPr>
-    </w:lvl>
-    <w:lvl w:ilvl="3">
-      <w:start w:val="1"/>
-      <w:numFmt w:val="decimal"/>
-      <w:lvlText w:val="%4."/>
-      <w:lvlJc w:val="left"/>
-      <w:pPr>
-        <w:tabs>
-          <w:tab w:val="num" w:pos="1800"/>
-        </w:tabs>
-        <w:ind w:left="1800" w:hanging="360"/>
-      </w:pPr>
-    </w:lvl>
-    <w:lvl w:ilvl="4">
-      <w:start w:val="1"/>
-      <w:numFmt w:val="decimal"/>
-      <w:lvlText w:val="%5."/>
-      <w:lvlJc w:val="left"/>
-      <w:pPr>
-        <w:tabs>
-          <w:tab w:val="num" w:pos="2160"/>
-        </w:tabs>
-        <w:ind w:left="2160" w:hanging="360"/>
-      </w:pPr>
-    </w:lvl>
-    <w:lvl w:ilvl="5">
-      <w:start w:val="1"/>
-      <w:numFmt w:val="decimal"/>
-      <w:lvlText w:val="%6."/>
-      <w:lvlJc w:val="left"/>
-      <w:pPr>
-        <w:tabs>
-          <w:tab w:val="num" w:pos="2520"/>
-        </w:tabs>
-        <w:ind w:left="2520" w:hanging="360"/>
-      </w:pPr>
-    </w:lvl>
-    <w:lvl w:ilvl="6">
-      <w:start w:val="1"/>
-      <w:numFmt w:val="decimal"/>
-      <w:lvlText w:val="%7."/>
-      <w:lvlJc w:val="left"/>
-      <w:pPr>
-        <w:tabs>
-          <w:tab w:val="num" w:pos="2880"/>
-        </w:tabs>
-        <w:ind w:left="2880" w:hanging="360"/>
-      </w:pPr>
-    </w:lvl>
-    <w:lvl w:ilvl="7">
-      <w:start w:val="1"/>
-      <w:numFmt w:val="decimal"/>
-      <w:lvlText w:val="%8."/>
-      <w:lvlJc w:val="left"/>
-      <w:pPr>
-        <w:tabs>
-          <w:tab w:val="num" w:pos="3240"/>
-        </w:tabs>
-        <w:ind w:left="3240" w:hanging="360"/>
-      </w:pPr>
-    </w:lvl>
-    <w:lvl w:ilvl="8">
-      <w:start w:val="1"/>
-      <w:numFmt w:val="decimal"/>
-      <w:lvlText w:val="%9."/>
-      <w:lvlJc w:val="left"/>
-      <w:pPr>
-        <w:tabs>
-          <w:tab w:val="num" w:pos="3600"/>
-        </w:tabs>
-        <w:ind w:left="3600" w:hanging="360"/>
-      </w:pPr>
-    </w:lvl>
   </w:abstractNum>
-  <w:abstractNum w:abstractNumId="2" w15:restartNumberingAfterBreak="0">
-    <w:nsid w:val="3F9F6722"/>
-    <w:multiLevelType w:val="multilevel"/>
-    <w:tmpl w:val="9C0E6D50"/>
-    <w:lvl w:ilvl="0">
-      <w:start w:val="1"/>
-      <w:numFmt w:val="none"/>
-      <w:suff w:val="nothing"/>
-      <w:lvlText w:val=""/>
-      <w:lvlJc w:val="left"/>
-      <w:pPr>
-        <w:tabs>
-          <w:tab w:val="num" w:pos="0"/>
-        </w:tabs>
-        <w:ind w:left="0" w:firstLine="0"/>
-      </w:pPr>
-    </w:lvl>
-    <w:lvl w:ilvl="1">
-      <w:start w:val="1"/>
-      <w:numFmt w:val="none"/>
-      <w:suff w:val="nothing"/>
-      <w:lvlText w:val=""/>
-      <w:lvlJc w:val="left"/>
-      <w:pPr>
-        <w:tabs>
-          <w:tab w:val="num" w:pos="0"/>
-        </w:tabs>
-        <w:ind w:left="0" w:firstLine="0"/>
-      </w:pPr>
-    </w:lvl>
-    <w:lvl w:ilvl="2">
-      <w:start w:val="1"/>
-      <w:numFmt w:val="none"/>
-      <w:suff w:val="nothing"/>
-      <w:lvlText w:val=""/>
-      <w:lvlJc w:val="left"/>
-      <w:pPr>
-        <w:tabs>
-          <w:tab w:val="num" w:pos="0"/>
-        </w:tabs>
-        <w:ind w:left="0" w:firstLine="0"/>
-      </w:pPr>
-    </w:lvl>
-    <w:lvl w:ilvl="3">
-      <w:start w:val="1"/>
-      <w:numFmt w:val="none"/>
-      <w:suff w:val="nothing"/>
-      <w:lvlText w:val=""/>
-      <w:lvlJc w:val="left"/>
-      <w:pPr>
-        <w:tabs>
-          <w:tab w:val="num" w:pos="0"/>
-        </w:tabs>
-        <w:ind w:left="0" w:firstLine="0"/>
-      </w:pPr>
-    </w:lvl>
-    <w:lvl w:ilvl="4">
-      <w:start w:val="1"/>
-      <w:numFmt w:val="none"/>
-      <w:suff w:val="nothing"/>
-      <w:lvlText w:val=""/>
-      <w:lvlJc w:val="left"/>
-      <w:pPr>
-        <w:tabs>
-          <w:tab w:val="num" w:pos="0"/>
-        </w:tabs>
-        <w:ind w:left="0" w:firstLine="0"/>
-      </w:pPr>
-    </w:lvl>
-    <w:lvl w:ilvl="5">
-      <w:start w:val="1"/>
-      <w:numFmt w:val="none"/>
-      <w:suff w:val="nothing"/>
-      <w:lvlText w:val=""/>
-      <w:lvlJc w:val="left"/>
-      <w:pPr>
-        <w:tabs>
-          <w:tab w:val="num" w:pos="0"/>
-        </w:tabs>
-        <w:ind w:left="0" w:firstLine="0"/>
-      </w:pPr>
-    </w:lvl>
-    <w:lvl w:ilvl="6">
-      <w:start w:val="1"/>
-      <w:numFmt w:val="none"/>
-      <w:suff w:val="nothing"/>
-      <w:lvlText w:val=""/>
-      <w:lvlJc w:val="left"/>
-      <w:pPr>
-        <w:tabs>
-          <w:tab w:val="num" w:pos="0"/>
-        </w:tabs>
-        <w:ind w:left="0" w:firstLine="0"/>
-      </w:pPr>
-    </w:lvl>
-    <w:lvl w:ilvl="7">
-      <w:start w:val="1"/>
-      <w:numFmt w:val="none"/>
-      <w:suff w:val="nothing"/>
-      <w:lvlText w:val=""/>
-      <w:lvlJc w:val="left"/>
-      <w:pPr>
-        <w:tabs>
-          <w:tab w:val="num" w:pos="0"/>
-        </w:tabs>
-        <w:ind w:left="0" w:firstLine="0"/>
-      </w:pPr>
-    </w:lvl>
-    <w:lvl w:ilvl="8">
-      <w:start w:val="1"/>
-      <w:numFmt w:val="none"/>
-      <w:suff w:val="nothing"/>
-      <w:lvlText w:val=""/>
-      <w:lvlJc w:val="left"/>
-      <w:pPr>
-        <w:tabs>
-          <w:tab w:val="num" w:pos="0"/>
-        </w:tabs>
-        <w:ind w:left="0" w:firstLine="0"/>
-      </w:pPr>
-    </w:lvl>
-  </w:abstractNum>
-  <w:abstractNum w:abstractNumId="3" w15:restartNumberingAfterBreak="0">
-    <w:nsid w:val="50730EE7"/>
-    <w:multiLevelType w:val="multilevel"/>
-    <w:tmpl w:val="C57EF498"/>
+  <w:abstractNum w:abstractNumId="8" w15:restartNumberingAfterBreak="0">
+    <w:nsid w:val="FFFFFF89"/>
+    <w:multiLevelType w:val="singleLevel"/>
+    <w:tmpl w:val="29761A62"/>
     <w:lvl w:ilvl="0">
       <w:start w:val="1"/>
       <w:numFmt w:val="bullet"/>
@@ -2645,474 +1389,36 @@
         <w:ind w:left="360" w:hanging="360"/>
       </w:pPr>
       <w:rPr>
-        <w:rFonts w:ascii="Symbol" w:hAnsi="Symbol" w:cs="Symbol" w:hint="default"/>
-      </w:rPr>
-    </w:lvl>
-    <w:lvl w:ilvl="1">
-      <w:start w:val="1"/>
-      <w:numFmt w:val="decimal"/>
-      <w:lvlText w:val="%2."/>
-      <w:lvlJc w:val="left"/>
-      <w:pPr>
-        <w:tabs>
-          <w:tab w:val="num" w:pos="1080"/>
-        </w:tabs>
-        <w:ind w:left="1080" w:hanging="360"/>
-      </w:pPr>
-    </w:lvl>
-    <w:lvl w:ilvl="2">
-      <w:start w:val="1"/>
-      <w:numFmt w:val="decimal"/>
-      <w:lvlText w:val="%3."/>
-      <w:lvlJc w:val="left"/>
-      <w:pPr>
-        <w:tabs>
-          <w:tab w:val="num" w:pos="1440"/>
-        </w:tabs>
-        <w:ind w:left="1440" w:hanging="360"/>
-      </w:pPr>
-    </w:lvl>
-    <w:lvl w:ilvl="3">
-      <w:start w:val="1"/>
-      <w:numFmt w:val="decimal"/>
-      <w:lvlText w:val="%4."/>
-      <w:lvlJc w:val="left"/>
-      <w:pPr>
-        <w:tabs>
-          <w:tab w:val="num" w:pos="1800"/>
-        </w:tabs>
-        <w:ind w:left="1800" w:hanging="360"/>
-      </w:pPr>
-    </w:lvl>
-    <w:lvl w:ilvl="4">
-      <w:start w:val="1"/>
-      <w:numFmt w:val="decimal"/>
-      <w:lvlText w:val="%5."/>
-      <w:lvlJc w:val="left"/>
-      <w:pPr>
-        <w:tabs>
-          <w:tab w:val="num" w:pos="2160"/>
-        </w:tabs>
-        <w:ind w:left="2160" w:hanging="360"/>
-      </w:pPr>
-    </w:lvl>
-    <w:lvl w:ilvl="5">
-      <w:start w:val="1"/>
-      <w:numFmt w:val="decimal"/>
-      <w:lvlText w:val="%6."/>
-      <w:lvlJc w:val="left"/>
-      <w:pPr>
-        <w:tabs>
-          <w:tab w:val="num" w:pos="2520"/>
-        </w:tabs>
-        <w:ind w:left="2520" w:hanging="360"/>
-      </w:pPr>
-    </w:lvl>
-    <w:lvl w:ilvl="6">
-      <w:start w:val="1"/>
-      <w:numFmt w:val="decimal"/>
-      <w:lvlText w:val="%7."/>
-      <w:lvlJc w:val="left"/>
-      <w:pPr>
-        <w:tabs>
-          <w:tab w:val="num" w:pos="2880"/>
-        </w:tabs>
-        <w:ind w:left="2880" w:hanging="360"/>
-      </w:pPr>
-    </w:lvl>
-    <w:lvl w:ilvl="7">
-      <w:start w:val="1"/>
-      <w:numFmt w:val="decimal"/>
-      <w:lvlText w:val="%8."/>
-      <w:lvlJc w:val="left"/>
-      <w:pPr>
-        <w:tabs>
-          <w:tab w:val="num" w:pos="3240"/>
-        </w:tabs>
-        <w:ind w:left="3240" w:hanging="360"/>
-      </w:pPr>
-    </w:lvl>
-    <w:lvl w:ilvl="8">
-      <w:start w:val="1"/>
-      <w:numFmt w:val="decimal"/>
-      <w:lvlText w:val="%9."/>
-      <w:lvlJc w:val="left"/>
-      <w:pPr>
-        <w:tabs>
-          <w:tab w:val="num" w:pos="3600"/>
-        </w:tabs>
-        <w:ind w:left="3600" w:hanging="360"/>
-      </w:pPr>
-    </w:lvl>
-  </w:abstractNum>
-  <w:abstractNum w:abstractNumId="4" w15:restartNumberingAfterBreak="0">
-    <w:nsid w:val="5F075083"/>
-    <w:multiLevelType w:val="multilevel"/>
-    <w:tmpl w:val="12A25550"/>
-    <w:lvl w:ilvl="0">
-      <w:start w:val="1"/>
-      <w:numFmt w:val="bullet"/>
-      <w:pStyle w:val="Commarcadores3"/>
-      <w:lvlText w:val=""/>
-      <w:lvlJc w:val="left"/>
-      <w:pPr>
-        <w:tabs>
-          <w:tab w:val="num" w:pos="1080"/>
-        </w:tabs>
-        <w:ind w:left="1080" w:hanging="360"/>
-      </w:pPr>
-      <w:rPr>
-        <w:rFonts w:ascii="Symbol" w:hAnsi="Symbol" w:cs="Symbol" w:hint="default"/>
-      </w:rPr>
-    </w:lvl>
-    <w:lvl w:ilvl="1">
-      <w:start w:val="1"/>
-      <w:numFmt w:val="decimal"/>
-      <w:lvlText w:val="%2."/>
-      <w:lvlJc w:val="left"/>
-      <w:pPr>
-        <w:tabs>
-          <w:tab w:val="num" w:pos="1080"/>
-        </w:tabs>
-        <w:ind w:left="1080" w:hanging="360"/>
-      </w:pPr>
-    </w:lvl>
-    <w:lvl w:ilvl="2">
-      <w:start w:val="1"/>
-      <w:numFmt w:val="decimal"/>
-      <w:lvlText w:val="%3."/>
-      <w:lvlJc w:val="left"/>
-      <w:pPr>
-        <w:tabs>
-          <w:tab w:val="num" w:pos="1440"/>
-        </w:tabs>
-        <w:ind w:left="1440" w:hanging="360"/>
-      </w:pPr>
-    </w:lvl>
-    <w:lvl w:ilvl="3">
-      <w:start w:val="1"/>
-      <w:numFmt w:val="decimal"/>
-      <w:lvlText w:val="%4."/>
-      <w:lvlJc w:val="left"/>
-      <w:pPr>
-        <w:tabs>
-          <w:tab w:val="num" w:pos="1800"/>
-        </w:tabs>
-        <w:ind w:left="1800" w:hanging="360"/>
-      </w:pPr>
-    </w:lvl>
-    <w:lvl w:ilvl="4">
-      <w:start w:val="1"/>
-      <w:numFmt w:val="decimal"/>
-      <w:lvlText w:val="%5."/>
-      <w:lvlJc w:val="left"/>
-      <w:pPr>
-        <w:tabs>
-          <w:tab w:val="num" w:pos="2160"/>
-        </w:tabs>
-        <w:ind w:left="2160" w:hanging="360"/>
-      </w:pPr>
-    </w:lvl>
-    <w:lvl w:ilvl="5">
-      <w:start w:val="1"/>
-      <w:numFmt w:val="decimal"/>
-      <w:lvlText w:val="%6."/>
-      <w:lvlJc w:val="left"/>
-      <w:pPr>
-        <w:tabs>
-          <w:tab w:val="num" w:pos="2520"/>
-        </w:tabs>
-        <w:ind w:left="2520" w:hanging="360"/>
-      </w:pPr>
-    </w:lvl>
-    <w:lvl w:ilvl="6">
-      <w:start w:val="1"/>
-      <w:numFmt w:val="decimal"/>
-      <w:lvlText w:val="%7."/>
-      <w:lvlJc w:val="left"/>
-      <w:pPr>
-        <w:tabs>
-          <w:tab w:val="num" w:pos="2880"/>
-        </w:tabs>
-        <w:ind w:left="2880" w:hanging="360"/>
-      </w:pPr>
-    </w:lvl>
-    <w:lvl w:ilvl="7">
-      <w:start w:val="1"/>
-      <w:numFmt w:val="decimal"/>
-      <w:lvlText w:val="%8."/>
-      <w:lvlJc w:val="left"/>
-      <w:pPr>
-        <w:tabs>
-          <w:tab w:val="num" w:pos="3240"/>
-        </w:tabs>
-        <w:ind w:left="3240" w:hanging="360"/>
-      </w:pPr>
-    </w:lvl>
-    <w:lvl w:ilvl="8">
-      <w:start w:val="1"/>
-      <w:numFmt w:val="decimal"/>
-      <w:lvlText w:val="%9."/>
-      <w:lvlJc w:val="left"/>
-      <w:pPr>
-        <w:tabs>
-          <w:tab w:val="num" w:pos="3600"/>
-        </w:tabs>
-        <w:ind w:left="3600" w:hanging="360"/>
-      </w:pPr>
-    </w:lvl>
-  </w:abstractNum>
-  <w:abstractNum w:abstractNumId="5" w15:restartNumberingAfterBreak="0">
-    <w:nsid w:val="79B56640"/>
-    <w:multiLevelType w:val="multilevel"/>
-    <w:tmpl w:val="CF9E82E2"/>
-    <w:lvl w:ilvl="0">
-      <w:start w:val="1"/>
-      <w:numFmt w:val="bullet"/>
-      <w:pStyle w:val="Commarcadores2"/>
-      <w:lvlText w:val=""/>
-      <w:lvlJc w:val="left"/>
-      <w:pPr>
-        <w:tabs>
-          <w:tab w:val="num" w:pos="720"/>
-        </w:tabs>
-        <w:ind w:left="720" w:hanging="360"/>
-      </w:pPr>
-      <w:rPr>
-        <w:rFonts w:ascii="Symbol" w:hAnsi="Symbol" w:cs="Symbol" w:hint="default"/>
-      </w:rPr>
-    </w:lvl>
-    <w:lvl w:ilvl="1">
-      <w:start w:val="1"/>
-      <w:numFmt w:val="decimal"/>
-      <w:lvlText w:val="%2."/>
-      <w:lvlJc w:val="left"/>
-      <w:pPr>
-        <w:tabs>
-          <w:tab w:val="num" w:pos="1080"/>
-        </w:tabs>
-        <w:ind w:left="1080" w:hanging="360"/>
-      </w:pPr>
-    </w:lvl>
-    <w:lvl w:ilvl="2">
-      <w:start w:val="1"/>
-      <w:numFmt w:val="decimal"/>
-      <w:lvlText w:val="%3."/>
-      <w:lvlJc w:val="left"/>
-      <w:pPr>
-        <w:tabs>
-          <w:tab w:val="num" w:pos="1440"/>
-        </w:tabs>
-        <w:ind w:left="1440" w:hanging="360"/>
-      </w:pPr>
-    </w:lvl>
-    <w:lvl w:ilvl="3">
-      <w:start w:val="1"/>
-      <w:numFmt w:val="decimal"/>
-      <w:lvlText w:val="%4."/>
-      <w:lvlJc w:val="left"/>
-      <w:pPr>
-        <w:tabs>
-          <w:tab w:val="num" w:pos="1800"/>
-        </w:tabs>
-        <w:ind w:left="1800" w:hanging="360"/>
-      </w:pPr>
-    </w:lvl>
-    <w:lvl w:ilvl="4">
-      <w:start w:val="1"/>
-      <w:numFmt w:val="decimal"/>
-      <w:lvlText w:val="%5."/>
-      <w:lvlJc w:val="left"/>
-      <w:pPr>
-        <w:tabs>
-          <w:tab w:val="num" w:pos="2160"/>
-        </w:tabs>
-        <w:ind w:left="2160" w:hanging="360"/>
-      </w:pPr>
-    </w:lvl>
-    <w:lvl w:ilvl="5">
-      <w:start w:val="1"/>
-      <w:numFmt w:val="decimal"/>
-      <w:lvlText w:val="%6."/>
-      <w:lvlJc w:val="left"/>
-      <w:pPr>
-        <w:tabs>
-          <w:tab w:val="num" w:pos="2520"/>
-        </w:tabs>
-        <w:ind w:left="2520" w:hanging="360"/>
-      </w:pPr>
-    </w:lvl>
-    <w:lvl w:ilvl="6">
-      <w:start w:val="1"/>
-      <w:numFmt w:val="decimal"/>
-      <w:lvlText w:val="%7."/>
-      <w:lvlJc w:val="left"/>
-      <w:pPr>
-        <w:tabs>
-          <w:tab w:val="num" w:pos="2880"/>
-        </w:tabs>
-        <w:ind w:left="2880" w:hanging="360"/>
-      </w:pPr>
-    </w:lvl>
-    <w:lvl w:ilvl="7">
-      <w:start w:val="1"/>
-      <w:numFmt w:val="decimal"/>
-      <w:lvlText w:val="%8."/>
-      <w:lvlJc w:val="left"/>
-      <w:pPr>
-        <w:tabs>
-          <w:tab w:val="num" w:pos="3240"/>
-        </w:tabs>
-        <w:ind w:left="3240" w:hanging="360"/>
-      </w:pPr>
-    </w:lvl>
-    <w:lvl w:ilvl="8">
-      <w:start w:val="1"/>
-      <w:numFmt w:val="decimal"/>
-      <w:lvlText w:val="%9."/>
-      <w:lvlJc w:val="left"/>
-      <w:pPr>
-        <w:tabs>
-          <w:tab w:val="num" w:pos="3600"/>
-        </w:tabs>
-        <w:ind w:left="3600" w:hanging="360"/>
-      </w:pPr>
-    </w:lvl>
-  </w:abstractNum>
-  <w:abstractNum w:abstractNumId="6" w15:restartNumberingAfterBreak="0">
-    <w:nsid w:val="7F4D7652"/>
-    <w:multiLevelType w:val="multilevel"/>
-    <w:tmpl w:val="10A025E4"/>
-    <w:lvl w:ilvl="0">
-      <w:start w:val="1"/>
-      <w:numFmt w:val="decimal"/>
-      <w:pStyle w:val="Numerada2"/>
-      <w:lvlText w:val="%1."/>
-      <w:lvlJc w:val="left"/>
-      <w:pPr>
-        <w:tabs>
-          <w:tab w:val="num" w:pos="720"/>
-        </w:tabs>
-        <w:ind w:left="720" w:hanging="360"/>
-      </w:pPr>
-    </w:lvl>
-    <w:lvl w:ilvl="1">
-      <w:start w:val="1"/>
-      <w:numFmt w:val="decimal"/>
-      <w:lvlText w:val="%2."/>
-      <w:lvlJc w:val="left"/>
-      <w:pPr>
-        <w:tabs>
-          <w:tab w:val="num" w:pos="1080"/>
-        </w:tabs>
-        <w:ind w:left="1080" w:hanging="360"/>
-      </w:pPr>
-    </w:lvl>
-    <w:lvl w:ilvl="2">
-      <w:start w:val="1"/>
-      <w:numFmt w:val="decimal"/>
-      <w:lvlText w:val="%3."/>
-      <w:lvlJc w:val="left"/>
-      <w:pPr>
-        <w:tabs>
-          <w:tab w:val="num" w:pos="1440"/>
-        </w:tabs>
-        <w:ind w:left="1440" w:hanging="360"/>
-      </w:pPr>
-    </w:lvl>
-    <w:lvl w:ilvl="3">
-      <w:start w:val="1"/>
-      <w:numFmt w:val="decimal"/>
-      <w:lvlText w:val="%4."/>
-      <w:lvlJc w:val="left"/>
-      <w:pPr>
-        <w:tabs>
-          <w:tab w:val="num" w:pos="1800"/>
-        </w:tabs>
-        <w:ind w:left="1800" w:hanging="360"/>
-      </w:pPr>
-    </w:lvl>
-    <w:lvl w:ilvl="4">
-      <w:start w:val="1"/>
-      <w:numFmt w:val="decimal"/>
-      <w:lvlText w:val="%5."/>
-      <w:lvlJc w:val="left"/>
-      <w:pPr>
-        <w:tabs>
-          <w:tab w:val="num" w:pos="2160"/>
-        </w:tabs>
-        <w:ind w:left="2160" w:hanging="360"/>
-      </w:pPr>
-    </w:lvl>
-    <w:lvl w:ilvl="5">
-      <w:start w:val="1"/>
-      <w:numFmt w:val="decimal"/>
-      <w:lvlText w:val="%6."/>
-      <w:lvlJc w:val="left"/>
-      <w:pPr>
-        <w:tabs>
-          <w:tab w:val="num" w:pos="2520"/>
-        </w:tabs>
-        <w:ind w:left="2520" w:hanging="360"/>
-      </w:pPr>
-    </w:lvl>
-    <w:lvl w:ilvl="6">
-      <w:start w:val="1"/>
-      <w:numFmt w:val="decimal"/>
-      <w:lvlText w:val="%7."/>
-      <w:lvlJc w:val="left"/>
-      <w:pPr>
-        <w:tabs>
-          <w:tab w:val="num" w:pos="2880"/>
-        </w:tabs>
-        <w:ind w:left="2880" w:hanging="360"/>
-      </w:pPr>
-    </w:lvl>
-    <w:lvl w:ilvl="7">
-      <w:start w:val="1"/>
-      <w:numFmt w:val="decimal"/>
-      <w:lvlText w:val="%8."/>
-      <w:lvlJc w:val="left"/>
-      <w:pPr>
-        <w:tabs>
-          <w:tab w:val="num" w:pos="3240"/>
-        </w:tabs>
-        <w:ind w:left="3240" w:hanging="360"/>
-      </w:pPr>
-    </w:lvl>
-    <w:lvl w:ilvl="8">
-      <w:start w:val="1"/>
-      <w:numFmt w:val="decimal"/>
-      <w:lvlText w:val="%9."/>
-      <w:lvlJc w:val="left"/>
-      <w:pPr>
-        <w:tabs>
-          <w:tab w:val="num" w:pos="3600"/>
-        </w:tabs>
-        <w:ind w:left="3600" w:hanging="360"/>
-      </w:pPr>
+        <w:rFonts w:ascii="Symbol" w:hAnsi="Symbol" w:hint="default"/>
+      </w:rPr>
     </w:lvl>
   </w:abstractNum>
   <w:num w:numId="1">
-    <w:abstractNumId w:val="3"/>
+    <w:abstractNumId w:val="8"/>
   </w:num>
   <w:num w:numId="2">
+    <w:abstractNumId w:val="6"/>
+  </w:num>
+  <w:num w:numId="3">
     <w:abstractNumId w:val="5"/>
   </w:num>
-  <w:num w:numId="3">
+  <w:num w:numId="4">
     <w:abstractNumId w:val="4"/>
   </w:num>
-  <w:num w:numId="4">
-    <w:abstractNumId w:val="1"/>
-  </w:num>
   <w:num w:numId="5">
-    <w:abstractNumId w:val="6"/>
+    <w:abstractNumId w:val="7"/>
   </w:num>
   <w:num w:numId="6">
-    <w:abstractNumId w:val="0"/>
+    <w:abstractNumId w:val="3"/>
   </w:num>
   <w:num w:numId="7">
     <w:abstractNumId w:val="2"/>
+  </w:num>
+  <w:num w:numId="8">
+    <w:abstractNumId w:val="1"/>
+  </w:num>
+  <w:num w:numId="9">
+    <w:abstractNumId w:val="0"/>
   </w:num>
 </w:numbering>
 </file>
@@ -3130,7 +1436,7 @@
     </w:rPrDefault>
     <w:pPrDefault>
       <w:pPr>
-        <w:suppressAutoHyphens/>
+        <w:spacing w:after="200" w:line="276" w:lineRule="auto"/>
       </w:pPr>
     </w:pPrDefault>
   </w:docDefaults>
@@ -3402,11 +1708,6 @@
     <w:lsdException w:name="Book Title" w:uiPriority="33" w:qFormat="1"/>
     <w:lsdException w:name="Bibliography" w:semiHidden="1" w:uiPriority="37" w:unhideWhenUsed="1"/>
     <w:lsdException w:name="TOC Heading" w:semiHidden="1" w:uiPriority="39" w:unhideWhenUsed="1" w:qFormat="1"/>
-    <w:lsdException w:name="Plain Table 5" w:semiHidden="1" w:unhideWhenUsed="1"/>
-    <w:lsdException w:name="Grid Table Light" w:semiHidden="1" w:unhideWhenUsed="1"/>
-    <w:lsdException w:name="Grid Table 1 Light" w:semiHidden="1" w:unhideWhenUsed="1"/>
-    <w:lsdException w:name="Grid Table 2" w:semiHidden="1" w:unhideWhenUsed="1"/>
-    <w:lsdException w:name="Grid Table 3" w:semiHidden="1" w:unhideWhenUsed="1"/>
     <w:lsdException w:name="Grid Table 4" w:uiPriority="49"/>
     <w:lsdException w:name="Grid Table 5 Dark" w:uiPriority="50"/>
     <w:lsdException w:name="Grid Table 6 Colorful" w:uiPriority="51"/>
@@ -3513,10 +1814,10 @@
     <w:qFormat/>
     <w:rsid w:val="00FC693F"/>
     <w:pPr>
-      <w:spacing w:after="200" w:line="276" w:lineRule="auto"/>
+      <w:spacing w:after="40"/>
     </w:pPr>
     <w:rPr>
-      <w:rFonts w:ascii="Arial" w:hAnsi="Arial"/>
+      <w:rFonts w:ascii="Aptos" w:hAnsi="Aptos"/>
       <w:sz w:val="18"/>
     </w:rPr>
   </w:style>
@@ -3539,7 +1840,7 @@
       <w:b/>
       <w:bCs/>
       <w:color w:val="365F91" w:themeColor="accent1" w:themeShade="BF"/>
-      <w:sz w:val="24"/>
+      <w:sz w:val="22"/>
       <w:szCs w:val="28"/>
     </w:rPr>
   </w:style>
@@ -3563,7 +1864,7 @@
       <w:b/>
       <w:bCs/>
       <w:color w:val="4F81BD" w:themeColor="accent1"/>
-      <w:sz w:val="26"/>
+      <w:sz w:val="20"/>
       <w:szCs w:val="26"/>
     </w:rPr>
   </w:style>
@@ -3756,28 +2057,64 @@
     <w:semiHidden/>
     <w:unhideWhenUsed/>
   </w:style>
+  <w:style w:type="paragraph" w:styleId="Cabealho">
+    <w:name w:val="header"/>
+    <w:basedOn w:val="Normal"/>
+    <w:link w:val="CabealhoChar"/>
+    <w:uiPriority w:val="99"/>
+    <w:unhideWhenUsed/>
+    <w:rsid w:val="00E618BF"/>
+    <w:pPr>
+      <w:tabs>
+        <w:tab w:val="center" w:pos="4680"/>
+        <w:tab w:val="right" w:pos="9360"/>
+      </w:tabs>
+      <w:spacing w:after="0" w:line="240" w:lineRule="auto"/>
+    </w:pPr>
+  </w:style>
   <w:style w:type="character" w:customStyle="1" w:styleId="CabealhoChar">
     <w:name w:val="Cabeçalho Char"/>
     <w:basedOn w:val="Fontepargpadro"/>
     <w:link w:val="Cabealho"/>
     <w:uiPriority w:val="99"/>
-    <w:qFormat/>
     <w:rsid w:val="00E618BF"/>
+  </w:style>
+  <w:style w:type="paragraph" w:styleId="Rodap">
+    <w:name w:val="footer"/>
+    <w:basedOn w:val="Normal"/>
+    <w:link w:val="RodapChar"/>
+    <w:uiPriority w:val="99"/>
+    <w:unhideWhenUsed/>
+    <w:rsid w:val="00E618BF"/>
+    <w:pPr>
+      <w:tabs>
+        <w:tab w:val="center" w:pos="4680"/>
+        <w:tab w:val="right" w:pos="9360"/>
+      </w:tabs>
+      <w:spacing w:after="0" w:line="240" w:lineRule="auto"/>
+    </w:pPr>
   </w:style>
   <w:style w:type="character" w:customStyle="1" w:styleId="RodapChar">
     <w:name w:val="Rodapé Char"/>
     <w:basedOn w:val="Fontepargpadro"/>
     <w:link w:val="Rodap"/>
     <w:uiPriority w:val="99"/>
+    <w:rsid w:val="00E618BF"/>
+  </w:style>
+  <w:style w:type="paragraph" w:styleId="SemEspaamento">
+    <w:name w:val="No Spacing"/>
+    <w:uiPriority w:val="1"/>
     <w:qFormat/>
-    <w:rsid w:val="00E618BF"/>
+    <w:rsid w:val="00FC693F"/>
+    <w:pPr>
+      <w:spacing w:after="0" w:line="240" w:lineRule="auto"/>
+    </w:pPr>
   </w:style>
   <w:style w:type="character" w:customStyle="1" w:styleId="Ttulo1Char">
     <w:name w:val="Título 1 Char"/>
     <w:basedOn w:val="Fontepargpadro"/>
     <w:link w:val="Ttulo1"/>
     <w:uiPriority w:val="9"/>
-    <w:qFormat/>
     <w:rsid w:val="00FC693F"/>
     <w:rPr>
       <w:rFonts w:asciiTheme="majorHAnsi" w:eastAsiaTheme="majorEastAsia" w:hAnsiTheme="majorHAnsi" w:cstheme="majorBidi"/>
@@ -3793,7 +2130,6 @@
     <w:basedOn w:val="Fontepargpadro"/>
     <w:link w:val="Ttulo2"/>
     <w:uiPriority w:val="9"/>
-    <w:qFormat/>
     <w:rsid w:val="00FC693F"/>
     <w:rPr>
       <w:rFonts w:asciiTheme="majorHAnsi" w:eastAsiaTheme="majorEastAsia" w:hAnsiTheme="majorHAnsi" w:cstheme="majorBidi"/>
@@ -3809,7 +2145,6 @@
     <w:basedOn w:val="Fontepargpadro"/>
     <w:link w:val="Ttulo3"/>
     <w:uiPriority w:val="9"/>
-    <w:qFormat/>
     <w:rsid w:val="00FC693F"/>
     <w:rPr>
       <w:rFonts w:asciiTheme="majorHAnsi" w:eastAsiaTheme="majorEastAsia" w:hAnsiTheme="majorHAnsi" w:cstheme="majorBidi"/>
@@ -3818,20 +2153,67 @@
       <w:color w:val="4F81BD" w:themeColor="accent1"/>
     </w:rPr>
   </w:style>
+  <w:style w:type="paragraph" w:styleId="Ttulo">
+    <w:name w:val="Title"/>
+    <w:basedOn w:val="Normal"/>
+    <w:next w:val="Normal"/>
+    <w:link w:val="TtuloChar"/>
+    <w:uiPriority w:val="10"/>
+    <w:qFormat/>
+    <w:rsid w:val="00FC693F"/>
+    <w:pPr>
+      <w:pBdr>
+        <w:bottom w:val="single" w:sz="8" w:space="4" w:color="4F81BD" w:themeColor="accent1"/>
+      </w:pBdr>
+      <w:spacing w:after="300" w:line="240" w:lineRule="auto"/>
+      <w:contextualSpacing/>
+    </w:pPr>
+    <w:rPr>
+      <w:rFonts w:asciiTheme="majorHAnsi" w:eastAsiaTheme="majorEastAsia" w:hAnsiTheme="majorHAnsi" w:cstheme="majorBidi"/>
+      <w:b/>
+      <w:color w:val="17365D" w:themeColor="text2" w:themeShade="BF"/>
+      <w:spacing w:val="5"/>
+      <w:kern w:val="28"/>
+      <w:sz w:val="40"/>
+      <w:szCs w:val="52"/>
+    </w:rPr>
+  </w:style>
   <w:style w:type="character" w:customStyle="1" w:styleId="TtuloChar">
     <w:name w:val="Título Char"/>
     <w:basedOn w:val="Fontepargpadro"/>
     <w:link w:val="Ttulo"/>
     <w:uiPriority w:val="10"/>
-    <w:qFormat/>
     <w:rsid w:val="00FC693F"/>
     <w:rPr>
       <w:rFonts w:asciiTheme="majorHAnsi" w:eastAsiaTheme="majorEastAsia" w:hAnsiTheme="majorHAnsi" w:cstheme="majorBidi"/>
       <w:color w:val="17365D" w:themeColor="text2" w:themeShade="BF"/>
       <w:spacing w:val="5"/>
-      <w:kern w:val="2"/>
+      <w:kern w:val="28"/>
       <w:sz w:val="52"/>
       <w:szCs w:val="52"/>
+    </w:rPr>
+  </w:style>
+  <w:style w:type="paragraph" w:styleId="Subttulo">
+    <w:name w:val="Subtitle"/>
+    <w:basedOn w:val="Normal"/>
+    <w:next w:val="Normal"/>
+    <w:link w:val="SubttuloChar"/>
+    <w:uiPriority w:val="11"/>
+    <w:qFormat/>
+    <w:rsid w:val="00FC693F"/>
+    <w:pPr>
+      <w:numPr>
+        <w:ilvl w:val="1"/>
+      </w:numPr>
+    </w:pPr>
+    <w:rPr>
+      <w:rFonts w:asciiTheme="majorHAnsi" w:eastAsiaTheme="majorEastAsia" w:hAnsiTheme="majorHAnsi" w:cstheme="majorBidi"/>
+      <w:i/>
+      <w:iCs/>
+      <w:color w:val="4F81BD" w:themeColor="accent1"/>
+      <w:spacing w:val="15"/>
+      <w:sz w:val="24"/>
+      <w:szCs w:val="24"/>
     </w:rPr>
   </w:style>
   <w:style w:type="character" w:customStyle="1" w:styleId="SubttuloChar">
@@ -3839,7 +2221,6 @@
     <w:basedOn w:val="Fontepargpadro"/>
     <w:link w:val="Subttulo"/>
     <w:uiPriority w:val="11"/>
-    <w:qFormat/>
     <w:rsid w:val="00FC693F"/>
     <w:rPr>
       <w:rFonts w:asciiTheme="majorHAnsi" w:eastAsiaTheme="majorEastAsia" w:hAnsiTheme="majorHAnsi" w:cstheme="majorBidi"/>
@@ -3851,40 +2232,254 @@
       <w:szCs w:val="24"/>
     </w:rPr>
   </w:style>
+  <w:style w:type="paragraph" w:styleId="PargrafodaLista">
+    <w:name w:val="List Paragraph"/>
+    <w:basedOn w:val="Normal"/>
+    <w:uiPriority w:val="34"/>
+    <w:qFormat/>
+    <w:rsid w:val="00FC693F"/>
+    <w:pPr>
+      <w:ind w:left="720"/>
+      <w:contextualSpacing/>
+    </w:pPr>
+  </w:style>
+  <w:style w:type="paragraph" w:styleId="Corpodetexto">
+    <w:name w:val="Body Text"/>
+    <w:basedOn w:val="Normal"/>
+    <w:link w:val="CorpodetextoChar"/>
+    <w:uiPriority w:val="99"/>
+    <w:unhideWhenUsed/>
+    <w:rsid w:val="00AA1D8D"/>
+    <w:pPr>
+      <w:spacing w:after="120"/>
+    </w:pPr>
+  </w:style>
   <w:style w:type="character" w:customStyle="1" w:styleId="CorpodetextoChar">
     <w:name w:val="Corpo de texto Char"/>
     <w:basedOn w:val="Fontepargpadro"/>
     <w:link w:val="Corpodetexto"/>
     <w:uiPriority w:val="99"/>
-    <w:qFormat/>
     <w:rsid w:val="00AA1D8D"/>
+  </w:style>
+  <w:style w:type="paragraph" w:styleId="Corpodetexto2">
+    <w:name w:val="Body Text 2"/>
+    <w:basedOn w:val="Normal"/>
+    <w:link w:val="Corpodetexto2Char"/>
+    <w:uiPriority w:val="99"/>
+    <w:unhideWhenUsed/>
+    <w:rsid w:val="00AA1D8D"/>
+    <w:pPr>
+      <w:spacing w:after="120" w:line="480" w:lineRule="auto"/>
+    </w:pPr>
   </w:style>
   <w:style w:type="character" w:customStyle="1" w:styleId="Corpodetexto2Char">
     <w:name w:val="Corpo de texto 2 Char"/>
     <w:basedOn w:val="Fontepargpadro"/>
     <w:link w:val="Corpodetexto2"/>
     <w:uiPriority w:val="99"/>
-    <w:qFormat/>
     <w:rsid w:val="00AA1D8D"/>
+  </w:style>
+  <w:style w:type="paragraph" w:styleId="Corpodetexto3">
+    <w:name w:val="Body Text 3"/>
+    <w:basedOn w:val="Normal"/>
+    <w:link w:val="Corpodetexto3Char"/>
+    <w:uiPriority w:val="99"/>
+    <w:unhideWhenUsed/>
+    <w:rsid w:val="00AA1D8D"/>
+    <w:pPr>
+      <w:spacing w:after="120"/>
+    </w:pPr>
+    <w:rPr>
+      <w:sz w:val="16"/>
+      <w:szCs w:val="16"/>
+    </w:rPr>
   </w:style>
   <w:style w:type="character" w:customStyle="1" w:styleId="Corpodetexto3Char">
     <w:name w:val="Corpo de texto 3 Char"/>
     <w:basedOn w:val="Fontepargpadro"/>
     <w:link w:val="Corpodetexto3"/>
     <w:uiPriority w:val="99"/>
-    <w:qFormat/>
     <w:rsid w:val="00AA1D8D"/>
     <w:rPr>
       <w:sz w:val="16"/>
       <w:szCs w:val="16"/>
     </w:rPr>
   </w:style>
+  <w:style w:type="paragraph" w:styleId="Lista">
+    <w:name w:val="List"/>
+    <w:basedOn w:val="Normal"/>
+    <w:uiPriority w:val="99"/>
+    <w:unhideWhenUsed/>
+    <w:rsid w:val="00AA1D8D"/>
+    <w:pPr>
+      <w:ind w:left="360" w:hanging="360"/>
+      <w:contextualSpacing/>
+    </w:pPr>
+  </w:style>
+  <w:style w:type="paragraph" w:styleId="Lista2">
+    <w:name w:val="List 2"/>
+    <w:basedOn w:val="Normal"/>
+    <w:uiPriority w:val="99"/>
+    <w:unhideWhenUsed/>
+    <w:rsid w:val="00326F90"/>
+    <w:pPr>
+      <w:ind w:left="720" w:hanging="360"/>
+      <w:contextualSpacing/>
+    </w:pPr>
+  </w:style>
+  <w:style w:type="paragraph" w:styleId="Lista3">
+    <w:name w:val="List 3"/>
+    <w:basedOn w:val="Normal"/>
+    <w:uiPriority w:val="99"/>
+    <w:unhideWhenUsed/>
+    <w:rsid w:val="00326F90"/>
+    <w:pPr>
+      <w:ind w:left="1080" w:hanging="360"/>
+      <w:contextualSpacing/>
+    </w:pPr>
+  </w:style>
+  <w:style w:type="paragraph" w:styleId="Commarcadores">
+    <w:name w:val="List Bullet"/>
+    <w:basedOn w:val="Normal"/>
+    <w:uiPriority w:val="99"/>
+    <w:unhideWhenUsed/>
+    <w:rsid w:val="00326F90"/>
+    <w:pPr>
+      <w:numPr>
+        <w:numId w:val="1"/>
+      </w:numPr>
+      <w:contextualSpacing/>
+    </w:pPr>
+  </w:style>
+  <w:style w:type="paragraph" w:styleId="Commarcadores2">
+    <w:name w:val="List Bullet 2"/>
+    <w:basedOn w:val="Normal"/>
+    <w:uiPriority w:val="99"/>
+    <w:unhideWhenUsed/>
+    <w:rsid w:val="00326F90"/>
+    <w:pPr>
+      <w:numPr>
+        <w:numId w:val="2"/>
+      </w:numPr>
+      <w:contextualSpacing/>
+    </w:pPr>
+  </w:style>
+  <w:style w:type="paragraph" w:styleId="Commarcadores3">
+    <w:name w:val="List Bullet 3"/>
+    <w:basedOn w:val="Normal"/>
+    <w:uiPriority w:val="99"/>
+    <w:unhideWhenUsed/>
+    <w:rsid w:val="00326F90"/>
+    <w:pPr>
+      <w:numPr>
+        <w:numId w:val="3"/>
+      </w:numPr>
+      <w:contextualSpacing/>
+    </w:pPr>
+  </w:style>
+  <w:style w:type="paragraph" w:styleId="Numerada">
+    <w:name w:val="List Number"/>
+    <w:basedOn w:val="Normal"/>
+    <w:uiPriority w:val="99"/>
+    <w:unhideWhenUsed/>
+    <w:rsid w:val="00326F90"/>
+    <w:pPr>
+      <w:numPr>
+        <w:numId w:val="5"/>
+      </w:numPr>
+      <w:contextualSpacing/>
+    </w:pPr>
+  </w:style>
+  <w:style w:type="paragraph" w:styleId="Numerada2">
+    <w:name w:val="List Number 2"/>
+    <w:basedOn w:val="Normal"/>
+    <w:uiPriority w:val="99"/>
+    <w:unhideWhenUsed/>
+    <w:rsid w:val="0029639D"/>
+    <w:pPr>
+      <w:numPr>
+        <w:numId w:val="6"/>
+      </w:numPr>
+      <w:contextualSpacing/>
+    </w:pPr>
+  </w:style>
+  <w:style w:type="paragraph" w:styleId="Numerada3">
+    <w:name w:val="List Number 3"/>
+    <w:basedOn w:val="Normal"/>
+    <w:uiPriority w:val="99"/>
+    <w:unhideWhenUsed/>
+    <w:rsid w:val="0029639D"/>
+    <w:pPr>
+      <w:numPr>
+        <w:numId w:val="7"/>
+      </w:numPr>
+      <w:contextualSpacing/>
+    </w:pPr>
+  </w:style>
+  <w:style w:type="paragraph" w:styleId="Listadecontinuao">
+    <w:name w:val="List Continue"/>
+    <w:basedOn w:val="Normal"/>
+    <w:uiPriority w:val="99"/>
+    <w:unhideWhenUsed/>
+    <w:rsid w:val="0029639D"/>
+    <w:pPr>
+      <w:spacing w:after="120"/>
+      <w:ind w:left="360"/>
+      <w:contextualSpacing/>
+    </w:pPr>
+  </w:style>
+  <w:style w:type="paragraph" w:styleId="Listadecontinuao2">
+    <w:name w:val="List Continue 2"/>
+    <w:basedOn w:val="Normal"/>
+    <w:uiPriority w:val="99"/>
+    <w:unhideWhenUsed/>
+    <w:rsid w:val="0029639D"/>
+    <w:pPr>
+      <w:spacing w:after="120"/>
+      <w:ind w:left="720"/>
+      <w:contextualSpacing/>
+    </w:pPr>
+  </w:style>
+  <w:style w:type="paragraph" w:styleId="Listadecontinuao3">
+    <w:name w:val="List Continue 3"/>
+    <w:basedOn w:val="Normal"/>
+    <w:uiPriority w:val="99"/>
+    <w:unhideWhenUsed/>
+    <w:rsid w:val="0029639D"/>
+    <w:pPr>
+      <w:spacing w:after="120"/>
+      <w:ind w:left="1080"/>
+      <w:contextualSpacing/>
+    </w:pPr>
+  </w:style>
+  <w:style w:type="paragraph" w:styleId="Textodemacro">
+    <w:name w:val="macro"/>
+    <w:link w:val="TextodemacroChar"/>
+    <w:uiPriority w:val="99"/>
+    <w:unhideWhenUsed/>
+    <w:rsid w:val="0029639D"/>
+    <w:pPr>
+      <w:tabs>
+        <w:tab w:val="left" w:pos="576"/>
+        <w:tab w:val="left" w:pos="1152"/>
+        <w:tab w:val="left" w:pos="1728"/>
+        <w:tab w:val="left" w:pos="2304"/>
+        <w:tab w:val="left" w:pos="2880"/>
+        <w:tab w:val="left" w:pos="3456"/>
+        <w:tab w:val="left" w:pos="4032"/>
+      </w:tabs>
+    </w:pPr>
+    <w:rPr>
+      <w:rFonts w:ascii="Courier" w:hAnsi="Courier"/>
+      <w:sz w:val="20"/>
+      <w:szCs w:val="20"/>
+    </w:rPr>
+  </w:style>
   <w:style w:type="character" w:customStyle="1" w:styleId="TextodemacroChar">
     <w:name w:val="Texto de macro Char"/>
     <w:basedOn w:val="Fontepargpadro"/>
     <w:link w:val="Textodemacro"/>
     <w:uiPriority w:val="99"/>
-    <w:qFormat/>
     <w:rsid w:val="0029639D"/>
     <w:rPr>
       <w:rFonts w:ascii="Courier" w:hAnsi="Courier"/>
@@ -3892,10 +2487,11 @@
       <w:szCs w:val="20"/>
     </w:rPr>
   </w:style>
-  <w:style w:type="character" w:customStyle="1" w:styleId="CitaoChar">
-    <w:name w:val="Citação Char"/>
-    <w:basedOn w:val="Fontepargpadro"/>
-    <w:link w:val="Citao"/>
+  <w:style w:type="paragraph" w:styleId="Citao">
+    <w:name w:val="Quote"/>
+    <w:basedOn w:val="Normal"/>
+    <w:next w:val="Normal"/>
+    <w:link w:val="CitaoChar"/>
     <w:uiPriority w:val="29"/>
     <w:qFormat/>
     <w:rsid w:val="00FC693F"/>
@@ -3905,13 +2501,24 @@
       <w:color w:val="000000" w:themeColor="text1"/>
     </w:rPr>
   </w:style>
+  <w:style w:type="character" w:customStyle="1" w:styleId="CitaoChar">
+    <w:name w:val="Citação Char"/>
+    <w:basedOn w:val="Fontepargpadro"/>
+    <w:link w:val="Citao"/>
+    <w:uiPriority w:val="29"/>
+    <w:rsid w:val="00FC693F"/>
+    <w:rPr>
+      <w:i/>
+      <w:iCs/>
+      <w:color w:val="000000" w:themeColor="text1"/>
+    </w:rPr>
+  </w:style>
   <w:style w:type="character" w:customStyle="1" w:styleId="Ttulo4Char">
     <w:name w:val="Título 4 Char"/>
     <w:basedOn w:val="Fontepargpadro"/>
     <w:link w:val="Ttulo4"/>
     <w:uiPriority w:val="9"/>
     <w:semiHidden/>
-    <w:qFormat/>
     <w:rsid w:val="00FC693F"/>
     <w:rPr>
       <w:rFonts w:asciiTheme="majorHAnsi" w:eastAsiaTheme="majorEastAsia" w:hAnsiTheme="majorHAnsi" w:cstheme="majorBidi"/>
@@ -3928,7 +2535,6 @@
     <w:link w:val="Ttulo5"/>
     <w:uiPriority w:val="9"/>
     <w:semiHidden/>
-    <w:qFormat/>
     <w:rsid w:val="00FC693F"/>
     <w:rPr>
       <w:rFonts w:asciiTheme="majorHAnsi" w:eastAsiaTheme="majorEastAsia" w:hAnsiTheme="majorHAnsi" w:cstheme="majorBidi"/>
@@ -3941,7 +2547,6 @@
     <w:link w:val="Ttulo6"/>
     <w:uiPriority w:val="9"/>
     <w:semiHidden/>
-    <w:qFormat/>
     <w:rsid w:val="00FC693F"/>
     <w:rPr>
       <w:rFonts w:asciiTheme="majorHAnsi" w:eastAsiaTheme="majorEastAsia" w:hAnsiTheme="majorHAnsi" w:cstheme="majorBidi"/>
@@ -3956,7 +2561,6 @@
     <w:link w:val="Ttulo7"/>
     <w:uiPriority w:val="9"/>
     <w:semiHidden/>
-    <w:qFormat/>
     <w:rsid w:val="00FC693F"/>
     <w:rPr>
       <w:rFonts w:asciiTheme="majorHAnsi" w:eastAsiaTheme="majorEastAsia" w:hAnsiTheme="majorHAnsi" w:cstheme="majorBidi"/>
@@ -3971,7 +2575,6 @@
     <w:link w:val="Ttulo8"/>
     <w:uiPriority w:val="9"/>
     <w:semiHidden/>
-    <w:qFormat/>
     <w:rsid w:val="00FC693F"/>
     <w:rPr>
       <w:rFonts w:asciiTheme="majorHAnsi" w:eastAsiaTheme="majorEastAsia" w:hAnsiTheme="majorHAnsi" w:cstheme="majorBidi"/>
@@ -3986,7 +2589,6 @@
     <w:link w:val="Ttulo9"/>
     <w:uiPriority w:val="9"/>
     <w:semiHidden/>
-    <w:qFormat/>
     <w:rsid w:val="00FC693F"/>
     <w:rPr>
       <w:rFonts w:asciiTheme="majorHAnsi" w:eastAsiaTheme="majorEastAsia" w:hAnsiTheme="majorHAnsi" w:cstheme="majorBidi"/>
@@ -3995,6 +2597,25 @@
       <w:color w:val="404040" w:themeColor="text1" w:themeTint="BF"/>
       <w:sz w:val="20"/>
       <w:szCs w:val="20"/>
+    </w:rPr>
+  </w:style>
+  <w:style w:type="paragraph" w:styleId="Legenda">
+    <w:name w:val="caption"/>
+    <w:basedOn w:val="Normal"/>
+    <w:next w:val="Normal"/>
+    <w:uiPriority w:val="35"/>
+    <w:semiHidden/>
+    <w:unhideWhenUsed/>
+    <w:qFormat/>
+    <w:rsid w:val="00FC693F"/>
+    <w:pPr>
+      <w:spacing w:line="240" w:lineRule="auto"/>
+    </w:pPr>
+    <w:rPr>
+      <w:b/>
+      <w:bCs/>
+      <w:color w:val="4F81BD" w:themeColor="accent1"/>
+      <w:szCs w:val="18"/>
     </w:rPr>
   </w:style>
   <w:style w:type="character" w:styleId="Forte">
@@ -4019,12 +2640,34 @@
       <w:iCs/>
     </w:rPr>
   </w:style>
+  <w:style w:type="paragraph" w:styleId="CitaoIntensa">
+    <w:name w:val="Intense Quote"/>
+    <w:basedOn w:val="Normal"/>
+    <w:next w:val="Normal"/>
+    <w:link w:val="CitaoIntensaChar"/>
+    <w:uiPriority w:val="30"/>
+    <w:qFormat/>
+    <w:rsid w:val="00FC693F"/>
+    <w:pPr>
+      <w:pBdr>
+        <w:bottom w:val="single" w:sz="4" w:space="4" w:color="4F81BD" w:themeColor="accent1"/>
+      </w:pBdr>
+      <w:spacing w:before="200" w:after="280"/>
+      <w:ind w:left="936" w:right="936"/>
+    </w:pPr>
+    <w:rPr>
+      <w:b/>
+      <w:bCs/>
+      <w:i/>
+      <w:iCs/>
+      <w:color w:val="4F81BD" w:themeColor="accent1"/>
+    </w:rPr>
+  </w:style>
   <w:style w:type="character" w:customStyle="1" w:styleId="CitaoIntensaChar">
     <w:name w:val="Citação Intensa Char"/>
     <w:basedOn w:val="Fontepargpadro"/>
     <w:link w:val="CitaoIntensa"/>
     <w:uiPriority w:val="30"/>
-    <w:qFormat/>
     <w:rsid w:val="00FC693F"/>
     <w:rPr>
       <w:b/>
@@ -4100,399 +2743,6 @@
       <w:spacing w:val="5"/>
     </w:rPr>
   </w:style>
-  <w:style w:type="paragraph" w:customStyle="1" w:styleId="Heading">
-    <w:name w:val="Heading"/>
-    <w:basedOn w:val="Normal"/>
-    <w:next w:val="Corpodetexto"/>
-    <w:qFormat/>
-    <w:pPr>
-      <w:keepNext/>
-      <w:spacing w:before="240" w:after="120"/>
-    </w:pPr>
-    <w:rPr>
-      <w:rFonts w:ascii="Liberation Sans" w:eastAsia="Noto Sans CJK SC" w:hAnsi="Liberation Sans" w:cs="Noto Sans Devanagari"/>
-      <w:sz w:val="28"/>
-      <w:szCs w:val="28"/>
-    </w:rPr>
-  </w:style>
-  <w:style w:type="paragraph" w:styleId="Corpodetexto">
-    <w:name w:val="Body Text"/>
-    <w:basedOn w:val="Normal"/>
-    <w:link w:val="CorpodetextoChar"/>
-    <w:uiPriority w:val="99"/>
-    <w:unhideWhenUsed/>
-    <w:rsid w:val="00AA1D8D"/>
-    <w:pPr>
-      <w:spacing w:after="120"/>
-    </w:pPr>
-  </w:style>
-  <w:style w:type="paragraph" w:styleId="Lista">
-    <w:name w:val="List"/>
-    <w:basedOn w:val="Normal"/>
-    <w:uiPriority w:val="99"/>
-    <w:unhideWhenUsed/>
-    <w:rsid w:val="00AA1D8D"/>
-    <w:pPr>
-      <w:ind w:left="360" w:hanging="360"/>
-      <w:contextualSpacing/>
-    </w:pPr>
-  </w:style>
-  <w:style w:type="paragraph" w:styleId="Legenda">
-    <w:name w:val="caption"/>
-    <w:basedOn w:val="Normal"/>
-    <w:next w:val="Normal"/>
-    <w:uiPriority w:val="35"/>
-    <w:semiHidden/>
-    <w:unhideWhenUsed/>
-    <w:qFormat/>
-    <w:rsid w:val="00FC693F"/>
-    <w:pPr>
-      <w:spacing w:line="240" w:lineRule="auto"/>
-    </w:pPr>
-    <w:rPr>
-      <w:b/>
-      <w:bCs/>
-      <w:color w:val="4F81BD" w:themeColor="accent1"/>
-      <w:szCs w:val="18"/>
-    </w:rPr>
-  </w:style>
-  <w:style w:type="paragraph" w:customStyle="1" w:styleId="Index">
-    <w:name w:val="Index"/>
-    <w:basedOn w:val="Normal"/>
-    <w:qFormat/>
-    <w:pPr>
-      <w:suppressLineNumbers/>
-    </w:pPr>
-    <w:rPr>
-      <w:rFonts w:cs="Noto Sans Devanagari"/>
-    </w:rPr>
-  </w:style>
-  <w:style w:type="paragraph" w:customStyle="1" w:styleId="HeaderandFooter">
-    <w:name w:val="Header and Footer"/>
-    <w:basedOn w:val="Normal"/>
-    <w:qFormat/>
-  </w:style>
-  <w:style w:type="paragraph" w:styleId="Cabealho">
-    <w:name w:val="header"/>
-    <w:basedOn w:val="Normal"/>
-    <w:link w:val="CabealhoChar"/>
-    <w:uiPriority w:val="99"/>
-    <w:unhideWhenUsed/>
-    <w:rsid w:val="00E618BF"/>
-    <w:pPr>
-      <w:tabs>
-        <w:tab w:val="center" w:pos="4680"/>
-        <w:tab w:val="right" w:pos="9360"/>
-      </w:tabs>
-      <w:spacing w:after="0" w:line="240" w:lineRule="auto"/>
-    </w:pPr>
-  </w:style>
-  <w:style w:type="paragraph" w:styleId="Rodap">
-    <w:name w:val="footer"/>
-    <w:basedOn w:val="Normal"/>
-    <w:link w:val="RodapChar"/>
-    <w:uiPriority w:val="99"/>
-    <w:unhideWhenUsed/>
-    <w:rsid w:val="00E618BF"/>
-    <w:pPr>
-      <w:tabs>
-        <w:tab w:val="center" w:pos="4680"/>
-        <w:tab w:val="right" w:pos="9360"/>
-      </w:tabs>
-      <w:spacing w:after="0" w:line="240" w:lineRule="auto"/>
-    </w:pPr>
-  </w:style>
-  <w:style w:type="paragraph" w:styleId="SemEspaamento">
-    <w:name w:val="No Spacing"/>
-    <w:uiPriority w:val="1"/>
-    <w:qFormat/>
-    <w:rsid w:val="00FC693F"/>
-  </w:style>
-  <w:style w:type="paragraph" w:styleId="Ttulo">
-    <w:name w:val="Title"/>
-    <w:basedOn w:val="Normal"/>
-    <w:next w:val="Normal"/>
-    <w:link w:val="TtuloChar"/>
-    <w:uiPriority w:val="10"/>
-    <w:qFormat/>
-    <w:rsid w:val="00FC693F"/>
-    <w:pPr>
-      <w:pBdr>
-        <w:bottom w:val="single" w:sz="8" w:space="4" w:color="4F81BD" w:themeColor="accent1"/>
-      </w:pBdr>
-      <w:spacing w:after="300" w:line="240" w:lineRule="auto"/>
-      <w:contextualSpacing/>
-    </w:pPr>
-    <w:rPr>
-      <w:rFonts w:asciiTheme="majorHAnsi" w:eastAsiaTheme="majorEastAsia" w:hAnsiTheme="majorHAnsi" w:cstheme="majorBidi"/>
-      <w:color w:val="17365D" w:themeColor="text2" w:themeShade="BF"/>
-      <w:spacing w:val="5"/>
-      <w:kern w:val="2"/>
-      <w:sz w:val="52"/>
-      <w:szCs w:val="52"/>
-    </w:rPr>
-  </w:style>
-  <w:style w:type="paragraph" w:styleId="Subttulo">
-    <w:name w:val="Subtitle"/>
-    <w:basedOn w:val="Normal"/>
-    <w:next w:val="Normal"/>
-    <w:link w:val="SubttuloChar"/>
-    <w:uiPriority w:val="11"/>
-    <w:qFormat/>
-    <w:rsid w:val="00FC693F"/>
-    <w:rPr>
-      <w:rFonts w:asciiTheme="majorHAnsi" w:eastAsiaTheme="majorEastAsia" w:hAnsiTheme="majorHAnsi" w:cstheme="majorBidi"/>
-      <w:i/>
-      <w:iCs/>
-      <w:color w:val="4F81BD" w:themeColor="accent1"/>
-      <w:spacing w:val="15"/>
-      <w:sz w:val="24"/>
-      <w:szCs w:val="24"/>
-    </w:rPr>
-  </w:style>
-  <w:style w:type="paragraph" w:styleId="PargrafodaLista">
-    <w:name w:val="List Paragraph"/>
-    <w:basedOn w:val="Normal"/>
-    <w:uiPriority w:val="34"/>
-    <w:qFormat/>
-    <w:rsid w:val="00FC693F"/>
-    <w:pPr>
-      <w:ind w:left="720"/>
-      <w:contextualSpacing/>
-    </w:pPr>
-  </w:style>
-  <w:style w:type="paragraph" w:styleId="Corpodetexto2">
-    <w:name w:val="Body Text 2"/>
-    <w:basedOn w:val="Normal"/>
-    <w:link w:val="Corpodetexto2Char"/>
-    <w:uiPriority w:val="99"/>
-    <w:unhideWhenUsed/>
-    <w:qFormat/>
-    <w:rsid w:val="00AA1D8D"/>
-    <w:pPr>
-      <w:spacing w:after="120" w:line="480" w:lineRule="auto"/>
-    </w:pPr>
-  </w:style>
-  <w:style w:type="paragraph" w:styleId="Corpodetexto3">
-    <w:name w:val="Body Text 3"/>
-    <w:basedOn w:val="Normal"/>
-    <w:link w:val="Corpodetexto3Char"/>
-    <w:uiPriority w:val="99"/>
-    <w:unhideWhenUsed/>
-    <w:qFormat/>
-    <w:rsid w:val="00AA1D8D"/>
-    <w:pPr>
-      <w:spacing w:after="120"/>
-    </w:pPr>
-    <w:rPr>
-      <w:sz w:val="16"/>
-      <w:szCs w:val="16"/>
-    </w:rPr>
-  </w:style>
-  <w:style w:type="paragraph" w:styleId="Lista2">
-    <w:name w:val="List 2"/>
-    <w:basedOn w:val="Normal"/>
-    <w:uiPriority w:val="99"/>
-    <w:unhideWhenUsed/>
-    <w:qFormat/>
-    <w:rsid w:val="00326F90"/>
-    <w:pPr>
-      <w:ind w:left="720" w:hanging="360"/>
-      <w:contextualSpacing/>
-    </w:pPr>
-  </w:style>
-  <w:style w:type="paragraph" w:styleId="Lista3">
-    <w:name w:val="List 3"/>
-    <w:basedOn w:val="Normal"/>
-    <w:uiPriority w:val="99"/>
-    <w:unhideWhenUsed/>
-    <w:qFormat/>
-    <w:rsid w:val="00326F90"/>
-    <w:pPr>
-      <w:ind w:left="1080" w:hanging="360"/>
-      <w:contextualSpacing/>
-    </w:pPr>
-  </w:style>
-  <w:style w:type="paragraph" w:styleId="Commarcadores">
-    <w:name w:val="List Bullet"/>
-    <w:basedOn w:val="Normal"/>
-    <w:uiPriority w:val="99"/>
-    <w:unhideWhenUsed/>
-    <w:rsid w:val="00326F90"/>
-    <w:pPr>
-      <w:numPr>
-        <w:numId w:val="1"/>
-      </w:numPr>
-      <w:contextualSpacing/>
-    </w:pPr>
-  </w:style>
-  <w:style w:type="paragraph" w:styleId="Commarcadores2">
-    <w:name w:val="List Bullet 2"/>
-    <w:basedOn w:val="Normal"/>
-    <w:uiPriority w:val="99"/>
-    <w:unhideWhenUsed/>
-    <w:rsid w:val="00326F90"/>
-    <w:pPr>
-      <w:numPr>
-        <w:numId w:val="2"/>
-      </w:numPr>
-      <w:contextualSpacing/>
-    </w:pPr>
-  </w:style>
-  <w:style w:type="paragraph" w:styleId="Commarcadores3">
-    <w:name w:val="List Bullet 3"/>
-    <w:basedOn w:val="Normal"/>
-    <w:uiPriority w:val="99"/>
-    <w:unhideWhenUsed/>
-    <w:rsid w:val="00326F90"/>
-    <w:pPr>
-      <w:numPr>
-        <w:numId w:val="3"/>
-      </w:numPr>
-      <w:contextualSpacing/>
-    </w:pPr>
-  </w:style>
-  <w:style w:type="paragraph" w:styleId="Numerada">
-    <w:name w:val="List Number"/>
-    <w:basedOn w:val="Normal"/>
-    <w:uiPriority w:val="99"/>
-    <w:unhideWhenUsed/>
-    <w:rsid w:val="00326F90"/>
-    <w:pPr>
-      <w:numPr>
-        <w:numId w:val="4"/>
-      </w:numPr>
-      <w:contextualSpacing/>
-    </w:pPr>
-  </w:style>
-  <w:style w:type="paragraph" w:styleId="Numerada2">
-    <w:name w:val="List Number 2"/>
-    <w:basedOn w:val="Normal"/>
-    <w:uiPriority w:val="99"/>
-    <w:unhideWhenUsed/>
-    <w:rsid w:val="0029639D"/>
-    <w:pPr>
-      <w:numPr>
-        <w:numId w:val="5"/>
-      </w:numPr>
-      <w:contextualSpacing/>
-    </w:pPr>
-  </w:style>
-  <w:style w:type="paragraph" w:styleId="Numerada3">
-    <w:name w:val="List Number 3"/>
-    <w:basedOn w:val="Normal"/>
-    <w:uiPriority w:val="99"/>
-    <w:unhideWhenUsed/>
-    <w:rsid w:val="0029639D"/>
-    <w:pPr>
-      <w:numPr>
-        <w:numId w:val="6"/>
-      </w:numPr>
-      <w:contextualSpacing/>
-    </w:pPr>
-  </w:style>
-  <w:style w:type="paragraph" w:styleId="Listadecontinuao">
-    <w:name w:val="List Continue"/>
-    <w:basedOn w:val="Normal"/>
-    <w:uiPriority w:val="99"/>
-    <w:unhideWhenUsed/>
-    <w:rsid w:val="0029639D"/>
-    <w:pPr>
-      <w:spacing w:after="120"/>
-      <w:ind w:left="360"/>
-      <w:contextualSpacing/>
-    </w:pPr>
-  </w:style>
-  <w:style w:type="paragraph" w:styleId="Listadecontinuao2">
-    <w:name w:val="List Continue 2"/>
-    <w:basedOn w:val="Normal"/>
-    <w:uiPriority w:val="99"/>
-    <w:unhideWhenUsed/>
-    <w:rsid w:val="0029639D"/>
-    <w:pPr>
-      <w:spacing w:after="120"/>
-      <w:ind w:left="720"/>
-      <w:contextualSpacing/>
-    </w:pPr>
-  </w:style>
-  <w:style w:type="paragraph" w:styleId="Listadecontinuao3">
-    <w:name w:val="List Continue 3"/>
-    <w:basedOn w:val="Normal"/>
-    <w:uiPriority w:val="99"/>
-    <w:unhideWhenUsed/>
-    <w:rsid w:val="0029639D"/>
-    <w:pPr>
-      <w:spacing w:after="120"/>
-      <w:ind w:left="1080"/>
-      <w:contextualSpacing/>
-    </w:pPr>
-  </w:style>
-  <w:style w:type="paragraph" w:styleId="Textodemacro">
-    <w:name w:val="macro"/>
-    <w:link w:val="TextodemacroChar"/>
-    <w:uiPriority w:val="99"/>
-    <w:unhideWhenUsed/>
-    <w:qFormat/>
-    <w:rsid w:val="0029639D"/>
-    <w:pPr>
-      <w:tabs>
-        <w:tab w:val="left" w:pos="576"/>
-        <w:tab w:val="left" w:pos="1152"/>
-        <w:tab w:val="left" w:pos="1728"/>
-        <w:tab w:val="left" w:pos="2304"/>
-        <w:tab w:val="left" w:pos="2880"/>
-        <w:tab w:val="left" w:pos="3456"/>
-        <w:tab w:val="left" w:pos="4032"/>
-      </w:tabs>
-      <w:spacing w:after="200" w:line="276" w:lineRule="auto"/>
-    </w:pPr>
-    <w:rPr>
-      <w:rFonts w:ascii="Courier" w:hAnsi="Courier"/>
-      <w:sz w:val="20"/>
-      <w:szCs w:val="20"/>
-    </w:rPr>
-  </w:style>
-  <w:style w:type="paragraph" w:styleId="Citao">
-    <w:name w:val="Quote"/>
-    <w:basedOn w:val="Normal"/>
-    <w:next w:val="Normal"/>
-    <w:link w:val="CitaoChar"/>
-    <w:uiPriority w:val="29"/>
-    <w:qFormat/>
-    <w:rsid w:val="00FC693F"/>
-    <w:rPr>
-      <w:i/>
-      <w:iCs/>
-      <w:color w:val="000000" w:themeColor="text1"/>
-    </w:rPr>
-  </w:style>
-  <w:style w:type="paragraph" w:styleId="CitaoIntensa">
-    <w:name w:val="Intense Quote"/>
-    <w:basedOn w:val="Normal"/>
-    <w:next w:val="Normal"/>
-    <w:link w:val="CitaoIntensaChar"/>
-    <w:uiPriority w:val="30"/>
-    <w:qFormat/>
-    <w:rsid w:val="00FC693F"/>
-    <w:pPr>
-      <w:pBdr>
-        <w:bottom w:val="single" w:sz="4" w:space="4" w:color="4F81BD" w:themeColor="accent1"/>
-      </w:pBdr>
-      <w:spacing w:before="200" w:after="280"/>
-      <w:ind w:left="936" w:right="936"/>
-    </w:pPr>
-    <w:rPr>
-      <w:b/>
-      <w:bCs/>
-      <w:i/>
-      <w:iCs/>
-      <w:color w:val="4F81BD" w:themeColor="accent1"/>
-    </w:rPr>
-  </w:style>
-  <w:style w:type="paragraph" w:styleId="Ttulodendiceremissivo">
-    <w:name w:val="index heading"/>
-    <w:basedOn w:val="Heading"/>
-  </w:style>
   <w:style w:type="paragraph" w:styleId="CabealhodoSumrio">
     <w:name w:val="TOC Heading"/>
     <w:basedOn w:val="Ttulo1"/>
@@ -4511,6 +2761,9 @@
     <w:basedOn w:val="Tabelanormal"/>
     <w:uiPriority w:val="59"/>
     <w:rsid w:val="00FC693F"/>
+    <w:pPr>
+      <w:spacing w:after="0" w:line="240" w:lineRule="auto"/>
+    </w:pPr>
     <w:tblPr>
       <w:tblBorders>
         <w:top w:val="single" w:sz="4" w:space="0" w:color="auto"/>
@@ -4527,6 +2780,9 @@
     <w:basedOn w:val="Tabelanormal"/>
     <w:uiPriority w:val="60"/>
     <w:rsid w:val="00FC693F"/>
+    <w:pPr>
+      <w:spacing w:after="0" w:line="240" w:lineRule="auto"/>
+    </w:pPr>
     <w:rPr>
       <w:color w:val="000000" w:themeColor="text1" w:themeShade="BF"/>
     </w:rPr>
@@ -4620,6 +2876,9 @@
     <w:basedOn w:val="Tabelanormal"/>
     <w:uiPriority w:val="60"/>
     <w:rsid w:val="00FC693F"/>
+    <w:pPr>
+      <w:spacing w:after="0" w:line="240" w:lineRule="auto"/>
+    </w:pPr>
     <w:rPr>
       <w:color w:val="365F91" w:themeColor="accent1" w:themeShade="BF"/>
     </w:rPr>
@@ -4713,6 +2972,9 @@
     <w:basedOn w:val="Tabelanormal"/>
     <w:uiPriority w:val="60"/>
     <w:rsid w:val="00FC693F"/>
+    <w:pPr>
+      <w:spacing w:after="0" w:line="240" w:lineRule="auto"/>
+    </w:pPr>
     <w:rPr>
       <w:color w:val="943634" w:themeColor="accent2" w:themeShade="BF"/>
     </w:rPr>
@@ -4806,6 +3068,9 @@
     <w:basedOn w:val="Tabelanormal"/>
     <w:uiPriority w:val="60"/>
     <w:rsid w:val="00FC693F"/>
+    <w:pPr>
+      <w:spacing w:after="0" w:line="240" w:lineRule="auto"/>
+    </w:pPr>
     <w:rPr>
       <w:color w:val="76923C" w:themeColor="accent3" w:themeShade="BF"/>
     </w:rPr>
@@ -4899,6 +3164,9 @@
     <w:basedOn w:val="Tabelanormal"/>
     <w:uiPriority w:val="60"/>
     <w:rsid w:val="00FC693F"/>
+    <w:pPr>
+      <w:spacing w:after="0" w:line="240" w:lineRule="auto"/>
+    </w:pPr>
     <w:rPr>
       <w:color w:val="5F497A" w:themeColor="accent4" w:themeShade="BF"/>
     </w:rPr>
@@ -4992,6 +3260,9 @@
     <w:basedOn w:val="Tabelanormal"/>
     <w:uiPriority w:val="60"/>
     <w:rsid w:val="00FC693F"/>
+    <w:pPr>
+      <w:spacing w:after="0" w:line="240" w:lineRule="auto"/>
+    </w:pPr>
     <w:rPr>
       <w:color w:val="31849B" w:themeColor="accent5" w:themeShade="BF"/>
     </w:rPr>
@@ -5085,6 +3356,9 @@
     <w:basedOn w:val="Tabelanormal"/>
     <w:uiPriority w:val="60"/>
     <w:rsid w:val="00FC693F"/>
+    <w:pPr>
+      <w:spacing w:after="0" w:line="240" w:lineRule="auto"/>
+    </w:pPr>
     <w:rPr>
       <w:color w:val="E36C0A" w:themeColor="accent6" w:themeShade="BF"/>
     </w:rPr>
@@ -5178,6 +3452,9 @@
     <w:basedOn w:val="Tabelanormal"/>
     <w:uiPriority w:val="61"/>
     <w:rsid w:val="00FC693F"/>
+    <w:pPr>
+      <w:spacing w:after="0" w:line="240" w:lineRule="auto"/>
+    </w:pPr>
     <w:tblPr>
       <w:tblStyleRowBandSize w:val="1"/>
       <w:tblStyleColBandSize w:val="1"/>
@@ -5260,6 +3537,9 @@
     <w:basedOn w:val="Tabelanormal"/>
     <w:uiPriority w:val="61"/>
     <w:rsid w:val="00FC693F"/>
+    <w:pPr>
+      <w:spacing w:after="0" w:line="240" w:lineRule="auto"/>
+    </w:pPr>
     <w:tblPr>
       <w:tblStyleRowBandSize w:val="1"/>
       <w:tblStyleColBandSize w:val="1"/>
@@ -5342,6 +3622,9 @@
     <w:basedOn w:val="Tabelanormal"/>
     <w:uiPriority w:val="61"/>
     <w:rsid w:val="00CB0664"/>
+    <w:pPr>
+      <w:spacing w:after="0" w:line="240" w:lineRule="auto"/>
+    </w:pPr>
     <w:tblPr>
       <w:tblStyleRowBandSize w:val="1"/>
       <w:tblStyleColBandSize w:val="1"/>
@@ -5424,6 +3707,9 @@
     <w:basedOn w:val="Tabelanormal"/>
     <w:uiPriority w:val="61"/>
     <w:rsid w:val="00CB0664"/>
+    <w:pPr>
+      <w:spacing w:after="0" w:line="240" w:lineRule="auto"/>
+    </w:pPr>
     <w:tblPr>
       <w:tblStyleRowBandSize w:val="1"/>
       <w:tblStyleColBandSize w:val="1"/>
@@ -5506,6 +3792,9 @@
     <w:basedOn w:val="Tabelanormal"/>
     <w:uiPriority w:val="61"/>
     <w:rsid w:val="00CB0664"/>
+    <w:pPr>
+      <w:spacing w:after="0" w:line="240" w:lineRule="auto"/>
+    </w:pPr>
     <w:tblPr>
       <w:tblStyleRowBandSize w:val="1"/>
       <w:tblStyleColBandSize w:val="1"/>
@@ -5588,6 +3877,9 @@
     <w:basedOn w:val="Tabelanormal"/>
     <w:uiPriority w:val="61"/>
     <w:rsid w:val="00CB0664"/>
+    <w:pPr>
+      <w:spacing w:after="0" w:line="240" w:lineRule="auto"/>
+    </w:pPr>
     <w:tblPr>
       <w:tblStyleRowBandSize w:val="1"/>
       <w:tblStyleColBandSize w:val="1"/>
@@ -5670,6 +3962,9 @@
     <w:basedOn w:val="Tabelanormal"/>
     <w:uiPriority w:val="61"/>
     <w:rsid w:val="00CB0664"/>
+    <w:pPr>
+      <w:spacing w:after="0" w:line="240" w:lineRule="auto"/>
+    </w:pPr>
     <w:tblPr>
       <w:tblStyleRowBandSize w:val="1"/>
       <w:tblStyleColBandSize w:val="1"/>
@@ -5752,6 +4047,9 @@
     <w:basedOn w:val="Tabelanormal"/>
     <w:uiPriority w:val="62"/>
     <w:rsid w:val="00CB0664"/>
+    <w:pPr>
+      <w:spacing w:after="0" w:line="240" w:lineRule="auto"/>
+    </w:pPr>
     <w:tblPr>
       <w:tblStyleRowBandSize w:val="1"/>
       <w:tblStyleColBandSize w:val="1"/>
@@ -5872,6 +4170,9 @@
     <w:basedOn w:val="Tabelanormal"/>
     <w:uiPriority w:val="62"/>
     <w:rsid w:val="00CB0664"/>
+    <w:pPr>
+      <w:spacing w:after="0" w:line="240" w:lineRule="auto"/>
+    </w:pPr>
     <w:tblPr>
       <w:tblStyleRowBandSize w:val="1"/>
       <w:tblStyleColBandSize w:val="1"/>
@@ -5992,6 +4293,9 @@
     <w:basedOn w:val="Tabelanormal"/>
     <w:uiPriority w:val="62"/>
     <w:rsid w:val="00CB0664"/>
+    <w:pPr>
+      <w:spacing w:after="0" w:line="240" w:lineRule="auto"/>
+    </w:pPr>
     <w:tblPr>
       <w:tblStyleRowBandSize w:val="1"/>
       <w:tblStyleColBandSize w:val="1"/>
@@ -6112,6 +4416,9 @@
     <w:basedOn w:val="Tabelanormal"/>
     <w:uiPriority w:val="62"/>
     <w:rsid w:val="00CB0664"/>
+    <w:pPr>
+      <w:spacing w:after="0" w:line="240" w:lineRule="auto"/>
+    </w:pPr>
     <w:tblPr>
       <w:tblStyleRowBandSize w:val="1"/>
       <w:tblStyleColBandSize w:val="1"/>
@@ -6232,6 +4539,9 @@
     <w:basedOn w:val="Tabelanormal"/>
     <w:uiPriority w:val="62"/>
     <w:rsid w:val="00CB0664"/>
+    <w:pPr>
+      <w:spacing w:after="0" w:line="240" w:lineRule="auto"/>
+    </w:pPr>
     <w:tblPr>
       <w:tblStyleRowBandSize w:val="1"/>
       <w:tblStyleColBandSize w:val="1"/>
@@ -6352,6 +4662,9 @@
     <w:basedOn w:val="Tabelanormal"/>
     <w:uiPriority w:val="62"/>
     <w:rsid w:val="00CB0664"/>
+    <w:pPr>
+      <w:spacing w:after="0" w:line="240" w:lineRule="auto"/>
+    </w:pPr>
     <w:tblPr>
       <w:tblStyleRowBandSize w:val="1"/>
       <w:tblStyleColBandSize w:val="1"/>
@@ -6472,6 +4785,9 @@
     <w:basedOn w:val="Tabelanormal"/>
     <w:uiPriority w:val="62"/>
     <w:rsid w:val="00CB0664"/>
+    <w:pPr>
+      <w:spacing w:after="0" w:line="240" w:lineRule="auto"/>
+    </w:pPr>
     <w:tblPr>
       <w:tblStyleRowBandSize w:val="1"/>
       <w:tblStyleColBandSize w:val="1"/>
@@ -6592,6 +4908,9 @@
     <w:basedOn w:val="Tabelanormal"/>
     <w:uiPriority w:val="63"/>
     <w:rsid w:val="00CB0664"/>
+    <w:pPr>
+      <w:spacing w:after="0" w:line="240" w:lineRule="auto"/>
+    </w:pPr>
     <w:tblPr>
       <w:tblStyleRowBandSize w:val="1"/>
       <w:tblStyleColBandSize w:val="1"/>
@@ -6615,10 +4934,10 @@
       <w:tblPr/>
       <w:tcPr>
         <w:tcBorders>
-          <w:top w:val="single" w:sz="8" w:space="0" w:color="000000" w:themeColor="text1"/>
-          <w:left w:val="single" w:sz="8" w:space="0" w:color="000000" w:themeColor="text1"/>
-          <w:bottom w:val="single" w:sz="8" w:space="0" w:color="000000" w:themeColor="text1"/>
-          <w:right w:val="single" w:sz="8" w:space="0" w:color="000000" w:themeColor="text1"/>
+          <w:top w:val="single" w:sz="8" w:space="0" w:color="404040" w:themeColor="text1" w:themeTint="BF"/>
+          <w:left w:val="single" w:sz="8" w:space="0" w:color="404040" w:themeColor="text1" w:themeTint="BF"/>
+          <w:bottom w:val="single" w:sz="8" w:space="0" w:color="404040" w:themeColor="text1" w:themeTint="BF"/>
+          <w:right w:val="single" w:sz="8" w:space="0" w:color="404040" w:themeColor="text1" w:themeTint="BF"/>
           <w:insideH w:val="nil"/>
           <w:insideV w:val="nil"/>
         </w:tcBorders>
@@ -6636,10 +4955,10 @@
       <w:tblPr/>
       <w:tcPr>
         <w:tcBorders>
-          <w:top w:val="double" w:sz="6" w:space="0" w:color="000000" w:themeColor="text1"/>
-          <w:left w:val="single" w:sz="8" w:space="0" w:color="000000" w:themeColor="text1"/>
-          <w:bottom w:val="single" w:sz="8" w:space="0" w:color="000000" w:themeColor="text1"/>
-          <w:right w:val="single" w:sz="8" w:space="0" w:color="000000" w:themeColor="text1"/>
+          <w:top w:val="double" w:sz="6" w:space="0" w:color="404040" w:themeColor="text1" w:themeTint="BF"/>
+          <w:left w:val="single" w:sz="8" w:space="0" w:color="404040" w:themeColor="text1" w:themeTint="BF"/>
+          <w:bottom w:val="single" w:sz="8" w:space="0" w:color="404040" w:themeColor="text1" w:themeTint="BF"/>
+          <w:right w:val="single" w:sz="8" w:space="0" w:color="404040" w:themeColor="text1" w:themeTint="BF"/>
           <w:insideH w:val="nil"/>
           <w:insideV w:val="nil"/>
         </w:tcBorders>
@@ -6688,6 +5007,9 @@
     <w:basedOn w:val="Tabelanormal"/>
     <w:uiPriority w:val="63"/>
     <w:rsid w:val="00CB0664"/>
+    <w:pPr>
+      <w:spacing w:after="0" w:line="240" w:lineRule="auto"/>
+    </w:pPr>
     <w:tblPr>
       <w:tblStyleRowBandSize w:val="1"/>
       <w:tblStyleColBandSize w:val="1"/>
@@ -6711,10 +5033,10 @@
       <w:tblPr/>
       <w:tcPr>
         <w:tcBorders>
-          <w:top w:val="single" w:sz="8" w:space="0" w:color="4F81BD" w:themeColor="accent1"/>
-          <w:left w:val="single" w:sz="8" w:space="0" w:color="4F81BD" w:themeColor="accent1"/>
-          <w:bottom w:val="single" w:sz="8" w:space="0" w:color="4F81BD" w:themeColor="accent1"/>
-          <w:right w:val="single" w:sz="8" w:space="0" w:color="4F81BD" w:themeColor="accent1"/>
+          <w:top w:val="single" w:sz="8" w:space="0" w:color="7BA0CD" w:themeColor="accent1" w:themeTint="BF"/>
+          <w:left w:val="single" w:sz="8" w:space="0" w:color="7BA0CD" w:themeColor="accent1" w:themeTint="BF"/>
+          <w:bottom w:val="single" w:sz="8" w:space="0" w:color="7BA0CD" w:themeColor="accent1" w:themeTint="BF"/>
+          <w:right w:val="single" w:sz="8" w:space="0" w:color="7BA0CD" w:themeColor="accent1" w:themeTint="BF"/>
           <w:insideH w:val="nil"/>
           <w:insideV w:val="nil"/>
         </w:tcBorders>
@@ -6732,10 +5054,10 @@
       <w:tblPr/>
       <w:tcPr>
         <w:tcBorders>
-          <w:top w:val="double" w:sz="6" w:space="0" w:color="4F81BD" w:themeColor="accent1"/>
-          <w:left w:val="single" w:sz="8" w:space="0" w:color="4F81BD" w:themeColor="accent1"/>
-          <w:bottom w:val="single" w:sz="8" w:space="0" w:color="4F81BD" w:themeColor="accent1"/>
-          <w:right w:val="single" w:sz="8" w:space="0" w:color="4F81BD" w:themeColor="accent1"/>
+          <w:top w:val="double" w:sz="6" w:space="0" w:color="7BA0CD" w:themeColor="accent1" w:themeTint="BF"/>
+          <w:left w:val="single" w:sz="8" w:space="0" w:color="7BA0CD" w:themeColor="accent1" w:themeTint="BF"/>
+          <w:bottom w:val="single" w:sz="8" w:space="0" w:color="7BA0CD" w:themeColor="accent1" w:themeTint="BF"/>
+          <w:right w:val="single" w:sz="8" w:space="0" w:color="7BA0CD" w:themeColor="accent1" w:themeTint="BF"/>
           <w:insideH w:val="nil"/>
           <w:insideV w:val="nil"/>
         </w:tcBorders>
@@ -6784,6 +5106,9 @@
     <w:basedOn w:val="Tabelanormal"/>
     <w:uiPriority w:val="63"/>
     <w:rsid w:val="00CB0664"/>
+    <w:pPr>
+      <w:spacing w:after="0" w:line="240" w:lineRule="auto"/>
+    </w:pPr>
     <w:tblPr>
       <w:tblStyleRowBandSize w:val="1"/>
       <w:tblStyleColBandSize w:val="1"/>
@@ -6807,10 +5132,10 @@
       <w:tblPr/>
       <w:tcPr>
         <w:tcBorders>
-          <w:top w:val="single" w:sz="8" w:space="0" w:color="C0504D" w:themeColor="accent2"/>
-          <w:left w:val="single" w:sz="8" w:space="0" w:color="C0504D" w:themeColor="accent2"/>
-          <w:bottom w:val="single" w:sz="8" w:space="0" w:color="C0504D" w:themeColor="accent2"/>
-          <w:right w:val="single" w:sz="8" w:space="0" w:color="C0504D" w:themeColor="accent2"/>
+          <w:top w:val="single" w:sz="8" w:space="0" w:color="CF7B79" w:themeColor="accent2" w:themeTint="BF"/>
+          <w:left w:val="single" w:sz="8" w:space="0" w:color="CF7B79" w:themeColor="accent2" w:themeTint="BF"/>
+          <w:bottom w:val="single" w:sz="8" w:space="0" w:color="CF7B79" w:themeColor="accent2" w:themeTint="BF"/>
+          <w:right w:val="single" w:sz="8" w:space="0" w:color="CF7B79" w:themeColor="accent2" w:themeTint="BF"/>
           <w:insideH w:val="nil"/>
           <w:insideV w:val="nil"/>
         </w:tcBorders>
@@ -6828,10 +5153,10 @@
       <w:tblPr/>
       <w:tcPr>
         <w:tcBorders>
-          <w:top w:val="double" w:sz="6" w:space="0" w:color="C0504D" w:themeColor="accent2"/>
-          <w:left w:val="single" w:sz="8" w:space="0" w:color="C0504D" w:themeColor="accent2"/>
-          <w:bottom w:val="single" w:sz="8" w:space="0" w:color="C0504D" w:themeColor="accent2"/>
-          <w:right w:val="single" w:sz="8" w:space="0" w:color="C0504D" w:themeColor="accent2"/>
+          <w:top w:val="double" w:sz="6" w:space="0" w:color="CF7B79" w:themeColor="accent2" w:themeTint="BF"/>
+          <w:left w:val="single" w:sz="8" w:space="0" w:color="CF7B79" w:themeColor="accent2" w:themeTint="BF"/>
+          <w:bottom w:val="single" w:sz="8" w:space="0" w:color="CF7B79" w:themeColor="accent2" w:themeTint="BF"/>
+          <w:right w:val="single" w:sz="8" w:space="0" w:color="CF7B79" w:themeColor="accent2" w:themeTint="BF"/>
           <w:insideH w:val="nil"/>
           <w:insideV w:val="nil"/>
         </w:tcBorders>
@@ -6880,6 +5205,9 @@
     <w:basedOn w:val="Tabelanormal"/>
     <w:uiPriority w:val="63"/>
     <w:rsid w:val="00CB0664"/>
+    <w:pPr>
+      <w:spacing w:after="0" w:line="240" w:lineRule="auto"/>
+    </w:pPr>
     <w:tblPr>
       <w:tblStyleRowBandSize w:val="1"/>
       <w:tblStyleColBandSize w:val="1"/>
@@ -6903,10 +5231,10 @@
       <w:tblPr/>
       <w:tcPr>
         <w:tcBorders>
-          <w:top w:val="single" w:sz="8" w:space="0" w:color="9BBB59" w:themeColor="accent3"/>
-          <w:left w:val="single" w:sz="8" w:space="0" w:color="9BBB59" w:themeColor="accent3"/>
-          <w:bottom w:val="single" w:sz="8" w:space="0" w:color="9BBB59" w:themeColor="accent3"/>
-          <w:right w:val="single" w:sz="8" w:space="0" w:color="9BBB59" w:themeColor="accent3"/>
+          <w:top w:val="single" w:sz="8" w:space="0" w:color="B3CC82" w:themeColor="accent3" w:themeTint="BF"/>
+          <w:left w:val="single" w:sz="8" w:space="0" w:color="B3CC82" w:themeColor="accent3" w:themeTint="BF"/>
+          <w:bottom w:val="single" w:sz="8" w:space="0" w:color="B3CC82" w:themeColor="accent3" w:themeTint="BF"/>
+          <w:right w:val="single" w:sz="8" w:space="0" w:color="B3CC82" w:themeColor="accent3" w:themeTint="BF"/>
           <w:insideH w:val="nil"/>
           <w:insideV w:val="nil"/>
         </w:tcBorders>
@@ -6924,10 +5252,10 @@
       <w:tblPr/>
       <w:tcPr>
         <w:tcBorders>
-          <w:top w:val="double" w:sz="6" w:space="0" w:color="9BBB59" w:themeColor="accent3"/>
-          <w:left w:val="single" w:sz="8" w:space="0" w:color="9BBB59" w:themeColor="accent3"/>
-          <w:bottom w:val="single" w:sz="8" w:space="0" w:color="9BBB59" w:themeColor="accent3"/>
-          <w:right w:val="single" w:sz="8" w:space="0" w:color="9BBB59" w:themeColor="accent3"/>
+          <w:top w:val="double" w:sz="6" w:space="0" w:color="B3CC82" w:themeColor="accent3" w:themeTint="BF"/>
+          <w:left w:val="single" w:sz="8" w:space="0" w:color="B3CC82" w:themeColor="accent3" w:themeTint="BF"/>
+          <w:bottom w:val="single" w:sz="8" w:space="0" w:color="B3CC82" w:themeColor="accent3" w:themeTint="BF"/>
+          <w:right w:val="single" w:sz="8" w:space="0" w:color="B3CC82" w:themeColor="accent3" w:themeTint="BF"/>
           <w:insideH w:val="nil"/>
           <w:insideV w:val="nil"/>
         </w:tcBorders>
@@ -6976,6 +5304,9 @@
     <w:basedOn w:val="Tabelanormal"/>
     <w:uiPriority w:val="63"/>
     <w:rsid w:val="00CB0664"/>
+    <w:pPr>
+      <w:spacing w:after="0" w:line="240" w:lineRule="auto"/>
+    </w:pPr>
     <w:tblPr>
       <w:tblStyleRowBandSize w:val="1"/>
       <w:tblStyleColBandSize w:val="1"/>
@@ -6999,10 +5330,10 @@
       <w:tblPr/>
       <w:tcPr>
         <w:tcBorders>
-          <w:top w:val="single" w:sz="8" w:space="0" w:color="8064A2" w:themeColor="accent4"/>
-          <w:left w:val="single" w:sz="8" w:space="0" w:color="8064A2" w:themeColor="accent4"/>
-          <w:bottom w:val="single" w:sz="8" w:space="0" w:color="8064A2" w:themeColor="accent4"/>
-          <w:right w:val="single" w:sz="8" w:space="0" w:color="8064A2" w:themeColor="accent4"/>
+          <w:top w:val="single" w:sz="8" w:space="0" w:color="9F8AB9" w:themeColor="accent4" w:themeTint="BF"/>
+          <w:left w:val="single" w:sz="8" w:space="0" w:color="9F8AB9" w:themeColor="accent4" w:themeTint="BF"/>
+          <w:bottom w:val="single" w:sz="8" w:space="0" w:color="9F8AB9" w:themeColor="accent4" w:themeTint="BF"/>
+          <w:right w:val="single" w:sz="8" w:space="0" w:color="9F8AB9" w:themeColor="accent4" w:themeTint="BF"/>
           <w:insideH w:val="nil"/>
           <w:insideV w:val="nil"/>
         </w:tcBorders>
@@ -7020,10 +5351,10 @@
       <w:tblPr/>
       <w:tcPr>
         <w:tcBorders>
-          <w:top w:val="double" w:sz="6" w:space="0" w:color="8064A2" w:themeColor="accent4"/>
-          <w:left w:val="single" w:sz="8" w:space="0" w:color="8064A2" w:themeColor="accent4"/>
-          <w:bottom w:val="single" w:sz="8" w:space="0" w:color="8064A2" w:themeColor="accent4"/>
-          <w:right w:val="single" w:sz="8" w:space="0" w:color="8064A2" w:themeColor="accent4"/>
+          <w:top w:val="double" w:sz="6" w:space="0" w:color="9F8AB9" w:themeColor="accent4" w:themeTint="BF"/>
+          <w:left w:val="single" w:sz="8" w:space="0" w:color="9F8AB9" w:themeColor="accent4" w:themeTint="BF"/>
+          <w:bottom w:val="single" w:sz="8" w:space="0" w:color="9F8AB9" w:themeColor="accent4" w:themeTint="BF"/>
+          <w:right w:val="single" w:sz="8" w:space="0" w:color="9F8AB9" w:themeColor="accent4" w:themeTint="BF"/>
           <w:insideH w:val="nil"/>
           <w:insideV w:val="nil"/>
         </w:tcBorders>
@@ -7072,6 +5403,9 @@
     <w:basedOn w:val="Tabelanormal"/>
     <w:uiPriority w:val="63"/>
     <w:rsid w:val="00CB0664"/>
+    <w:pPr>
+      <w:spacing w:after="0" w:line="240" w:lineRule="auto"/>
+    </w:pPr>
     <w:tblPr>
       <w:tblStyleRowBandSize w:val="1"/>
       <w:tblStyleColBandSize w:val="1"/>
@@ -7095,10 +5429,10 @@
       <w:tblPr/>
       <w:tcPr>
         <w:tcBorders>
-          <w:top w:val="single" w:sz="8" w:space="0" w:color="4BACC6" w:themeColor="accent5"/>
-          <w:left w:val="single" w:sz="8" w:space="0" w:color="4BACC6" w:themeColor="accent5"/>
-          <w:bottom w:val="single" w:sz="8" w:space="0" w:color="4BACC6" w:themeColor="accent5"/>
-          <w:right w:val="single" w:sz="8" w:space="0" w:color="4BACC6" w:themeColor="accent5"/>
+          <w:top w:val="single" w:sz="8" w:space="0" w:color="78C0D4" w:themeColor="accent5" w:themeTint="BF"/>
+          <w:left w:val="single" w:sz="8" w:space="0" w:color="78C0D4" w:themeColor="accent5" w:themeTint="BF"/>
+          <w:bottom w:val="single" w:sz="8" w:space="0" w:color="78C0D4" w:themeColor="accent5" w:themeTint="BF"/>
+          <w:right w:val="single" w:sz="8" w:space="0" w:color="78C0D4" w:themeColor="accent5" w:themeTint="BF"/>
           <w:insideH w:val="nil"/>
           <w:insideV w:val="nil"/>
         </w:tcBorders>
@@ -7116,10 +5450,10 @@
       <w:tblPr/>
       <w:tcPr>
         <w:tcBorders>
-          <w:top w:val="double" w:sz="6" w:space="0" w:color="4BACC6" w:themeColor="accent5"/>
-          <w:left w:val="single" w:sz="8" w:space="0" w:color="4BACC6" w:themeColor="accent5"/>
-          <w:bottom w:val="single" w:sz="8" w:space="0" w:color="4BACC6" w:themeColor="accent5"/>
-          <w:right w:val="single" w:sz="8" w:space="0" w:color="4BACC6" w:themeColor="accent5"/>
+          <w:top w:val="double" w:sz="6" w:space="0" w:color="78C0D4" w:themeColor="accent5" w:themeTint="BF"/>
+          <w:left w:val="single" w:sz="8" w:space="0" w:color="78C0D4" w:themeColor="accent5" w:themeTint="BF"/>
+          <w:bottom w:val="single" w:sz="8" w:space="0" w:color="78C0D4" w:themeColor="accent5" w:themeTint="BF"/>
+          <w:right w:val="single" w:sz="8" w:space="0" w:color="78C0D4" w:themeColor="accent5" w:themeTint="BF"/>
           <w:insideH w:val="nil"/>
           <w:insideV w:val="nil"/>
         </w:tcBorders>
@@ -7168,6 +5502,9 @@
     <w:basedOn w:val="Tabelanormal"/>
     <w:uiPriority w:val="63"/>
     <w:rsid w:val="00CB0664"/>
+    <w:pPr>
+      <w:spacing w:after="0" w:line="240" w:lineRule="auto"/>
+    </w:pPr>
     <w:tblPr>
       <w:tblStyleRowBandSize w:val="1"/>
       <w:tblStyleColBandSize w:val="1"/>
@@ -7191,10 +5528,10 @@
       <w:tblPr/>
       <w:tcPr>
         <w:tcBorders>
-          <w:top w:val="single" w:sz="8" w:space="0" w:color="F79646" w:themeColor="accent6"/>
-          <w:left w:val="single" w:sz="8" w:space="0" w:color="F79646" w:themeColor="accent6"/>
-          <w:bottom w:val="single" w:sz="8" w:space="0" w:color="F79646" w:themeColor="accent6"/>
-          <w:right w:val="single" w:sz="8" w:space="0" w:color="F79646" w:themeColor="accent6"/>
+          <w:top w:val="single" w:sz="8" w:space="0" w:color="F9B074" w:themeColor="accent6" w:themeTint="BF"/>
+          <w:left w:val="single" w:sz="8" w:space="0" w:color="F9B074" w:themeColor="accent6" w:themeTint="BF"/>
+          <w:bottom w:val="single" w:sz="8" w:space="0" w:color="F9B074" w:themeColor="accent6" w:themeTint="BF"/>
+          <w:right w:val="single" w:sz="8" w:space="0" w:color="F9B074" w:themeColor="accent6" w:themeTint="BF"/>
           <w:insideH w:val="nil"/>
           <w:insideV w:val="nil"/>
         </w:tcBorders>
@@ -7212,10 +5549,10 @@
       <w:tblPr/>
       <w:tcPr>
         <w:tcBorders>
-          <w:top w:val="double" w:sz="6" w:space="0" w:color="F79646" w:themeColor="accent6"/>
-          <w:left w:val="single" w:sz="8" w:space="0" w:color="F79646" w:themeColor="accent6"/>
-          <w:bottom w:val="single" w:sz="8" w:space="0" w:color="F79646" w:themeColor="accent6"/>
-          <w:right w:val="single" w:sz="8" w:space="0" w:color="F79646" w:themeColor="accent6"/>
+          <w:top w:val="double" w:sz="6" w:space="0" w:color="F9B074" w:themeColor="accent6" w:themeTint="BF"/>
+          <w:left w:val="single" w:sz="8" w:space="0" w:color="F9B074" w:themeColor="accent6" w:themeTint="BF"/>
+          <w:bottom w:val="single" w:sz="8" w:space="0" w:color="F9B074" w:themeColor="accent6" w:themeTint="BF"/>
+          <w:right w:val="single" w:sz="8" w:space="0" w:color="F9B074" w:themeColor="accent6" w:themeTint="BF"/>
           <w:insideH w:val="nil"/>
           <w:insideV w:val="nil"/>
         </w:tcBorders>
@@ -7264,6 +5601,9 @@
     <w:basedOn w:val="Tabelanormal"/>
     <w:uiPriority w:val="64"/>
     <w:rsid w:val="00CB0664"/>
+    <w:pPr>
+      <w:spacing w:after="0" w:line="240" w:lineRule="auto"/>
+    </w:pPr>
     <w:tblPr>
       <w:tblStyleRowBandSize w:val="1"/>
       <w:tblStyleColBandSize w:val="1"/>
@@ -7298,6 +5638,9 @@
       <w:pPr>
         <w:spacing w:before="0" w:after="0" w:line="240" w:lineRule="auto"/>
       </w:pPr>
+      <w:rPr>
+        <w:color w:val="auto"/>
+      </w:rPr>
       <w:tblPr/>
       <w:tcPr>
         <w:tcBorders>
@@ -7400,6 +5743,9 @@
     <w:basedOn w:val="Tabelanormal"/>
     <w:uiPriority w:val="64"/>
     <w:rsid w:val="00CB0664"/>
+    <w:pPr>
+      <w:spacing w:after="0" w:line="240" w:lineRule="auto"/>
+    </w:pPr>
     <w:tblPr>
       <w:tblStyleRowBandSize w:val="1"/>
       <w:tblStyleColBandSize w:val="1"/>
@@ -7434,6 +5780,9 @@
       <w:pPr>
         <w:spacing w:before="0" w:after="0" w:line="240" w:lineRule="auto"/>
       </w:pPr>
+      <w:rPr>
+        <w:color w:val="auto"/>
+      </w:rPr>
       <w:tblPr/>
       <w:tcPr>
         <w:tcBorders>
@@ -7536,6 +5885,9 @@
     <w:basedOn w:val="Tabelanormal"/>
     <w:uiPriority w:val="64"/>
     <w:rsid w:val="00CB0664"/>
+    <w:pPr>
+      <w:spacing w:after="0" w:line="240" w:lineRule="auto"/>
+    </w:pPr>
     <w:tblPr>
       <w:tblStyleRowBandSize w:val="1"/>
       <w:tblStyleColBandSize w:val="1"/>
@@ -7570,6 +5922,9 @@
       <w:pPr>
         <w:spacing w:before="0" w:after="0" w:line="240" w:lineRule="auto"/>
       </w:pPr>
+      <w:rPr>
+        <w:color w:val="auto"/>
+      </w:rPr>
       <w:tblPr/>
       <w:tcPr>
         <w:tcBorders>
@@ -7672,6 +6027,9 @@
     <w:basedOn w:val="Tabelanormal"/>
     <w:uiPriority w:val="64"/>
     <w:rsid w:val="00CB0664"/>
+    <w:pPr>
+      <w:spacing w:after="0" w:line="240" w:lineRule="auto"/>
+    </w:pPr>
     <w:tblPr>
       <w:tblStyleRowBandSize w:val="1"/>
       <w:tblStyleColBandSize w:val="1"/>
@@ -7706,6 +6064,9 @@
       <w:pPr>
         <w:spacing w:before="0" w:after="0" w:line="240" w:lineRule="auto"/>
       </w:pPr>
+      <w:rPr>
+        <w:color w:val="auto"/>
+      </w:rPr>
       <w:tblPr/>
       <w:tcPr>
         <w:tcBorders>
@@ -7808,6 +6169,9 @@
     <w:basedOn w:val="Tabelanormal"/>
     <w:uiPriority w:val="64"/>
     <w:rsid w:val="00CB0664"/>
+    <w:pPr>
+      <w:spacing w:after="0" w:line="240" w:lineRule="auto"/>
+    </w:pPr>
     <w:tblPr>
       <w:tblStyleRowBandSize w:val="1"/>
       <w:tblStyleColBandSize w:val="1"/>
@@ -7842,6 +6206,9 @@
       <w:pPr>
         <w:spacing w:before="0" w:after="0" w:line="240" w:lineRule="auto"/>
       </w:pPr>
+      <w:rPr>
+        <w:color w:val="auto"/>
+      </w:rPr>
       <w:tblPr/>
       <w:tcPr>
         <w:tcBorders>
@@ -7944,6 +6311,9 @@
     <w:basedOn w:val="Tabelanormal"/>
     <w:uiPriority w:val="64"/>
     <w:rsid w:val="00CB0664"/>
+    <w:pPr>
+      <w:spacing w:after="0" w:line="240" w:lineRule="auto"/>
+    </w:pPr>
     <w:tblPr>
       <w:tblStyleRowBandSize w:val="1"/>
       <w:tblStyleColBandSize w:val="1"/>
@@ -7978,6 +6348,9 @@
       <w:pPr>
         <w:spacing w:before="0" w:after="0" w:line="240" w:lineRule="auto"/>
       </w:pPr>
+      <w:rPr>
+        <w:color w:val="auto"/>
+      </w:rPr>
       <w:tblPr/>
       <w:tcPr>
         <w:tcBorders>
@@ -8080,6 +6453,9 @@
     <w:basedOn w:val="Tabelanormal"/>
     <w:uiPriority w:val="64"/>
     <w:rsid w:val="00CB0664"/>
+    <w:pPr>
+      <w:spacing w:after="0" w:line="240" w:lineRule="auto"/>
+    </w:pPr>
     <w:tblPr>
       <w:tblStyleRowBandSize w:val="1"/>
       <w:tblStyleColBandSize w:val="1"/>
@@ -8114,6 +6490,9 @@
       <w:pPr>
         <w:spacing w:before="0" w:after="0" w:line="240" w:lineRule="auto"/>
       </w:pPr>
+      <w:rPr>
+        <w:color w:val="auto"/>
+      </w:rPr>
       <w:tblPr/>
       <w:tcPr>
         <w:tcBorders>
@@ -8216,6 +6595,9 @@
     <w:basedOn w:val="Tabelanormal"/>
     <w:uiPriority w:val="65"/>
     <w:rsid w:val="00CB0664"/>
+    <w:pPr>
+      <w:spacing w:after="0" w:line="240" w:lineRule="auto"/>
+    </w:pPr>
     <w:rPr>
       <w:color w:val="000000" w:themeColor="text1"/>
     </w:rPr>
@@ -8290,6 +6672,9 @@
     <w:basedOn w:val="Tabelanormal"/>
     <w:uiPriority w:val="65"/>
     <w:rsid w:val="00CB0664"/>
+    <w:pPr>
+      <w:spacing w:after="0" w:line="240" w:lineRule="auto"/>
+    </w:pPr>
     <w:rPr>
       <w:color w:val="000000" w:themeColor="text1"/>
     </w:rPr>
@@ -8364,6 +6749,9 @@
     <w:basedOn w:val="Tabelanormal"/>
     <w:uiPriority w:val="65"/>
     <w:rsid w:val="00CB0664"/>
+    <w:pPr>
+      <w:spacing w:after="0" w:line="240" w:lineRule="auto"/>
+    </w:pPr>
     <w:rPr>
       <w:color w:val="000000" w:themeColor="text1"/>
     </w:rPr>
@@ -8438,6 +6826,9 @@
     <w:basedOn w:val="Tabelanormal"/>
     <w:uiPriority w:val="65"/>
     <w:rsid w:val="00CB0664"/>
+    <w:pPr>
+      <w:spacing w:after="0" w:line="240" w:lineRule="auto"/>
+    </w:pPr>
     <w:rPr>
       <w:color w:val="000000" w:themeColor="text1"/>
     </w:rPr>
@@ -8512,6 +6903,9 @@
     <w:basedOn w:val="Tabelanormal"/>
     <w:uiPriority w:val="65"/>
     <w:rsid w:val="00CB0664"/>
+    <w:pPr>
+      <w:spacing w:after="0" w:line="240" w:lineRule="auto"/>
+    </w:pPr>
     <w:rPr>
       <w:color w:val="000000" w:themeColor="text1"/>
     </w:rPr>
@@ -8586,6 +6980,9 @@
     <w:basedOn w:val="Tabelanormal"/>
     <w:uiPriority w:val="65"/>
     <w:rsid w:val="00CB0664"/>
+    <w:pPr>
+      <w:spacing w:after="0" w:line="240" w:lineRule="auto"/>
+    </w:pPr>
     <w:rPr>
       <w:color w:val="000000" w:themeColor="text1"/>
     </w:rPr>
@@ -8660,6 +7057,9 @@
     <w:basedOn w:val="Tabelanormal"/>
     <w:uiPriority w:val="65"/>
     <w:rsid w:val="00CB0664"/>
+    <w:pPr>
+      <w:spacing w:after="0" w:line="240" w:lineRule="auto"/>
+    </w:pPr>
     <w:rPr>
       <w:color w:val="000000" w:themeColor="text1"/>
     </w:rPr>
@@ -8734,6 +7134,9 @@
     <w:basedOn w:val="Tabelanormal"/>
     <w:uiPriority w:val="66"/>
     <w:rsid w:val="00CB0664"/>
+    <w:pPr>
+      <w:spacing w:after="0" w:line="240" w:lineRule="auto"/>
+    </w:pPr>
     <w:rPr>
       <w:rFonts w:asciiTheme="majorHAnsi" w:eastAsiaTheme="majorEastAsia" w:hAnsiTheme="majorHAnsi" w:cstheme="majorBidi"/>
       <w:color w:val="000000" w:themeColor="text1"/>
@@ -8852,6 +7255,9 @@
     <w:basedOn w:val="Tabelanormal"/>
     <w:uiPriority w:val="66"/>
     <w:rsid w:val="00CB0664"/>
+    <w:pPr>
+      <w:spacing w:after="0" w:line="240" w:lineRule="auto"/>
+    </w:pPr>
     <w:rPr>
       <w:rFonts w:asciiTheme="majorHAnsi" w:eastAsiaTheme="majorEastAsia" w:hAnsiTheme="majorHAnsi" w:cstheme="majorBidi"/>
       <w:color w:val="000000" w:themeColor="text1"/>
@@ -8970,6 +7376,9 @@
     <w:basedOn w:val="Tabelanormal"/>
     <w:uiPriority w:val="66"/>
     <w:rsid w:val="00CB0664"/>
+    <w:pPr>
+      <w:spacing w:after="0" w:line="240" w:lineRule="auto"/>
+    </w:pPr>
     <w:rPr>
       <w:rFonts w:asciiTheme="majorHAnsi" w:eastAsiaTheme="majorEastAsia" w:hAnsiTheme="majorHAnsi" w:cstheme="majorBidi"/>
       <w:color w:val="000000" w:themeColor="text1"/>
@@ -9088,6 +7497,9 @@
     <w:basedOn w:val="Tabelanormal"/>
     <w:uiPriority w:val="66"/>
     <w:rsid w:val="00CB0664"/>
+    <w:pPr>
+      <w:spacing w:after="0" w:line="240" w:lineRule="auto"/>
+    </w:pPr>
     <w:rPr>
       <w:rFonts w:asciiTheme="majorHAnsi" w:eastAsiaTheme="majorEastAsia" w:hAnsiTheme="majorHAnsi" w:cstheme="majorBidi"/>
       <w:color w:val="000000" w:themeColor="text1"/>
@@ -9206,6 +7618,9 @@
     <w:basedOn w:val="Tabelanormal"/>
     <w:uiPriority w:val="66"/>
     <w:rsid w:val="00CB0664"/>
+    <w:pPr>
+      <w:spacing w:after="0" w:line="240" w:lineRule="auto"/>
+    </w:pPr>
     <w:rPr>
       <w:rFonts w:asciiTheme="majorHAnsi" w:eastAsiaTheme="majorEastAsia" w:hAnsiTheme="majorHAnsi" w:cstheme="majorBidi"/>
       <w:color w:val="000000" w:themeColor="text1"/>
@@ -9324,6 +7739,9 @@
     <w:basedOn w:val="Tabelanormal"/>
     <w:uiPriority w:val="66"/>
     <w:rsid w:val="00CB0664"/>
+    <w:pPr>
+      <w:spacing w:after="0" w:line="240" w:lineRule="auto"/>
+    </w:pPr>
     <w:rPr>
       <w:rFonts w:asciiTheme="majorHAnsi" w:eastAsiaTheme="majorEastAsia" w:hAnsiTheme="majorHAnsi" w:cstheme="majorBidi"/>
       <w:color w:val="000000" w:themeColor="text1"/>
@@ -9442,6 +7860,9 @@
     <w:basedOn w:val="Tabelanormal"/>
     <w:uiPriority w:val="66"/>
     <w:rsid w:val="00CB0664"/>
+    <w:pPr>
+      <w:spacing w:after="0" w:line="240" w:lineRule="auto"/>
+    </w:pPr>
     <w:rPr>
       <w:rFonts w:asciiTheme="majorHAnsi" w:eastAsiaTheme="majorEastAsia" w:hAnsiTheme="majorHAnsi" w:cstheme="majorBidi"/>
       <w:color w:val="000000" w:themeColor="text1"/>
@@ -9560,6 +7981,9 @@
     <w:basedOn w:val="Tabelanormal"/>
     <w:uiPriority w:val="67"/>
     <w:rsid w:val="00CB0664"/>
+    <w:pPr>
+      <w:spacing w:after="0" w:line="240" w:lineRule="auto"/>
+    </w:pPr>
     <w:tblPr>
       <w:tblStyleRowBandSize w:val="1"/>
       <w:tblStyleColBandSize w:val="1"/>
@@ -9589,7 +8013,7 @@
       <w:tblPr/>
       <w:tcPr>
         <w:tcBorders>
-          <w:top w:val="single" w:sz="18" w:space="0" w:color="000000" w:themeColor="text1"/>
+          <w:top w:val="single" w:sz="18" w:space="0" w:color="404040" w:themeColor="text1" w:themeTint="BF"/>
         </w:tcBorders>
       </w:tcPr>
     </w:tblStylePr>
@@ -9623,6 +8047,9 @@
     <w:basedOn w:val="Tabelanormal"/>
     <w:uiPriority w:val="67"/>
     <w:rsid w:val="00CB0664"/>
+    <w:pPr>
+      <w:spacing w:after="0" w:line="240" w:lineRule="auto"/>
+    </w:pPr>
     <w:tblPr>
       <w:tblStyleRowBandSize w:val="1"/>
       <w:tblStyleColBandSize w:val="1"/>
@@ -9652,7 +8079,7 @@
       <w:tblPr/>
       <w:tcPr>
         <w:tcBorders>
-          <w:top w:val="single" w:sz="18" w:space="0" w:color="4F81BD" w:themeColor="accent1"/>
+          <w:top w:val="single" w:sz="18" w:space="0" w:color="7BA0CD" w:themeColor="accent1" w:themeTint="BF"/>
         </w:tcBorders>
       </w:tcPr>
     </w:tblStylePr>
@@ -9686,6 +8113,9 @@
     <w:basedOn w:val="Tabelanormal"/>
     <w:uiPriority w:val="67"/>
     <w:rsid w:val="00CB0664"/>
+    <w:pPr>
+      <w:spacing w:after="0" w:line="240" w:lineRule="auto"/>
+    </w:pPr>
     <w:tblPr>
       <w:tblStyleRowBandSize w:val="1"/>
       <w:tblStyleColBandSize w:val="1"/>
@@ -9715,7 +8145,7 @@
       <w:tblPr/>
       <w:tcPr>
         <w:tcBorders>
-          <w:top w:val="single" w:sz="18" w:space="0" w:color="C0504D" w:themeColor="accent2"/>
+          <w:top w:val="single" w:sz="18" w:space="0" w:color="CF7B79" w:themeColor="accent2" w:themeTint="BF"/>
         </w:tcBorders>
       </w:tcPr>
     </w:tblStylePr>
@@ -9749,6 +8179,9 @@
     <w:basedOn w:val="Tabelanormal"/>
     <w:uiPriority w:val="67"/>
     <w:rsid w:val="00CB0664"/>
+    <w:pPr>
+      <w:spacing w:after="0" w:line="240" w:lineRule="auto"/>
+    </w:pPr>
     <w:tblPr>
       <w:tblStyleRowBandSize w:val="1"/>
       <w:tblStyleColBandSize w:val="1"/>
@@ -9778,7 +8211,7 @@
       <w:tblPr/>
       <w:tcPr>
         <w:tcBorders>
-          <w:top w:val="single" w:sz="18" w:space="0" w:color="9BBB59" w:themeColor="accent3"/>
+          <w:top w:val="single" w:sz="18" w:space="0" w:color="B3CC82" w:themeColor="accent3" w:themeTint="BF"/>
         </w:tcBorders>
       </w:tcPr>
     </w:tblStylePr>
@@ -9812,6 +8245,9 @@
     <w:basedOn w:val="Tabelanormal"/>
     <w:uiPriority w:val="67"/>
     <w:rsid w:val="00CB0664"/>
+    <w:pPr>
+      <w:spacing w:after="0" w:line="240" w:lineRule="auto"/>
+    </w:pPr>
     <w:tblPr>
       <w:tblStyleRowBandSize w:val="1"/>
       <w:tblStyleColBandSize w:val="1"/>
@@ -9841,7 +8277,7 @@
       <w:tblPr/>
       <w:tcPr>
         <w:tcBorders>
-          <w:top w:val="single" w:sz="18" w:space="0" w:color="8064A2" w:themeColor="accent4"/>
+          <w:top w:val="single" w:sz="18" w:space="0" w:color="9F8AB9" w:themeColor="accent4" w:themeTint="BF"/>
         </w:tcBorders>
       </w:tcPr>
     </w:tblStylePr>
@@ -9875,6 +8311,9 @@
     <w:basedOn w:val="Tabelanormal"/>
     <w:uiPriority w:val="67"/>
     <w:rsid w:val="00CB0664"/>
+    <w:pPr>
+      <w:spacing w:after="0" w:line="240" w:lineRule="auto"/>
+    </w:pPr>
     <w:tblPr>
       <w:tblStyleRowBandSize w:val="1"/>
       <w:tblStyleColBandSize w:val="1"/>
@@ -9904,7 +8343,7 @@
       <w:tblPr/>
       <w:tcPr>
         <w:tcBorders>
-          <w:top w:val="single" w:sz="18" w:space="0" w:color="4BACC6" w:themeColor="accent5"/>
+          <w:top w:val="single" w:sz="18" w:space="0" w:color="78C0D4" w:themeColor="accent5" w:themeTint="BF"/>
         </w:tcBorders>
       </w:tcPr>
     </w:tblStylePr>
@@ -9938,6 +8377,9 @@
     <w:basedOn w:val="Tabelanormal"/>
     <w:uiPriority w:val="67"/>
     <w:rsid w:val="00CB0664"/>
+    <w:pPr>
+      <w:spacing w:after="0" w:line="240" w:lineRule="auto"/>
+    </w:pPr>
     <w:tblPr>
       <w:tblStyleRowBandSize w:val="1"/>
       <w:tblStyleColBandSize w:val="1"/>
@@ -9967,7 +8409,7 @@
       <w:tblPr/>
       <w:tcPr>
         <w:tcBorders>
-          <w:top w:val="single" w:sz="18" w:space="0" w:color="F79646" w:themeColor="accent6"/>
+          <w:top w:val="single" w:sz="18" w:space="0" w:color="F9B074" w:themeColor="accent6" w:themeTint="BF"/>
         </w:tcBorders>
       </w:tcPr>
     </w:tblStylePr>
@@ -10001,6 +8443,9 @@
     <w:basedOn w:val="Tabelanormal"/>
     <w:uiPriority w:val="68"/>
     <w:rsid w:val="00CB0664"/>
+    <w:pPr>
+      <w:spacing w:after="0" w:line="240" w:lineRule="auto"/>
+    </w:pPr>
     <w:rPr>
       <w:rFonts w:asciiTheme="majorHAnsi" w:eastAsiaTheme="majorEastAsia" w:hAnsiTheme="majorHAnsi" w:cstheme="majorBidi"/>
       <w:color w:val="000000" w:themeColor="text1"/>
@@ -10116,6 +8561,9 @@
     <w:basedOn w:val="Tabelanormal"/>
     <w:uiPriority w:val="68"/>
     <w:rsid w:val="00CB0664"/>
+    <w:pPr>
+      <w:spacing w:after="0" w:line="240" w:lineRule="auto"/>
+    </w:pPr>
     <w:rPr>
       <w:rFonts w:asciiTheme="majorHAnsi" w:eastAsiaTheme="majorEastAsia" w:hAnsiTheme="majorHAnsi" w:cstheme="majorBidi"/>
       <w:color w:val="000000" w:themeColor="text1"/>
@@ -10231,6 +8679,9 @@
     <w:basedOn w:val="Tabelanormal"/>
     <w:uiPriority w:val="68"/>
     <w:rsid w:val="00CB0664"/>
+    <w:pPr>
+      <w:spacing w:after="0" w:line="240" w:lineRule="auto"/>
+    </w:pPr>
     <w:rPr>
       <w:rFonts w:asciiTheme="majorHAnsi" w:eastAsiaTheme="majorEastAsia" w:hAnsiTheme="majorHAnsi" w:cstheme="majorBidi"/>
       <w:color w:val="000000" w:themeColor="text1"/>
@@ -10346,6 +8797,9 @@
     <w:basedOn w:val="Tabelanormal"/>
     <w:uiPriority w:val="68"/>
     <w:rsid w:val="00CB0664"/>
+    <w:pPr>
+      <w:spacing w:after="0" w:line="240" w:lineRule="auto"/>
+    </w:pPr>
     <w:rPr>
       <w:rFonts w:asciiTheme="majorHAnsi" w:eastAsiaTheme="majorEastAsia" w:hAnsiTheme="majorHAnsi" w:cstheme="majorBidi"/>
       <w:color w:val="000000" w:themeColor="text1"/>
@@ -10461,6 +8915,9 @@
     <w:basedOn w:val="Tabelanormal"/>
     <w:uiPriority w:val="68"/>
     <w:rsid w:val="00CB0664"/>
+    <w:pPr>
+      <w:spacing w:after="0" w:line="240" w:lineRule="auto"/>
+    </w:pPr>
     <w:rPr>
       <w:rFonts w:asciiTheme="majorHAnsi" w:eastAsiaTheme="majorEastAsia" w:hAnsiTheme="majorHAnsi" w:cstheme="majorBidi"/>
       <w:color w:val="000000" w:themeColor="text1"/>
@@ -10576,6 +9033,9 @@
     <w:basedOn w:val="Tabelanormal"/>
     <w:uiPriority w:val="68"/>
     <w:rsid w:val="00CB0664"/>
+    <w:pPr>
+      <w:spacing w:after="0" w:line="240" w:lineRule="auto"/>
+    </w:pPr>
     <w:rPr>
       <w:rFonts w:asciiTheme="majorHAnsi" w:eastAsiaTheme="majorEastAsia" w:hAnsiTheme="majorHAnsi" w:cstheme="majorBidi"/>
       <w:color w:val="000000" w:themeColor="text1"/>
@@ -10691,6 +9151,9 @@
     <w:basedOn w:val="Tabelanormal"/>
     <w:uiPriority w:val="68"/>
     <w:rsid w:val="00CB0664"/>
+    <w:pPr>
+      <w:spacing w:after="0" w:line="240" w:lineRule="auto"/>
+    </w:pPr>
     <w:rPr>
       <w:rFonts w:asciiTheme="majorHAnsi" w:eastAsiaTheme="majorEastAsia" w:hAnsiTheme="majorHAnsi" w:cstheme="majorBidi"/>
       <w:color w:val="000000" w:themeColor="text1"/>
@@ -10806,6 +9269,9 @@
     <w:basedOn w:val="Tabelanormal"/>
     <w:uiPriority w:val="69"/>
     <w:rsid w:val="00CB0664"/>
+    <w:pPr>
+      <w:spacing w:after="0" w:line="240" w:lineRule="auto"/>
+    </w:pPr>
     <w:tblPr>
       <w:tblStyleRowBandSize w:val="1"/>
       <w:tblStyleColBandSize w:val="1"/>
@@ -10826,6 +9292,7 @@
         <w:b/>
         <w:bCs/>
         <w:i w:val="0"/>
+        <w:iCs w:val="0"/>
         <w:color w:val="FFFFFF" w:themeColor="background1"/>
       </w:rPr>
       <w:tblPr/>
@@ -10846,6 +9313,7 @@
         <w:b/>
         <w:bCs/>
         <w:i w:val="0"/>
+        <w:iCs w:val="0"/>
         <w:color w:val="FFFFFF" w:themeColor="background1"/>
       </w:rPr>
       <w:tblPr/>
@@ -10866,6 +9334,7 @@
         <w:b/>
         <w:bCs/>
         <w:i w:val="0"/>
+        <w:iCs w:val="0"/>
         <w:color w:val="FFFFFF" w:themeColor="background1"/>
       </w:rPr>
       <w:tblPr/>
@@ -10884,6 +9353,7 @@
         <w:b/>
         <w:bCs/>
         <w:i w:val="0"/>
+        <w:iCs w:val="0"/>
         <w:color w:val="FFFFFF" w:themeColor="background1"/>
       </w:rPr>
       <w:tblPr/>
@@ -10933,6 +9403,9 @@
     <w:basedOn w:val="Tabelanormal"/>
     <w:uiPriority w:val="69"/>
     <w:rsid w:val="00CB0664"/>
+    <w:pPr>
+      <w:spacing w:after="0" w:line="240" w:lineRule="auto"/>
+    </w:pPr>
     <w:tblPr>
       <w:tblStyleRowBandSize w:val="1"/>
       <w:tblStyleColBandSize w:val="1"/>
@@ -10953,6 +9426,7 @@
         <w:b/>
         <w:bCs/>
         <w:i w:val="0"/>
+        <w:iCs w:val="0"/>
         <w:color w:val="FFFFFF" w:themeColor="background1"/>
       </w:rPr>
       <w:tblPr/>
@@ -10973,6 +9447,7 @@
         <w:b/>
         <w:bCs/>
         <w:i w:val="0"/>
+        <w:iCs w:val="0"/>
         <w:color w:val="FFFFFF" w:themeColor="background1"/>
       </w:rPr>
       <w:tblPr/>
@@ -10993,6 +9468,7 @@
         <w:b/>
         <w:bCs/>
         <w:i w:val="0"/>
+        <w:iCs w:val="0"/>
         <w:color w:val="FFFFFF" w:themeColor="background1"/>
       </w:rPr>
       <w:tblPr/>
@@ -11011,6 +9487,7 @@
         <w:b/>
         <w:bCs/>
         <w:i w:val="0"/>
+        <w:iCs w:val="0"/>
         <w:color w:val="FFFFFF" w:themeColor="background1"/>
       </w:rPr>
       <w:tblPr/>
@@ -11060,6 +9537,9 @@
     <w:basedOn w:val="Tabelanormal"/>
     <w:uiPriority w:val="69"/>
     <w:rsid w:val="00CB0664"/>
+    <w:pPr>
+      <w:spacing w:after="0" w:line="240" w:lineRule="auto"/>
+    </w:pPr>
     <w:tblPr>
       <w:tblStyleRowBandSize w:val="1"/>
       <w:tblStyleColBandSize w:val="1"/>
@@ -11080,6 +9560,7 @@
         <w:b/>
         <w:bCs/>
         <w:i w:val="0"/>
+        <w:iCs w:val="0"/>
         <w:color w:val="FFFFFF" w:themeColor="background1"/>
       </w:rPr>
       <w:tblPr/>
@@ -11100,6 +9581,7 @@
         <w:b/>
         <w:bCs/>
         <w:i w:val="0"/>
+        <w:iCs w:val="0"/>
         <w:color w:val="FFFFFF" w:themeColor="background1"/>
       </w:rPr>
       <w:tblPr/>
@@ -11120,6 +9602,7 @@
         <w:b/>
         <w:bCs/>
         <w:i w:val="0"/>
+        <w:iCs w:val="0"/>
         <w:color w:val="FFFFFF" w:themeColor="background1"/>
       </w:rPr>
       <w:tblPr/>
@@ -11138,6 +9621,7 @@
         <w:b/>
         <w:bCs/>
         <w:i w:val="0"/>
+        <w:iCs w:val="0"/>
         <w:color w:val="FFFFFF" w:themeColor="background1"/>
       </w:rPr>
       <w:tblPr/>
@@ -11187,6 +9671,9 @@
     <w:basedOn w:val="Tabelanormal"/>
     <w:uiPriority w:val="69"/>
     <w:rsid w:val="00CB0664"/>
+    <w:pPr>
+      <w:spacing w:after="0" w:line="240" w:lineRule="auto"/>
+    </w:pPr>
     <w:tblPr>
       <w:tblStyleRowBandSize w:val="1"/>
       <w:tblStyleColBandSize w:val="1"/>
@@ -11207,6 +9694,7 @@
         <w:b/>
         <w:bCs/>
         <w:i w:val="0"/>
+        <w:iCs w:val="0"/>
         <w:color w:val="FFFFFF" w:themeColor="background1"/>
       </w:rPr>
       <w:tblPr/>
@@ -11227,6 +9715,7 @@
         <w:b/>
         <w:bCs/>
         <w:i w:val="0"/>
+        <w:iCs w:val="0"/>
         <w:color w:val="FFFFFF" w:themeColor="background1"/>
       </w:rPr>
       <w:tblPr/>
@@ -11247,6 +9736,7 @@
         <w:b/>
         <w:bCs/>
         <w:i w:val="0"/>
+        <w:iCs w:val="0"/>
         <w:color w:val="FFFFFF" w:themeColor="background1"/>
       </w:rPr>
       <w:tblPr/>
@@ -11265,6 +9755,7 @@
         <w:b/>
         <w:bCs/>
         <w:i w:val="0"/>
+        <w:iCs w:val="0"/>
         <w:color w:val="FFFFFF" w:themeColor="background1"/>
       </w:rPr>
       <w:tblPr/>
@@ -11314,6 +9805,9 @@
     <w:basedOn w:val="Tabelanormal"/>
     <w:uiPriority w:val="69"/>
     <w:rsid w:val="00CB0664"/>
+    <w:pPr>
+      <w:spacing w:after="0" w:line="240" w:lineRule="auto"/>
+    </w:pPr>
     <w:tblPr>
       <w:tblStyleRowBandSize w:val="1"/>
       <w:tblStyleColBandSize w:val="1"/>
@@ -11334,6 +9828,7 @@
         <w:b/>
         <w:bCs/>
         <w:i w:val="0"/>
+        <w:iCs w:val="0"/>
         <w:color w:val="FFFFFF" w:themeColor="background1"/>
       </w:rPr>
       <w:tblPr/>
@@ -11354,6 +9849,7 @@
         <w:b/>
         <w:bCs/>
         <w:i w:val="0"/>
+        <w:iCs w:val="0"/>
         <w:color w:val="FFFFFF" w:themeColor="background1"/>
       </w:rPr>
       <w:tblPr/>
@@ -11374,6 +9870,7 @@
         <w:b/>
         <w:bCs/>
         <w:i w:val="0"/>
+        <w:iCs w:val="0"/>
         <w:color w:val="FFFFFF" w:themeColor="background1"/>
       </w:rPr>
       <w:tblPr/>
@@ -11392,6 +9889,7 @@
         <w:b/>
         <w:bCs/>
         <w:i w:val="0"/>
+        <w:iCs w:val="0"/>
         <w:color w:val="FFFFFF" w:themeColor="background1"/>
       </w:rPr>
       <w:tblPr/>
@@ -11441,6 +9939,9 @@
     <w:basedOn w:val="Tabelanormal"/>
     <w:uiPriority w:val="69"/>
     <w:rsid w:val="00CB0664"/>
+    <w:pPr>
+      <w:spacing w:after="0" w:line="240" w:lineRule="auto"/>
+    </w:pPr>
     <w:tblPr>
       <w:tblStyleRowBandSize w:val="1"/>
       <w:tblStyleColBandSize w:val="1"/>
@@ -11461,6 +9962,7 @@
         <w:b/>
         <w:bCs/>
         <w:i w:val="0"/>
+        <w:iCs w:val="0"/>
         <w:color w:val="FFFFFF" w:themeColor="background1"/>
       </w:rPr>
       <w:tblPr/>
@@ -11481,6 +9983,7 @@
         <w:b/>
         <w:bCs/>
         <w:i w:val="0"/>
+        <w:iCs w:val="0"/>
         <w:color w:val="FFFFFF" w:themeColor="background1"/>
       </w:rPr>
       <w:tblPr/>
@@ -11501,6 +10004,7 @@
         <w:b/>
         <w:bCs/>
         <w:i w:val="0"/>
+        <w:iCs w:val="0"/>
         <w:color w:val="FFFFFF" w:themeColor="background1"/>
       </w:rPr>
       <w:tblPr/>
@@ -11519,6 +10023,7 @@
         <w:b/>
         <w:bCs/>
         <w:i w:val="0"/>
+        <w:iCs w:val="0"/>
         <w:color w:val="FFFFFF" w:themeColor="background1"/>
       </w:rPr>
       <w:tblPr/>
@@ -11568,6 +10073,9 @@
     <w:basedOn w:val="Tabelanormal"/>
     <w:uiPriority w:val="69"/>
     <w:rsid w:val="00CB0664"/>
+    <w:pPr>
+      <w:spacing w:after="0" w:line="240" w:lineRule="auto"/>
+    </w:pPr>
     <w:tblPr>
       <w:tblStyleRowBandSize w:val="1"/>
       <w:tblStyleColBandSize w:val="1"/>
@@ -11588,6 +10096,7 @@
         <w:b/>
         <w:bCs/>
         <w:i w:val="0"/>
+        <w:iCs w:val="0"/>
         <w:color w:val="FFFFFF" w:themeColor="background1"/>
       </w:rPr>
       <w:tblPr/>
@@ -11608,6 +10117,7 @@
         <w:b/>
         <w:bCs/>
         <w:i w:val="0"/>
+        <w:iCs w:val="0"/>
         <w:color w:val="FFFFFF" w:themeColor="background1"/>
       </w:rPr>
       <w:tblPr/>
@@ -11628,6 +10138,7 @@
         <w:b/>
         <w:bCs/>
         <w:i w:val="0"/>
+        <w:iCs w:val="0"/>
         <w:color w:val="FFFFFF" w:themeColor="background1"/>
       </w:rPr>
       <w:tblPr/>
@@ -11646,6 +10157,7 @@
         <w:b/>
         <w:bCs/>
         <w:i w:val="0"/>
+        <w:iCs w:val="0"/>
         <w:color w:val="FFFFFF" w:themeColor="background1"/>
       </w:rPr>
       <w:tblPr/>
@@ -11695,6 +10207,9 @@
     <w:basedOn w:val="Tabelanormal"/>
     <w:uiPriority w:val="70"/>
     <w:rsid w:val="00CB0664"/>
+    <w:pPr>
+      <w:spacing w:after="0" w:line="240" w:lineRule="auto"/>
+    </w:pPr>
     <w:rPr>
       <w:color w:val="FFFFFF" w:themeColor="background1"/>
     </w:rPr>
@@ -11799,6 +10314,9 @@
     <w:basedOn w:val="Tabelanormal"/>
     <w:uiPriority w:val="70"/>
     <w:rsid w:val="00CB0664"/>
+    <w:pPr>
+      <w:spacing w:after="0" w:line="240" w:lineRule="auto"/>
+    </w:pPr>
     <w:rPr>
       <w:color w:val="FFFFFF" w:themeColor="background1"/>
     </w:rPr>
@@ -11903,6 +10421,9 @@
     <w:basedOn w:val="Tabelanormal"/>
     <w:uiPriority w:val="70"/>
     <w:rsid w:val="00CB0664"/>
+    <w:pPr>
+      <w:spacing w:after="0" w:line="240" w:lineRule="auto"/>
+    </w:pPr>
     <w:rPr>
       <w:color w:val="FFFFFF" w:themeColor="background1"/>
     </w:rPr>
@@ -12007,6 +10528,9 @@
     <w:basedOn w:val="Tabelanormal"/>
     <w:uiPriority w:val="70"/>
     <w:rsid w:val="00CB0664"/>
+    <w:pPr>
+      <w:spacing w:after="0" w:line="240" w:lineRule="auto"/>
+    </w:pPr>
     <w:rPr>
       <w:color w:val="FFFFFF" w:themeColor="background1"/>
     </w:rPr>
@@ -12111,6 +10635,9 @@
     <w:basedOn w:val="Tabelanormal"/>
     <w:uiPriority w:val="70"/>
     <w:rsid w:val="00CB0664"/>
+    <w:pPr>
+      <w:spacing w:after="0" w:line="240" w:lineRule="auto"/>
+    </w:pPr>
     <w:rPr>
       <w:color w:val="FFFFFF" w:themeColor="background1"/>
     </w:rPr>
@@ -12215,6 +10742,9 @@
     <w:basedOn w:val="Tabelanormal"/>
     <w:uiPriority w:val="70"/>
     <w:rsid w:val="00CB0664"/>
+    <w:pPr>
+      <w:spacing w:after="0" w:line="240" w:lineRule="auto"/>
+    </w:pPr>
     <w:rPr>
       <w:color w:val="FFFFFF" w:themeColor="background1"/>
     </w:rPr>
@@ -12319,6 +10849,9 @@
     <w:basedOn w:val="Tabelanormal"/>
     <w:uiPriority w:val="70"/>
     <w:rsid w:val="00CB0664"/>
+    <w:pPr>
+      <w:spacing w:after="0" w:line="240" w:lineRule="auto"/>
+    </w:pPr>
     <w:rPr>
       <w:color w:val="FFFFFF" w:themeColor="background1"/>
     </w:rPr>
@@ -12423,6 +10956,9 @@
     <w:basedOn w:val="Tabelanormal"/>
     <w:uiPriority w:val="71"/>
     <w:rsid w:val="00CB0664"/>
+    <w:pPr>
+      <w:spacing w:after="0" w:line="240" w:lineRule="auto"/>
+    </w:pPr>
     <w:rPr>
       <w:color w:val="000000" w:themeColor="text1"/>
     </w:rPr>
@@ -12484,7 +11020,7 @@
           <w:left w:val="nil"/>
           <w:bottom w:val="nil"/>
           <w:right w:val="nil"/>
-          <w:insideH w:val="single" w:sz="4" w:space="0" w:color="000000" w:themeColor="text1"/>
+          <w:insideH w:val="single" w:sz="4" w:space="0" w:color="000000" w:themeColor="text1" w:themeShade="99"/>
           <w:insideV w:val="nil"/>
         </w:tcBorders>
         <w:shd w:val="clear" w:color="auto" w:fill="000000" w:themeFill="text1" w:themeFillShade="99"/>
@@ -12535,6 +11071,9 @@
     <w:basedOn w:val="Tabelanormal"/>
     <w:uiPriority w:val="71"/>
     <w:rsid w:val="00CB0664"/>
+    <w:pPr>
+      <w:spacing w:after="0" w:line="240" w:lineRule="auto"/>
+    </w:pPr>
     <w:rPr>
       <w:color w:val="000000" w:themeColor="text1"/>
     </w:rPr>
@@ -12596,7 +11135,7 @@
           <w:left w:val="nil"/>
           <w:bottom w:val="nil"/>
           <w:right w:val="nil"/>
-          <w:insideH w:val="single" w:sz="4" w:space="0" w:color="4F81BD" w:themeColor="accent1"/>
+          <w:insideH w:val="single" w:sz="4" w:space="0" w:color="2C4C74" w:themeColor="accent1" w:themeShade="99"/>
           <w:insideV w:val="nil"/>
         </w:tcBorders>
         <w:shd w:val="clear" w:color="auto" w:fill="2C4C74" w:themeFill="accent1" w:themeFillShade="99"/>
@@ -12647,6 +11186,9 @@
     <w:basedOn w:val="Tabelanormal"/>
     <w:uiPriority w:val="71"/>
     <w:rsid w:val="00CB0664"/>
+    <w:pPr>
+      <w:spacing w:after="0" w:line="240" w:lineRule="auto"/>
+    </w:pPr>
     <w:rPr>
       <w:color w:val="000000" w:themeColor="text1"/>
     </w:rPr>
@@ -12708,7 +11250,7 @@
           <w:left w:val="nil"/>
           <w:bottom w:val="nil"/>
           <w:right w:val="nil"/>
-          <w:insideH w:val="single" w:sz="4" w:space="0" w:color="C0504D" w:themeColor="accent2"/>
+          <w:insideH w:val="single" w:sz="4" w:space="0" w:color="772C2A" w:themeColor="accent2" w:themeShade="99"/>
           <w:insideV w:val="nil"/>
         </w:tcBorders>
         <w:shd w:val="clear" w:color="auto" w:fill="772C2A" w:themeFill="accent2" w:themeFillShade="99"/>
@@ -12759,6 +11301,9 @@
     <w:basedOn w:val="Tabelanormal"/>
     <w:uiPriority w:val="71"/>
     <w:rsid w:val="00CB0664"/>
+    <w:pPr>
+      <w:spacing w:after="0" w:line="240" w:lineRule="auto"/>
+    </w:pPr>
     <w:rPr>
       <w:color w:val="000000" w:themeColor="text1"/>
     </w:rPr>
@@ -12820,7 +11365,7 @@
           <w:left w:val="nil"/>
           <w:bottom w:val="nil"/>
           <w:right w:val="nil"/>
-          <w:insideH w:val="single" w:sz="4" w:space="0" w:color="9BBB59" w:themeColor="accent3"/>
+          <w:insideH w:val="single" w:sz="4" w:space="0" w:color="5E7530" w:themeColor="accent3" w:themeShade="99"/>
           <w:insideV w:val="nil"/>
         </w:tcBorders>
         <w:shd w:val="clear" w:color="auto" w:fill="5E7530" w:themeFill="accent3" w:themeFillShade="99"/>
@@ -12861,6 +11406,9 @@
     <w:basedOn w:val="Tabelanormal"/>
     <w:uiPriority w:val="71"/>
     <w:rsid w:val="00CB0664"/>
+    <w:pPr>
+      <w:spacing w:after="0" w:line="240" w:lineRule="auto"/>
+    </w:pPr>
     <w:rPr>
       <w:color w:val="000000" w:themeColor="text1"/>
     </w:rPr>
@@ -12922,7 +11470,7 @@
           <w:left w:val="nil"/>
           <w:bottom w:val="nil"/>
           <w:right w:val="nil"/>
-          <w:insideH w:val="single" w:sz="4" w:space="0" w:color="8064A2" w:themeColor="accent4"/>
+          <w:insideH w:val="single" w:sz="4" w:space="0" w:color="4C3B62" w:themeColor="accent4" w:themeShade="99"/>
           <w:insideV w:val="nil"/>
         </w:tcBorders>
         <w:shd w:val="clear" w:color="auto" w:fill="4C3B62" w:themeFill="accent4" w:themeFillShade="99"/>
@@ -12973,6 +11521,9 @@
     <w:basedOn w:val="Tabelanormal"/>
     <w:uiPriority w:val="71"/>
     <w:rsid w:val="00CB0664"/>
+    <w:pPr>
+      <w:spacing w:after="0" w:line="240" w:lineRule="auto"/>
+    </w:pPr>
     <w:rPr>
       <w:color w:val="000000" w:themeColor="text1"/>
     </w:rPr>
@@ -13034,7 +11585,7 @@
           <w:left w:val="nil"/>
           <w:bottom w:val="nil"/>
           <w:right w:val="nil"/>
-          <w:insideH w:val="single" w:sz="4" w:space="0" w:color="4BACC6" w:themeColor="accent5"/>
+          <w:insideH w:val="single" w:sz="4" w:space="0" w:color="276A7C" w:themeColor="accent5" w:themeShade="99"/>
           <w:insideV w:val="nil"/>
         </w:tcBorders>
         <w:shd w:val="clear" w:color="auto" w:fill="276A7C" w:themeFill="accent5" w:themeFillShade="99"/>
@@ -13085,6 +11636,9 @@
     <w:basedOn w:val="Tabelanormal"/>
     <w:uiPriority w:val="71"/>
     <w:rsid w:val="00CB0664"/>
+    <w:pPr>
+      <w:spacing w:after="0" w:line="240" w:lineRule="auto"/>
+    </w:pPr>
     <w:rPr>
       <w:color w:val="000000" w:themeColor="text1"/>
     </w:rPr>
@@ -13146,7 +11700,7 @@
           <w:left w:val="nil"/>
           <w:bottom w:val="nil"/>
           <w:right w:val="nil"/>
-          <w:insideH w:val="single" w:sz="4" w:space="0" w:color="F79646" w:themeColor="accent6"/>
+          <w:insideH w:val="single" w:sz="4" w:space="0" w:color="B65608" w:themeColor="accent6" w:themeShade="99"/>
           <w:insideV w:val="nil"/>
         </w:tcBorders>
         <w:shd w:val="clear" w:color="auto" w:fill="B65608" w:themeFill="accent6" w:themeFillShade="99"/>
@@ -13197,6 +11751,9 @@
     <w:basedOn w:val="Tabelanormal"/>
     <w:uiPriority w:val="72"/>
     <w:rsid w:val="00CB0664"/>
+    <w:pPr>
+      <w:spacing w:after="0" w:line="240" w:lineRule="auto"/>
+    </w:pPr>
     <w:rPr>
       <w:color w:val="000000" w:themeColor="text1"/>
     </w:rPr>
@@ -13273,6 +11830,9 @@
     <w:basedOn w:val="Tabelanormal"/>
     <w:uiPriority w:val="72"/>
     <w:rsid w:val="00CB0664"/>
+    <w:pPr>
+      <w:spacing w:after="0" w:line="240" w:lineRule="auto"/>
+    </w:pPr>
     <w:rPr>
       <w:color w:val="000000" w:themeColor="text1"/>
     </w:rPr>
@@ -13349,6 +11909,9 @@
     <w:basedOn w:val="Tabelanormal"/>
     <w:uiPriority w:val="72"/>
     <w:rsid w:val="00CB0664"/>
+    <w:pPr>
+      <w:spacing w:after="0" w:line="240" w:lineRule="auto"/>
+    </w:pPr>
     <w:rPr>
       <w:color w:val="000000" w:themeColor="text1"/>
     </w:rPr>
@@ -13425,6 +11988,9 @@
     <w:basedOn w:val="Tabelanormal"/>
     <w:uiPriority w:val="72"/>
     <w:rsid w:val="00CB0664"/>
+    <w:pPr>
+      <w:spacing w:after="0" w:line="240" w:lineRule="auto"/>
+    </w:pPr>
     <w:rPr>
       <w:color w:val="000000" w:themeColor="text1"/>
     </w:rPr>
@@ -13501,6 +12067,9 @@
     <w:basedOn w:val="Tabelanormal"/>
     <w:uiPriority w:val="72"/>
     <w:rsid w:val="00CB0664"/>
+    <w:pPr>
+      <w:spacing w:after="0" w:line="240" w:lineRule="auto"/>
+    </w:pPr>
     <w:rPr>
       <w:color w:val="000000" w:themeColor="text1"/>
     </w:rPr>
@@ -13577,6 +12146,9 @@
     <w:basedOn w:val="Tabelanormal"/>
     <w:uiPriority w:val="72"/>
     <w:rsid w:val="00CB0664"/>
+    <w:pPr>
+      <w:spacing w:after="0" w:line="240" w:lineRule="auto"/>
+    </w:pPr>
     <w:rPr>
       <w:color w:val="000000" w:themeColor="text1"/>
     </w:rPr>
@@ -13653,6 +12225,9 @@
     <w:basedOn w:val="Tabelanormal"/>
     <w:uiPriority w:val="72"/>
     <w:rsid w:val="00CB0664"/>
+    <w:pPr>
+      <w:spacing w:after="0" w:line="240" w:lineRule="auto"/>
+    </w:pPr>
     <w:rPr>
       <w:color w:val="000000" w:themeColor="text1"/>
     </w:rPr>
@@ -13729,6 +12304,9 @@
     <w:basedOn w:val="Tabelanormal"/>
     <w:uiPriority w:val="73"/>
     <w:rsid w:val="00CB0664"/>
+    <w:pPr>
+      <w:spacing w:after="0" w:line="240" w:lineRule="auto"/>
+    </w:pPr>
     <w:rPr>
       <w:color w:val="000000" w:themeColor="text1"/>
     </w:rPr>
@@ -13799,6 +12377,9 @@
     <w:basedOn w:val="Tabelanormal"/>
     <w:uiPriority w:val="73"/>
     <w:rsid w:val="00CB0664"/>
+    <w:pPr>
+      <w:spacing w:after="0" w:line="240" w:lineRule="auto"/>
+    </w:pPr>
     <w:rPr>
       <w:color w:val="000000" w:themeColor="text1"/>
     </w:rPr>
@@ -13869,6 +12450,9 @@
     <w:basedOn w:val="Tabelanormal"/>
     <w:uiPriority w:val="73"/>
     <w:rsid w:val="00CB0664"/>
+    <w:pPr>
+      <w:spacing w:after="0" w:line="240" w:lineRule="auto"/>
+    </w:pPr>
     <w:rPr>
       <w:color w:val="000000" w:themeColor="text1"/>
     </w:rPr>
@@ -13939,6 +12523,9 @@
     <w:basedOn w:val="Tabelanormal"/>
     <w:uiPriority w:val="73"/>
     <w:rsid w:val="00CB0664"/>
+    <w:pPr>
+      <w:spacing w:after="0" w:line="240" w:lineRule="auto"/>
+    </w:pPr>
     <w:rPr>
       <w:color w:val="000000" w:themeColor="text1"/>
     </w:rPr>
@@ -14009,6 +12596,9 @@
     <w:basedOn w:val="Tabelanormal"/>
     <w:uiPriority w:val="73"/>
     <w:rsid w:val="00CB0664"/>
+    <w:pPr>
+      <w:spacing w:after="0" w:line="240" w:lineRule="auto"/>
+    </w:pPr>
     <w:rPr>
       <w:color w:val="000000" w:themeColor="text1"/>
     </w:rPr>
@@ -14079,6 +12669,9 @@
     <w:basedOn w:val="Tabelanormal"/>
     <w:uiPriority w:val="73"/>
     <w:rsid w:val="00CB0664"/>
+    <w:pPr>
+      <w:spacing w:after="0" w:line="240" w:lineRule="auto"/>
+    </w:pPr>
     <w:rPr>
       <w:color w:val="000000" w:themeColor="text1"/>
     </w:rPr>
@@ -14149,6 +12742,9 @@
     <w:basedOn w:val="Tabelanormal"/>
     <w:uiPriority w:val="73"/>
     <w:rsid w:val="00CB0664"/>
+    <w:pPr>
+      <w:spacing w:after="0" w:line="240" w:lineRule="auto"/>
+    </w:pPr>
     <w:rPr>
       <w:color w:val="000000" w:themeColor="text1"/>
     </w:rPr>
@@ -14222,10 +12818,10 @@
   <a:themeElements>
     <a:clrScheme name="Office">
       <a:dk1>
-        <a:srgbClr val="000000"/>
+        <a:sysClr val="windowText" lastClr="000000"/>
       </a:dk1>
       <a:lt1>
-        <a:srgbClr val="FFFFFF"/>
+        <a:sysClr val="window" lastClr="FFFFFF"/>
       </a:lt1>
       <a:dk2>
         <a:srgbClr val="1F497D"/>
@@ -14263,130 +12859,276 @@
         <a:latin typeface="Calibri"/>
         <a:ea typeface=""/>
         <a:cs typeface=""/>
+        <a:font script="Jpan" typeface="ＭＳ ゴシック"/>
+        <a:font script="Hang" typeface="맑은 고딕"/>
+        <a:font script="Hans" typeface="宋体"/>
+        <a:font script="Hant" typeface="新細明體"/>
+        <a:font script="Arab" typeface="Times New Roman"/>
+        <a:font script="Hebr" typeface="Times New Roman"/>
+        <a:font script="Thai" typeface="Angsana New"/>
+        <a:font script="Ethi" typeface="Nyala"/>
+        <a:font script="Beng" typeface="Vrinda"/>
+        <a:font script="Gujr" typeface="Shruti"/>
+        <a:font script="Khmr" typeface="MoolBoran"/>
+        <a:font script="Knda" typeface="Tunga"/>
+        <a:font script="Guru" typeface="Raavi"/>
+        <a:font script="Cans" typeface="Euphemia"/>
+        <a:font script="Cher" typeface="Plantagenet Cherokee"/>
+        <a:font script="Yiii" typeface="Microsoft Yi Baiti"/>
+        <a:font script="Tibt" typeface="Microsoft Himalaya"/>
+        <a:font script="Thaa" typeface="MV Boli"/>
+        <a:font script="Deva" typeface="Mangal"/>
+        <a:font script="Telu" typeface="Gautami"/>
+        <a:font script="Taml" typeface="Latha"/>
+        <a:font script="Syrc" typeface="Estrangelo Edessa"/>
+        <a:font script="Orya" typeface="Kalinga"/>
+        <a:font script="Mlym" typeface="Kartika"/>
+        <a:font script="Laoo" typeface="DokChampa"/>
+        <a:font script="Sinh" typeface="Iskoola Pota"/>
+        <a:font script="Mong" typeface="Mongolian Baiti"/>
+        <a:font script="Viet" typeface="Times New Roman"/>
+        <a:font script="Uigh" typeface="Microsoft Uighur"/>
+        <a:font script="Geor" typeface="Sylfaen"/>
       </a:majorFont>
       <a:minorFont>
         <a:latin typeface="Cambria"/>
         <a:ea typeface=""/>
         <a:cs typeface=""/>
+        <a:font script="Jpan" typeface="ＭＳ 明朝"/>
+        <a:font script="Hang" typeface="맑은 고딕"/>
+        <a:font script="Hans" typeface="宋体"/>
+        <a:font script="Hant" typeface="新細明體"/>
+        <a:font script="Arab" typeface="Arial"/>
+        <a:font script="Hebr" typeface="Arial"/>
+        <a:font script="Thai" typeface="Cordia New"/>
+        <a:font script="Ethi" typeface="Nyala"/>
+        <a:font script="Beng" typeface="Vrinda"/>
+        <a:font script="Gujr" typeface="Shruti"/>
+        <a:font script="Khmr" typeface="DaunPenh"/>
+        <a:font script="Knda" typeface="Tunga"/>
+        <a:font script="Guru" typeface="Raavi"/>
+        <a:font script="Cans" typeface="Euphemia"/>
+        <a:font script="Cher" typeface="Plantagenet Cherokee"/>
+        <a:font script="Yiii" typeface="Microsoft Yi Baiti"/>
+        <a:font script="Tibt" typeface="Microsoft Himalaya"/>
+        <a:font script="Thaa" typeface="MV Boli"/>
+        <a:font script="Deva" typeface="Mangal"/>
+        <a:font script="Telu" typeface="Gautami"/>
+        <a:font script="Taml" typeface="Latha"/>
+        <a:font script="Syrc" typeface="Estrangelo Edessa"/>
+        <a:font script="Orya" typeface="Kalinga"/>
+        <a:font script="Mlym" typeface="Kartika"/>
+        <a:font script="Laoo" typeface="DokChampa"/>
+        <a:font script="Sinh" typeface="Iskoola Pota"/>
+        <a:font script="Mong" typeface="Mongolian Baiti"/>
+        <a:font script="Viet" typeface="Arial"/>
+        <a:font script="Uigh" typeface="Microsoft Uighur"/>
+        <a:font script="Geor" typeface="Sylfaen"/>
       </a:minorFont>
     </a:fontScheme>
-    <a:fmtScheme>
+    <a:fmtScheme name="Office">
       <a:fillStyleLst>
         <a:solidFill>
           <a:schemeClr val="phClr"/>
         </a:solidFill>
-        <a:gradFill>
+        <a:gradFill rotWithShape="1">
           <a:gsLst>
             <a:gs pos="0">
               <a:schemeClr val="phClr">
                 <a:tint val="50000"/>
+                <a:satMod val="300000"/>
               </a:schemeClr>
             </a:gs>
             <a:gs pos="35000">
               <a:schemeClr val="phClr">
                 <a:tint val="37000"/>
+                <a:satMod val="300000"/>
               </a:schemeClr>
             </a:gs>
             <a:gs pos="100000">
               <a:schemeClr val="phClr">
                 <a:tint val="15000"/>
+                <a:satMod val="350000"/>
               </a:schemeClr>
             </a:gs>
           </a:gsLst>
           <a:lin ang="16200000" scaled="1"/>
-          <a:tileRect/>
         </a:gradFill>
-        <a:gradFill>
+        <a:gradFill rotWithShape="1">
           <a:gsLst>
             <a:gs pos="0">
               <a:schemeClr val="phClr">
                 <a:tint val="100000"/>
                 <a:shade val="100000"/>
+                <a:satMod val="130000"/>
               </a:schemeClr>
             </a:gs>
             <a:gs pos="100000">
               <a:schemeClr val="phClr">
                 <a:tint val="50000"/>
                 <a:shade val="100000"/>
+                <a:satMod val="350000"/>
               </a:schemeClr>
             </a:gs>
           </a:gsLst>
           <a:lin ang="16200000" scaled="0"/>
-          <a:tileRect/>
         </a:gradFill>
       </a:fillStyleLst>
       <a:lnStyleLst>
         <a:ln w="9525" cap="flat" cmpd="sng" algn="ctr">
+          <a:solidFill>
+            <a:schemeClr val="phClr">
+              <a:shade val="95000"/>
+              <a:satMod val="105000"/>
+            </a:schemeClr>
+          </a:solidFill>
           <a:prstDash val="solid"/>
         </a:ln>
         <a:ln w="25400" cap="flat" cmpd="sng" algn="ctr">
+          <a:solidFill>
+            <a:schemeClr val="phClr"/>
+          </a:solidFill>
           <a:prstDash val="solid"/>
         </a:ln>
         <a:ln w="38100" cap="flat" cmpd="sng" algn="ctr">
+          <a:solidFill>
+            <a:schemeClr val="phClr"/>
+          </a:solidFill>
           <a:prstDash val="solid"/>
         </a:ln>
       </a:lnStyleLst>
       <a:effectStyleLst>
         <a:effectStyle>
-          <a:effectLst/>
+          <a:effectLst>
+            <a:outerShdw blurRad="40000" dist="20000" dir="5400000" rotWithShape="0">
+              <a:srgbClr val="000000">
+                <a:alpha val="38000"/>
+              </a:srgbClr>
+            </a:outerShdw>
+          </a:effectLst>
         </a:effectStyle>
         <a:effectStyle>
-          <a:effectLst/>
+          <a:effectLst>
+            <a:outerShdw blurRad="40000" dist="23000" dir="5400000" rotWithShape="0">
+              <a:srgbClr val="000000">
+                <a:alpha val="35000"/>
+              </a:srgbClr>
+            </a:outerShdw>
+          </a:effectLst>
         </a:effectStyle>
         <a:effectStyle>
-          <a:effectLst/>
+          <a:effectLst>
+            <a:outerShdw blurRad="40000" dist="23000" dir="5400000" rotWithShape="0">
+              <a:srgbClr val="000000">
+                <a:alpha val="35000"/>
+              </a:srgbClr>
+            </a:outerShdw>
+          </a:effectLst>
+          <a:scene3d>
+            <a:camera prst="orthographicFront">
+              <a:rot lat="0" lon="0" rev="0"/>
+            </a:camera>
+            <a:lightRig rig="threePt" dir="t">
+              <a:rot lat="0" lon="0" rev="1200000"/>
+            </a:lightRig>
+          </a:scene3d>
+          <a:sp3d>
+            <a:bevelT w="63500" h="25400"/>
+          </a:sp3d>
         </a:effectStyle>
       </a:effectStyleLst>
       <a:bgFillStyleLst>
         <a:solidFill>
           <a:schemeClr val="phClr"/>
         </a:solidFill>
-        <a:gradFill>
+        <a:gradFill rotWithShape="1">
           <a:gsLst>
             <a:gs pos="0">
               <a:schemeClr val="phClr">
                 <a:tint val="40000"/>
+                <a:satMod val="350000"/>
               </a:schemeClr>
             </a:gs>
             <a:gs pos="40000">
               <a:schemeClr val="phClr">
                 <a:tint val="45000"/>
                 <a:shade val="99000"/>
+                <a:satMod val="350000"/>
               </a:schemeClr>
             </a:gs>
             <a:gs pos="100000">
               <a:schemeClr val="phClr">
                 <a:shade val="20000"/>
+                <a:satMod val="255000"/>
               </a:schemeClr>
             </a:gs>
           </a:gsLst>
           <a:path path="circle">
             <a:fillToRect l="50000" t="-80000" r="50000" b="180000"/>
           </a:path>
-          <a:tileRect/>
         </a:gradFill>
-        <a:gradFill>
+        <a:gradFill rotWithShape="1">
           <a:gsLst>
             <a:gs pos="0">
               <a:schemeClr val="phClr">
                 <a:tint val="80000"/>
+                <a:satMod val="300000"/>
               </a:schemeClr>
             </a:gs>
             <a:gs pos="100000">
               <a:schemeClr val="phClr">
                 <a:shade val="30000"/>
+                <a:satMod val="200000"/>
               </a:schemeClr>
             </a:gs>
           </a:gsLst>
           <a:path path="circle">
             <a:fillToRect l="50000" t="50000" r="50000" b="50000"/>
           </a:path>
-          <a:tileRect/>
         </a:gradFill>
       </a:bgFillStyleLst>
     </a:fmtScheme>
   </a:themeElements>
-  <a:objectDefaults/>
+  <a:objectDefaults>
+    <a:spDef>
+      <a:spPr/>
+      <a:bodyPr/>
+      <a:lstStyle/>
+      <a:style>
+        <a:lnRef idx="1">
+          <a:schemeClr val="accent1"/>
+        </a:lnRef>
+        <a:fillRef idx="3">
+          <a:schemeClr val="accent1"/>
+        </a:fillRef>
+        <a:effectRef idx="2">
+          <a:schemeClr val="accent1"/>
+        </a:effectRef>
+        <a:fontRef idx="minor">
+          <a:schemeClr val="lt1"/>
+        </a:fontRef>
+      </a:style>
+    </a:spDef>
+    <a:lnDef>
+      <a:spPr/>
+      <a:bodyPr/>
+      <a:lstStyle/>
+      <a:style>
+        <a:lnRef idx="2">
+          <a:schemeClr val="accent1"/>
+        </a:lnRef>
+        <a:fillRef idx="0">
+          <a:schemeClr val="accent1"/>
+        </a:fillRef>
+        <a:effectRef idx="1">
+          <a:schemeClr val="accent1"/>
+        </a:effectRef>
+        <a:fontRef idx="minor">
+          <a:schemeClr val="tx1"/>
+        </a:fontRef>
+      </a:style>
+    </a:lnDef>
+  </a:objectDefaults>
   <a:extraClrSchemeLst/>
 </a:theme>
 </file>

--- a/docs/Raphael_Kaique_Dias_Santos_-_Resume.docx
+++ b/docs/Raphael_Kaique_Dias_Santos_-_Resume.docx
@@ -46,7 +46,14 @@
           <w:b/>
           <w:sz w:val="22"/>
         </w:rPr>
-        <w:t>Senior Backend Engineer | Software Engineer</w:t>
+        <w:t xml:space="preserve">Product Specialist </w:t>
+      </w:r>
+      <w:r>
+        <w:rPr>
+          <w:b/>
+          <w:sz w:val="22"/>
+        </w:rPr>
+        <w:t>| Software Engineer</w:t>
       </w:r>
     </w:p>
     <w:p>
@@ -606,13 +613,7 @@
         <w:t>Developed REST/SOAP APIs, web services, and system integrations using PHP, JavaScript</w:t>
       </w:r>
       <w:r>
-        <w:t xml:space="preserve">, MySQL, </w:t>
-      </w:r>
-      <w:r>
-        <w:t>C#/.NET, ASP.NE</w:t>
-      </w:r>
-      <w:r>
-        <w:t>T and MS SQL Server</w:t>
+        <w:t>, MySQL, C#/.NET, ASP.NET and MS SQL Server</w:t>
       </w:r>
       <w:r>
         <w:t>.</w:t>
@@ -839,10 +840,7 @@
         <w:t>ABAP</w:t>
       </w:r>
       <w:r>
-        <w:t xml:space="preserve"> and </w:t>
-      </w:r>
-      <w:r>
-        <w:t>SQLite</w:t>
+        <w:t xml:space="preserve"> and SQLite</w:t>
       </w:r>
       <w:r>
         <w:t>.</w:t>
@@ -886,53 +884,92 @@
         <w:rPr>
           <w:b/>
         </w:rPr>
-        <w:t xml:space="preserve">Bachelor’s Degree in Computer </w:t>
-      </w:r>
-      <w:proofErr w:type="gramStart"/>
+        <w:t>Postgraduate</w:t>
+      </w:r>
       <w:r>
         <w:rPr>
           <w:b/>
         </w:rPr>
-        <w:t>Science</w:t>
-      </w:r>
-      <w:r>
-        <w:t xml:space="preserve">  |</w:t>
-      </w:r>
-      <w:proofErr w:type="gramEnd"/>
-      <w:r>
-        <w:t xml:space="preserve">  UNIAMÉRICA — Centro </w:t>
+        <w:t xml:space="preserve">’s Degree in </w:t>
+      </w:r>
+      <w:r>
+        <w:rPr>
+          <w:b/>
+        </w:rPr>
+        <w:t xml:space="preserve">Software </w:t>
       </w:r>
       <w:proofErr w:type="spellStart"/>
       <w:r>
-        <w:t>Universitário</w:t>
+        <w:rPr>
+          <w:b/>
+        </w:rPr>
+        <w:t>Archtecture</w:t>
       </w:r>
       <w:proofErr w:type="spellEnd"/>
       <w:r>
+        <w:t xml:space="preserve">  |  </w:t>
+      </w:r>
+      <w:r>
+        <w:t>FI</w:t>
+      </w:r>
+      <w:r>
+        <w:t>A</w:t>
+      </w:r>
+      <w:r>
+        <w:t>P</w:t>
+      </w:r>
+      <w:r>
+        <w:t xml:space="preserve"> — </w:t>
+      </w:r>
+      <w:proofErr w:type="spellStart"/>
+      <w:r>
+        <w:t>Faculdade</w:t>
+      </w:r>
+      <w:proofErr w:type="spellEnd"/>
+      <w:r>
+        <w:t xml:space="preserve"> de </w:t>
+      </w:r>
+      <w:proofErr w:type="spellStart"/>
+      <w:r>
+        <w:t>Informática</w:t>
+      </w:r>
+      <w:proofErr w:type="spellEnd"/>
+      <w:r>
+        <w:t xml:space="preserve"> e </w:t>
+      </w:r>
+      <w:proofErr w:type="spellStart"/>
+      <w:r>
+        <w:t>Administração</w:t>
+      </w:r>
+      <w:proofErr w:type="spellEnd"/>
+      <w:r>
         <w:t xml:space="preserve"> </w:t>
       </w:r>
       <w:proofErr w:type="spellStart"/>
       <w:r>
-        <w:t>União</w:t>
+        <w:t>Paulista</w:t>
       </w:r>
       <w:proofErr w:type="spellEnd"/>
       <w:r>
-        <w:t xml:space="preserve"> das </w:t>
-      </w:r>
-      <w:proofErr w:type="spellStart"/>
-      <w:r>
-        <w:t>Américas</w:t>
-      </w:r>
-      <w:proofErr w:type="spellEnd"/>
-      <w:r>
-        <w:t xml:space="preserve"> </w:t>
-      </w:r>
-      <w:proofErr w:type="spellStart"/>
-      <w:r>
-        <w:t>Descomplica</w:t>
-      </w:r>
-      <w:proofErr w:type="spellEnd"/>
-      <w:r>
-        <w:t xml:space="preserve"> | Jun 2024 – Dec 2028</w:t>
+        <w:t xml:space="preserve"> | </w:t>
+      </w:r>
+      <w:r>
+        <w:t>Dec</w:t>
+      </w:r>
+      <w:r>
+        <w:t xml:space="preserve"> 202</w:t>
+      </w:r>
+      <w:r>
+        <w:t>6</w:t>
+      </w:r>
+      <w:r>
+        <w:t xml:space="preserve"> – </w:t>
+      </w:r>
+      <w:r>
+        <w:t>Jan</w:t>
+      </w:r>
+      <w:r>
+        <w:t xml:space="preserve"> 2028</w:t>
       </w:r>
     </w:p>
     <w:p>
@@ -1009,62 +1046,6 @@
       <w:proofErr w:type="gramEnd"/>
       <w:r>
         <w:t xml:space="preserve"> and networking, monitoring and observability, containerization and orchestration, security, and software delivery practices.</w:t>
-      </w:r>
-    </w:p>
-    <w:p>
-      <w:pPr>
-        <w:spacing w:before="60"/>
-        <w:rPr>
-          <w:rFonts w:hint="eastAsia"/>
-        </w:rPr>
-      </w:pPr>
-      <w:r>
-        <w:rPr>
-          <w:b/>
-        </w:rPr>
-        <w:t xml:space="preserve">Technology Degree in Industrial </w:t>
-      </w:r>
-      <w:proofErr w:type="gramStart"/>
-      <w:r>
-        <w:rPr>
-          <w:b/>
-        </w:rPr>
-        <w:t>Mechatronics</w:t>
-      </w:r>
-      <w:r>
-        <w:t xml:space="preserve">  |</w:t>
-      </w:r>
-      <w:proofErr w:type="gramEnd"/>
-      <w:r>
-        <w:t xml:space="preserve">  UNIAN — </w:t>
-      </w:r>
-      <w:proofErr w:type="spellStart"/>
-      <w:r>
-        <w:t>Universidade</w:t>
-      </w:r>
-      <w:proofErr w:type="spellEnd"/>
-      <w:r>
-        <w:t xml:space="preserve"> </w:t>
-      </w:r>
-      <w:proofErr w:type="spellStart"/>
-      <w:r>
-        <w:t>Anhanguera</w:t>
-      </w:r>
-      <w:proofErr w:type="spellEnd"/>
-      <w:r>
-        <w:t xml:space="preserve"> | Jun 2018 – Dec 2020</w:t>
-      </w:r>
-    </w:p>
-    <w:p>
-      <w:pPr>
-        <w:spacing w:after="20"/>
-        <w:ind w:left="216"/>
-        <w:rPr>
-          <w:rFonts w:hint="eastAsia"/>
-        </w:rPr>
-      </w:pPr>
-      <w:r>
-        <w:t>Multidisciplinary training integrating mechanical, electrical, electronic, automation, and computing technologies for automated and robotic systems, including industrial automation, systems integration, prototyping, programming, robotics, and automated machinery.</w:t>
       </w:r>
     </w:p>
     <w:p>

--- a/docs/Raphael_Kaique_Dias_Santos_-_Resume.docx
+++ b/docs/Raphael_Kaique_Dias_Santos_-_Resume.docx
@@ -46,14 +46,14 @@
           <w:b/>
           <w:sz w:val="22"/>
         </w:rPr>
-        <w:t xml:space="preserve">Product Specialist </w:t>
+        <w:t xml:space="preserve">Backend </w:t>
       </w:r>
       <w:r>
         <w:rPr>
           <w:b/>
           <w:sz w:val="22"/>
         </w:rPr>
-        <w:t>| Software Engineer</w:t>
+        <w:t>Software Engineer</w:t>
       </w:r>
     </w:p>
     <w:p>
@@ -210,7 +210,7 @@
         <w:t xml:space="preserve">Databases: </w:t>
       </w:r>
       <w:r>
-        <w:t>PostgreSQL, SQLite, MongoDB, Redis, Neo4j, Oracle</w:t>
+        <w:t>PostgreSQL, MySQL, Microsoft SQL Server, SQLite, MongoDB, Redis, Neo4j, Oracle</w:t>
       </w:r>
     </w:p>
     <w:p>
@@ -266,7 +266,7 @@
         <w:t xml:space="preserve">Infrastructure &amp; Cloud: </w:t>
       </w:r>
       <w:r>
-        <w:t>Linux, Shell Scripting, NGINX, Apache, Docker/Compose, Git, GitHub, GitLab, Jenkins CI/CD, SSH, Virtualization, Cloud Environments</w:t>
+        <w:t>Linux, Shell Scripting, NGINX, Apache, Docker/Compose, Git, GitHub, GitLab, Jenkins CI/CD, SSH, Virtualization, AWS, GCP, Azure</w:t>
       </w:r>
     </w:p>
     <w:p>
@@ -326,7 +326,7 @@
         <w:t>Angular, C#</w:t>
       </w:r>
       <w:r>
-        <w:t>/ASP.Net</w:t>
+        <w:t>/ASP.NET</w:t>
       </w:r>
       <w:r>
         <w:t>/.NET, C/C++, Python, Qt/QML, IoT, Telemetry, CAN/</w:t>
@@ -613,7 +613,7 @@
         <w:t>Developed REST/SOAP APIs, web services, and system integrations using PHP, JavaScript</w:t>
       </w:r>
       <w:r>
-        <w:t>, MySQL, C#/.NET, ASP.NET and MS SQL Server</w:t>
+        <w:t>, MySQL, C#/.NET, ASP.NET, and Microsoft SQL Server</w:t>
       </w:r>
       <w:r>
         <w:t>.</w:t>
@@ -840,7 +840,7 @@
         <w:t>ABAP</w:t>
       </w:r>
       <w:r>
-        <w:t xml:space="preserve"> and SQLite</w:t>
+        <w:t xml:space="preserve">, and SQLite</w:t>
       </w:r>
       <w:r>
         <w:t>.</w:t>
@@ -890,7 +890,7 @@
         <w:rPr>
           <w:b/>
         </w:rPr>
-        <w:t xml:space="preserve">’s Degree in </w:t>
+        <w:t xml:space="preserve"> Degree in </w:t>
       </w:r>
       <w:r>
         <w:rPr>
@@ -903,7 +903,7 @@
         <w:rPr>
           <w:b/>
         </w:rPr>
-        <w:t>Archtecture</w:t>
+        <w:t>Architecture</w:t>
       </w:r>
       <w:proofErr w:type="spellEnd"/>
       <w:r>
